--- a/zephyr总结.docx
+++ b/zephyr总结.docx
@@ -3650,6 +3650,7 @@
     <w:p>
       <w:pPr>
         <w:numPr>
+          <w:ilvl w:val="0"/>
           <w:numId w:val="0"/>
         </w:numPr>
         <w:rPr>
@@ -3663,6 +3664,7 @@
       <w:pPr>
         <w:widowControl w:val="0"/>
         <w:numPr>
+          <w:ilvl w:val="0"/>
           <w:numId w:val="0"/>
         </w:numPr>
         <w:jc w:val="both"/>
@@ -4157,6 +4159,7 @@
       <w:pPr>
         <w:widowControl w:val="0"/>
         <w:numPr>
+          <w:ilvl w:val="0"/>
           <w:numId w:val="0"/>
         </w:numPr>
         <w:jc w:val="both"/>
@@ -4198,6 +4201,7 @@
       <w:pPr>
         <w:widowControl w:val="0"/>
         <w:numPr>
+          <w:ilvl w:val="0"/>
           <w:numId w:val="0"/>
         </w:numPr>
         <w:ind w:leftChars="0"/>
@@ -4326,6 +4330,151 @@
           <w:szCs w:val="18"/>
           <w:lang w:val="en-US" w:eastAsia="zh-CN"/>
         </w:rPr>
+        <w:t># I2C配置项</w:t>
+      </w:r>
+    </w:p>
+    <w:p>
+      <w:pPr>
+        <w:rPr>
+          <w:rFonts w:hint="default" w:ascii="微软雅黑 Light" w:hAnsi="微软雅黑 Light" w:eastAsia="微软雅黑 Light" w:cs="微软雅黑 Light"/>
+          <w:sz w:val="18"/>
+          <w:szCs w:val="18"/>
+          <w:lang w:val="en-US" w:eastAsia="zh-CN"/>
+        </w:rPr>
+      </w:pPr>
+      <w:r>
+        <w:rPr>
+          <w:rFonts w:hint="default" w:ascii="微软雅黑 Light" w:hAnsi="微软雅黑 Light" w:eastAsia="微软雅黑 Light" w:cs="微软雅黑 Light"/>
+          <w:sz w:val="18"/>
+          <w:szCs w:val="18"/>
+          <w:lang w:val="en-US" w:eastAsia="zh-CN"/>
+        </w:rPr>
+        <w:t>CONFIG_I2C</w:t>
+      </w:r>
+    </w:p>
+    <w:p>
+      <w:pPr>
+        <w:rPr>
+          <w:rFonts w:hint="default" w:ascii="微软雅黑 Light" w:hAnsi="微软雅黑 Light" w:eastAsia="微软雅黑 Light" w:cs="微软雅黑 Light"/>
+          <w:sz w:val="18"/>
+          <w:szCs w:val="18"/>
+          <w:lang w:val="en-US" w:eastAsia="zh-CN"/>
+        </w:rPr>
+      </w:pPr>
+      <w:r>
+        <w:rPr>
+          <w:rFonts w:hint="default" w:ascii="微软雅黑 Light" w:hAnsi="微软雅黑 Light" w:eastAsia="微软雅黑 Light" w:cs="微软雅黑 Light"/>
+          <w:sz w:val="18"/>
+          <w:szCs w:val="18"/>
+          <w:lang w:val="en-US" w:eastAsia="zh-CN"/>
+        </w:rPr>
+        <w:t># STM32 I2C</w:t>
+      </w:r>
+    </w:p>
+    <w:p>
+      <w:pPr>
+        <w:rPr>
+          <w:rFonts w:hint="default" w:ascii="微软雅黑 Light" w:hAnsi="微软雅黑 Light" w:eastAsia="微软雅黑 Light" w:cs="微软雅黑 Light"/>
+          <w:sz w:val="18"/>
+          <w:szCs w:val="18"/>
+          <w:lang w:val="en-US" w:eastAsia="zh-CN"/>
+        </w:rPr>
+      </w:pPr>
+      <w:r>
+        <w:rPr>
+          <w:rFonts w:hint="default" w:ascii="微软雅黑 Light" w:hAnsi="微软雅黑 Light" w:eastAsia="微软雅黑 Light" w:cs="微软雅黑 Light"/>
+          <w:sz w:val="18"/>
+          <w:szCs w:val="18"/>
+          <w:lang w:val="en-US" w:eastAsia="zh-CN"/>
+        </w:rPr>
+        <w:t>CONFIG_I2C_STM32</w:t>
+      </w:r>
+    </w:p>
+    <w:p>
+      <w:pPr>
+        <w:rPr>
+          <w:rFonts w:hint="default" w:ascii="微软雅黑 Light" w:hAnsi="微软雅黑 Light" w:eastAsia="微软雅黑 Light" w:cs="微软雅黑 Light"/>
+          <w:sz w:val="18"/>
+          <w:szCs w:val="18"/>
+          <w:lang w:val="en-US" w:eastAsia="zh-CN"/>
+        </w:rPr>
+      </w:pPr>
+      <w:r>
+        <w:rPr>
+          <w:rFonts w:hint="default" w:ascii="微软雅黑 Light" w:hAnsi="微软雅黑 Light" w:eastAsia="微软雅黑 Light" w:cs="微软雅黑 Light"/>
+          <w:sz w:val="18"/>
+          <w:szCs w:val="18"/>
+          <w:lang w:val="en-US" w:eastAsia="zh-CN"/>
+        </w:rPr>
+        <w:t>CONFIG_I2C_STM32_V2_TIMING</w:t>
+      </w:r>
+    </w:p>
+    <w:p>
+      <w:pPr>
+        <w:rPr>
+          <w:rFonts w:hint="default" w:ascii="微软雅黑 Light" w:hAnsi="微软雅黑 Light" w:eastAsia="微软雅黑 Light" w:cs="微软雅黑 Light"/>
+          <w:sz w:val="18"/>
+          <w:szCs w:val="18"/>
+          <w:lang w:val="en-US" w:eastAsia="zh-CN"/>
+        </w:rPr>
+      </w:pPr>
+      <w:r>
+        <w:rPr>
+          <w:rFonts w:hint="default" w:ascii="微软雅黑 Light" w:hAnsi="微软雅黑 Light" w:eastAsia="微软雅黑 Light" w:cs="微软雅黑 Light"/>
+          <w:sz w:val="18"/>
+          <w:szCs w:val="18"/>
+          <w:lang w:val="en-US" w:eastAsia="zh-CN"/>
+        </w:rPr>
+        <w:t># NRF I2C</w:t>
+      </w:r>
+    </w:p>
+    <w:p>
+      <w:pPr>
+        <w:rPr>
+          <w:rFonts w:hint="default" w:ascii="微软雅黑 Light" w:hAnsi="微软雅黑 Light" w:eastAsia="微软雅黑 Light" w:cs="微软雅黑 Light"/>
+          <w:sz w:val="18"/>
+          <w:szCs w:val="18"/>
+          <w:lang w:val="en-US" w:eastAsia="zh-CN"/>
+        </w:rPr>
+      </w:pPr>
+      <w:r>
+        <w:rPr>
+          <w:rFonts w:hint="default" w:ascii="微软雅黑 Light" w:hAnsi="微软雅黑 Light" w:eastAsia="微软雅黑 Light" w:cs="微软雅黑 Light"/>
+          <w:sz w:val="18"/>
+          <w:szCs w:val="18"/>
+          <w:lang w:val="en-US" w:eastAsia="zh-CN"/>
+        </w:rPr>
+        <w:t>CONFIG_I2C_NRFX</w:t>
+      </w:r>
+    </w:p>
+    <w:p>
+      <w:pPr>
+        <w:rPr>
+          <w:rFonts w:hint="eastAsia" w:ascii="微软雅黑 Light" w:hAnsi="微软雅黑 Light" w:eastAsia="微软雅黑 Light" w:cs="微软雅黑 Light"/>
+          <w:sz w:val="18"/>
+          <w:szCs w:val="18"/>
+          <w:lang w:val="en-US" w:eastAsia="zh-CN"/>
+        </w:rPr>
+      </w:pPr>
+      <w:bookmarkStart w:id="3" w:name="_GoBack"/>
+      <w:bookmarkEnd w:id="3"/>
+    </w:p>
+    <w:p>
+      <w:pPr>
+        <w:rPr>
+          <w:rFonts w:hint="eastAsia" w:ascii="微软雅黑 Light" w:hAnsi="微软雅黑 Light" w:eastAsia="微软雅黑 Light" w:cs="微软雅黑 Light"/>
+          <w:sz w:val="18"/>
+          <w:szCs w:val="18"/>
+          <w:lang w:val="en-US" w:eastAsia="zh-CN"/>
+        </w:rPr>
+      </w:pPr>
+      <w:r>
+        <w:rPr>
+          <w:rFonts w:hint="eastAsia" w:ascii="微软雅黑 Light" w:hAnsi="微软雅黑 Light" w:eastAsia="微软雅黑 Light" w:cs="微软雅黑 Light"/>
+          <w:sz w:val="18"/>
+          <w:szCs w:val="18"/>
+          <w:lang w:val="en-US" w:eastAsia="zh-CN"/>
+        </w:rPr>
         <w:t># IPC配置项</w:t>
       </w:r>
     </w:p>
@@ -4732,6 +4881,30 @@
           <w:bCs w:val="0"/>
           <w:sz w:val="18"/>
           <w:szCs w:val="18"/>
+          <w:lang w:val="en-US" w:eastAsia="zh-CN"/>
+        </w:rPr>
+      </w:pPr>
+      <w:r>
+        <w:rPr>
+          <w:rFonts w:hint="eastAsia" w:ascii="微软雅黑 Light" w:hAnsi="微软雅黑 Light" w:eastAsia="微软雅黑 Light" w:cs="微软雅黑 Light"/>
+          <w:b w:val="0"/>
+          <w:bCs w:val="0"/>
+          <w:sz w:val="18"/>
+          <w:szCs w:val="18"/>
+          <w:lang w:val="en-US" w:eastAsia="zh-CN"/>
+        </w:rPr>
+        <w:t>#设置蓝牙包每包字节</w:t>
+      </w:r>
+    </w:p>
+    <w:p>
+      <w:pPr>
+        <w:rPr>
+          <w:rFonts w:hint="default" w:ascii="微软雅黑 Light" w:hAnsi="微软雅黑 Light" w:eastAsia="微软雅黑 Light" w:cs="微软雅黑 Light"/>
+          <w:b w:val="0"/>
+          <w:bCs w:val="0"/>
+          <w:sz w:val="18"/>
+          <w:szCs w:val="18"/>
+          <w:lang w:val="en-US" w:eastAsia="zh-CN"/>
         </w:rPr>
       </w:pPr>
       <w:r>
@@ -4743,6 +4916,17 @@
           <w:szCs w:val="18"/>
         </w:rPr>
         <w:t>CONFIG_BT_BUF_ACL_TX_SIZE=251</w:t>
+      </w:r>
+      <w:r>
+        <w:rPr>
+          <w:rFonts w:hint="eastAsia" w:ascii="微软雅黑 Light" w:hAnsi="微软雅黑 Light" w:eastAsia="微软雅黑 Light" w:cs="微软雅黑 Light"/>
+          <w:b w:val="0"/>
+          <w:bCs w:val="0"/>
+          <w:sz w:val="18"/>
+          <w:szCs w:val="18"/>
+          <w:lang w:val="en-US" w:eastAsia="zh-CN"/>
+        </w:rPr>
+        <w:t xml:space="preserve"> # 需配合函数bt_conn_le_data_len_update</w:t>
       </w:r>
     </w:p>
     <w:p>
@@ -4953,18 +5137,41 @@
       <w:pPr>
         <w:rPr>
           <w:rFonts w:hint="default" w:ascii="微软雅黑 Light" w:hAnsi="微软雅黑 Light" w:eastAsia="微软雅黑 Light" w:cs="微软雅黑 Light"/>
-          <w:b/>
-          <w:bCs/>
-          <w:sz w:val="18"/>
-          <w:szCs w:val="18"/>
-          <w:lang w:val="en-US" w:eastAsia="zh-CN"/>
-        </w:rPr>
-      </w:pPr>
-      <w:r>
+          <w:b w:val="0"/>
+          <w:bCs w:val="0"/>
+          <w:sz w:val="18"/>
+          <w:szCs w:val="18"/>
+          <w:lang w:val="en-US" w:eastAsia="zh-CN"/>
+        </w:rPr>
+      </w:pPr>
+      <w:r>
+        <w:rPr>
+          <w:rFonts w:hint="eastAsia" w:ascii="微软雅黑 Light" w:hAnsi="微软雅黑 Light" w:eastAsia="微软雅黑 Light" w:cs="微软雅黑 Light"/>
+          <w:b w:val="0"/>
+          <w:bCs w:val="0"/>
+          <w:sz w:val="18"/>
+          <w:szCs w:val="18"/>
+          <w:lang w:val="en-US" w:eastAsia="zh-CN"/>
+        </w:rPr>
+        <w:t># 设置调制速率</w:t>
+      </w:r>
+    </w:p>
+    <w:p>
+      <w:pPr>
         <w:rPr>
           <w:rFonts w:hint="default" w:ascii="微软雅黑 Light" w:hAnsi="微软雅黑 Light" w:eastAsia="微软雅黑 Light" w:cs="微软雅黑 Light"/>
-          <w:b/>
-          <w:bCs/>
+          <w:b w:val="0"/>
+          <w:bCs w:val="0"/>
+          <w:sz w:val="18"/>
+          <w:szCs w:val="18"/>
+          <w:lang w:val="en-US" w:eastAsia="zh-CN"/>
+        </w:rPr>
+      </w:pPr>
+      <w:r>
+        <w:rPr>
+          <w:rFonts w:hint="default" w:ascii="微软雅黑 Light" w:hAnsi="微软雅黑 Light" w:eastAsia="微软雅黑 Light" w:cs="微软雅黑 Light"/>
+          <w:b w:val="0"/>
+          <w:bCs w:val="0"/>
           <w:sz w:val="18"/>
           <w:szCs w:val="18"/>
           <w:lang w:val="en-US" w:eastAsia="zh-CN"/>
@@ -4974,8 +5181,8 @@
       <w:r>
         <w:rPr>
           <w:rFonts w:hint="eastAsia" w:ascii="微软雅黑 Light" w:hAnsi="微软雅黑 Light" w:eastAsia="微软雅黑 Light" w:cs="微软雅黑 Light"/>
-          <w:b/>
-          <w:bCs/>
+          <w:b w:val="0"/>
+          <w:bCs w:val="0"/>
           <w:sz w:val="18"/>
           <w:szCs w:val="18"/>
           <w:lang w:val="en-US" w:eastAsia="zh-CN"/>
@@ -4987,8 +5194,8 @@
       <w:pPr>
         <w:rPr>
           <w:rFonts w:hint="default" w:ascii="微软雅黑 Light" w:hAnsi="微软雅黑 Light" w:eastAsia="微软雅黑 Light" w:cs="微软雅黑 Light"/>
-          <w:b/>
-          <w:bCs/>
+          <w:b w:val="0"/>
+          <w:bCs w:val="0"/>
           <w:sz w:val="18"/>
           <w:szCs w:val="18"/>
           <w:lang w:val="en-US" w:eastAsia="zh-CN"/>
@@ -4997,8 +5204,8 @@
       <w:r>
         <w:rPr>
           <w:rFonts w:hint="default" w:ascii="微软雅黑 Light" w:hAnsi="微软雅黑 Light" w:eastAsia="微软雅黑 Light" w:cs="微软雅黑 Light"/>
-          <w:b/>
-          <w:bCs/>
+          <w:b w:val="0"/>
+          <w:bCs w:val="0"/>
           <w:sz w:val="18"/>
           <w:szCs w:val="18"/>
           <w:lang w:val="en-US" w:eastAsia="zh-CN"/>
@@ -5008,21 +5215,21 @@
       <w:r>
         <w:rPr>
           <w:rFonts w:hint="eastAsia" w:ascii="微软雅黑 Light" w:hAnsi="微软雅黑 Light" w:eastAsia="微软雅黑 Light" w:cs="微软雅黑 Light"/>
-          <w:b/>
-          <w:bCs/>
-          <w:sz w:val="18"/>
-          <w:szCs w:val="18"/>
-          <w:lang w:val="en-US" w:eastAsia="zh-CN"/>
-        </w:rPr>
-        <w:t xml:space="preserve"> # 修改调制速率为2Mbps</w:t>
+          <w:b w:val="0"/>
+          <w:bCs w:val="0"/>
+          <w:sz w:val="18"/>
+          <w:szCs w:val="18"/>
+          <w:lang w:val="en-US" w:eastAsia="zh-CN"/>
+        </w:rPr>
+        <w:t xml:space="preserve"> # 修改调制速率为2Mbps 需配合函数bt_conn_le_phy_update</w:t>
       </w:r>
     </w:p>
     <w:p>
       <w:pPr>
         <w:rPr>
           <w:rFonts w:hint="default" w:ascii="微软雅黑 Light" w:hAnsi="微软雅黑 Light" w:eastAsia="微软雅黑 Light" w:cs="微软雅黑 Light"/>
-          <w:b/>
-          <w:bCs/>
+          <w:b w:val="0"/>
+          <w:bCs w:val="0"/>
           <w:sz w:val="18"/>
           <w:szCs w:val="18"/>
           <w:lang w:val="en-US" w:eastAsia="zh-CN"/>
@@ -5031,8 +5238,8 @@
       <w:r>
         <w:rPr>
           <w:rFonts w:hint="default" w:ascii="微软雅黑 Light" w:hAnsi="微软雅黑 Light" w:eastAsia="微软雅黑 Light" w:cs="微软雅黑 Light"/>
-          <w:b/>
-          <w:bCs/>
+          <w:b w:val="0"/>
+          <w:bCs w:val="0"/>
           <w:sz w:val="18"/>
           <w:szCs w:val="18"/>
           <w:lang w:val="en-US" w:eastAsia="zh-CN"/>
@@ -5042,23 +5249,21 @@
       <w:r>
         <w:rPr>
           <w:rFonts w:hint="eastAsia" w:ascii="微软雅黑 Light" w:hAnsi="微软雅黑 Light" w:eastAsia="微软雅黑 Light" w:cs="微软雅黑 Light"/>
-          <w:b/>
-          <w:bCs/>
+          <w:b w:val="0"/>
+          <w:bCs w:val="0"/>
           <w:sz w:val="18"/>
           <w:szCs w:val="18"/>
           <w:lang w:val="en-US" w:eastAsia="zh-CN"/>
         </w:rPr>
         <w:t xml:space="preserve"> </w:t>
       </w:r>
-      <w:bookmarkStart w:id="3" w:name="_GoBack"/>
-      <w:bookmarkEnd w:id="3"/>
     </w:p>
     <w:p>
       <w:pPr>
         <w:rPr>
           <w:rFonts w:hint="default" w:ascii="微软雅黑 Light" w:hAnsi="微软雅黑 Light" w:eastAsia="微软雅黑 Light" w:cs="微软雅黑 Light"/>
-          <w:b/>
-          <w:bCs/>
+          <w:b w:val="0"/>
+          <w:bCs w:val="0"/>
           <w:sz w:val="18"/>
           <w:szCs w:val="18"/>
           <w:lang w:val="en-US" w:eastAsia="zh-CN"/>
@@ -5067,13 +5272,208 @@
       <w:r>
         <w:rPr>
           <w:rFonts w:hint="default" w:ascii="微软雅黑 Light" w:hAnsi="微软雅黑 Light" w:eastAsia="微软雅黑 Light" w:cs="微软雅黑 Light"/>
-          <w:b/>
-          <w:bCs/>
+          <w:b w:val="0"/>
+          <w:bCs w:val="0"/>
           <w:sz w:val="18"/>
           <w:szCs w:val="18"/>
           <w:lang w:val="en-US" w:eastAsia="zh-CN"/>
         </w:rPr>
         <w:t>CONFIG_BT_USER_PHY_UPDATE=y</w:t>
+      </w:r>
+    </w:p>
+    <w:p>
+      <w:pPr>
+        <w:rPr>
+          <w:rFonts w:hint="eastAsia" w:ascii="微软雅黑 Light" w:hAnsi="微软雅黑 Light" w:eastAsia="微软雅黑 Light" w:cs="微软雅黑 Light"/>
+          <w:b w:val="0"/>
+          <w:bCs w:val="0"/>
+          <w:sz w:val="18"/>
+          <w:szCs w:val="18"/>
+          <w:lang w:val="en-US" w:eastAsia="zh-CN"/>
+        </w:rPr>
+      </w:pPr>
+      <w:r>
+        <w:rPr>
+          <w:rFonts w:hint="eastAsia" w:ascii="微软雅黑 Light" w:hAnsi="微软雅黑 Light" w:eastAsia="微软雅黑 Light" w:cs="微软雅黑 Light"/>
+          <w:b w:val="0"/>
+          <w:bCs w:val="0"/>
+          <w:sz w:val="18"/>
+          <w:szCs w:val="18"/>
+          <w:lang w:val="en-US" w:eastAsia="zh-CN"/>
+        </w:rPr>
+        <w:t># 设置发送功率</w:t>
+      </w:r>
+    </w:p>
+    <w:p>
+      <w:pPr>
+        <w:rPr>
+          <w:rFonts w:hint="default" w:ascii="微软雅黑 Light" w:hAnsi="微软雅黑 Light" w:eastAsia="微软雅黑 Light" w:cs="微软雅黑 Light"/>
+          <w:b w:val="0"/>
+          <w:bCs w:val="0"/>
+          <w:sz w:val="18"/>
+          <w:szCs w:val="18"/>
+          <w:lang w:val="en-US" w:eastAsia="zh-CN"/>
+        </w:rPr>
+      </w:pPr>
+      <w:r>
+        <w:rPr>
+          <w:rFonts w:hint="default" w:ascii="微软雅黑 Light" w:hAnsi="微软雅黑 Light" w:eastAsia="微软雅黑 Light" w:cs="微软雅黑 Light"/>
+          <w:b w:val="0"/>
+          <w:bCs w:val="0"/>
+          <w:sz w:val="18"/>
+          <w:szCs w:val="18"/>
+          <w:lang w:val="en-US" w:eastAsia="zh-CN"/>
+        </w:rPr>
+        <w:t>CONFIG_BT_CTLR_TX_PWR_DYNAMIC_CONTROL=y</w:t>
+      </w:r>
+      <w:r>
+        <w:rPr>
+          <w:rFonts w:hint="eastAsia" w:ascii="微软雅黑 Light" w:hAnsi="微软雅黑 Light" w:eastAsia="微软雅黑 Light" w:cs="微软雅黑 Light"/>
+          <w:b w:val="0"/>
+          <w:bCs w:val="0"/>
+          <w:sz w:val="18"/>
+          <w:szCs w:val="18"/>
+          <w:lang w:val="en-US" w:eastAsia="zh-CN"/>
+        </w:rPr>
+        <w:t xml:space="preserve"> # 需配合特定函数</w:t>
+      </w:r>
+    </w:p>
+    <w:p>
+      <w:pPr>
+        <w:rPr>
+          <w:rFonts w:hint="default" w:ascii="微软雅黑 Light" w:hAnsi="微软雅黑 Light" w:eastAsia="微软雅黑 Light" w:cs="微软雅黑 Light"/>
+          <w:b w:val="0"/>
+          <w:bCs w:val="0"/>
+          <w:sz w:val="18"/>
+          <w:szCs w:val="18"/>
+          <w:lang w:val="en-US" w:eastAsia="zh-CN"/>
+        </w:rPr>
+      </w:pPr>
+      <w:r>
+        <w:rPr>
+          <w:rFonts w:hint="default" w:ascii="微软雅黑 Light" w:hAnsi="微软雅黑 Light" w:eastAsia="微软雅黑 Light" w:cs="微软雅黑 Light"/>
+          <w:b w:val="0"/>
+          <w:bCs w:val="0"/>
+          <w:sz w:val="18"/>
+          <w:szCs w:val="18"/>
+          <w:lang w:val="en-US" w:eastAsia="zh-CN"/>
+        </w:rPr>
+        <w:t>CONFIG_BT_LL_SW_SPLIT=y</w:t>
+      </w:r>
+    </w:p>
+    <w:p>
+      <w:pPr>
+        <w:rPr>
+          <w:rFonts w:hint="eastAsia" w:ascii="微软雅黑 Light" w:hAnsi="微软雅黑 Light" w:eastAsia="微软雅黑 Light" w:cs="微软雅黑 Light"/>
+          <w:b w:val="0"/>
+          <w:bCs w:val="0"/>
+          <w:sz w:val="18"/>
+          <w:szCs w:val="18"/>
+          <w:lang w:val="en-US" w:eastAsia="zh-CN"/>
+        </w:rPr>
+      </w:pPr>
+      <w:r>
+        <w:rPr>
+          <w:rFonts w:hint="eastAsia" w:ascii="微软雅黑 Light" w:hAnsi="微软雅黑 Light" w:eastAsia="微软雅黑 Light" w:cs="微软雅黑 Light"/>
+          <w:b w:val="0"/>
+          <w:bCs w:val="0"/>
+          <w:sz w:val="18"/>
+          <w:szCs w:val="18"/>
+          <w:lang w:val="en-US" w:eastAsia="zh-CN"/>
+        </w:rPr>
+        <w:t># 设置时间间隔</w:t>
+      </w:r>
+    </w:p>
+    <w:p>
+      <w:pPr>
+        <w:rPr>
+          <w:rFonts w:hint="default" w:ascii="微软雅黑 Light" w:hAnsi="微软雅黑 Light" w:eastAsia="微软雅黑 Light" w:cs="微软雅黑 Light"/>
+          <w:b w:val="0"/>
+          <w:bCs w:val="0"/>
+          <w:sz w:val="18"/>
+          <w:szCs w:val="18"/>
+          <w:lang w:val="en-US" w:eastAsia="zh-CN"/>
+        </w:rPr>
+      </w:pPr>
+      <w:r>
+        <w:rPr>
+          <w:rFonts w:hint="default" w:ascii="微软雅黑 Light" w:hAnsi="微软雅黑 Light" w:eastAsia="微软雅黑 Light" w:cs="微软雅黑 Light"/>
+          <w:b w:val="0"/>
+          <w:bCs w:val="0"/>
+          <w:sz w:val="18"/>
+          <w:szCs w:val="18"/>
+          <w:lang w:val="en-US" w:eastAsia="zh-CN"/>
+        </w:rPr>
+        <w:t>CONFIG_BT_PERIPHERAL_PREF_MIN_INT=6</w:t>
+      </w:r>
+    </w:p>
+    <w:p>
+      <w:pPr>
+        <w:rPr>
+          <w:rFonts w:hint="default" w:ascii="微软雅黑 Light" w:hAnsi="微软雅黑 Light" w:eastAsia="微软雅黑 Light" w:cs="微软雅黑 Light"/>
+          <w:b w:val="0"/>
+          <w:bCs w:val="0"/>
+          <w:sz w:val="18"/>
+          <w:szCs w:val="18"/>
+          <w:lang w:val="en-US" w:eastAsia="zh-CN"/>
+        </w:rPr>
+      </w:pPr>
+      <w:r>
+        <w:rPr>
+          <w:rFonts w:hint="default" w:ascii="微软雅黑 Light" w:hAnsi="微软雅黑 Light" w:eastAsia="微软雅黑 Light" w:cs="微软雅黑 Light"/>
+          <w:b w:val="0"/>
+          <w:bCs w:val="0"/>
+          <w:sz w:val="18"/>
+          <w:szCs w:val="18"/>
+          <w:lang w:val="en-US" w:eastAsia="zh-CN"/>
+        </w:rPr>
+        <w:t>CONFIG_BT_PERIPHERAL_PREF_MAX_INT=6</w:t>
+      </w:r>
+    </w:p>
+    <w:p>
+      <w:pPr>
+        <w:rPr>
+          <w:rFonts w:hint="default" w:ascii="微软雅黑 Light" w:hAnsi="微软雅黑 Light" w:eastAsia="微软雅黑 Light" w:cs="微软雅黑 Light"/>
+          <w:b w:val="0"/>
+          <w:bCs w:val="0"/>
+          <w:sz w:val="18"/>
+          <w:szCs w:val="18"/>
+          <w:lang w:val="en-US" w:eastAsia="zh-CN"/>
+        </w:rPr>
+      </w:pPr>
+      <w:r>
+        <w:rPr>
+          <w:rFonts w:hint="default" w:ascii="微软雅黑 Light" w:hAnsi="微软雅黑 Light" w:eastAsia="微软雅黑 Light" w:cs="微软雅黑 Light"/>
+          <w:b w:val="0"/>
+          <w:bCs w:val="0"/>
+          <w:sz w:val="18"/>
+          <w:szCs w:val="18"/>
+          <w:lang w:val="en-US" w:eastAsia="zh-CN"/>
+        </w:rPr>
+        <w:t>CONFIG_BT_PERIPHERAL_PREF_LATENCY=0</w:t>
+      </w:r>
+    </w:p>
+    <w:p>
+      <w:pPr>
+        <w:rPr>
+          <w:rFonts w:hint="default" w:ascii="微软雅黑 Light" w:hAnsi="微软雅黑 Light" w:eastAsia="微软雅黑 Light" w:cs="微软雅黑 Light"/>
+          <w:b w:val="0"/>
+          <w:bCs w:val="0"/>
+          <w:sz w:val="18"/>
+          <w:szCs w:val="18"/>
+          <w:lang w:val="en-US" w:eastAsia="zh-CN"/>
+        </w:rPr>
+      </w:pPr>
+      <w:r>
+        <w:rPr>
+          <w:rFonts w:hint="default" w:ascii="微软雅黑 Light" w:hAnsi="微软雅黑 Light" w:eastAsia="微软雅黑 Light" w:cs="微软雅黑 Light"/>
+          <w:b w:val="0"/>
+          <w:bCs w:val="0"/>
+          <w:sz w:val="18"/>
+          <w:szCs w:val="18"/>
+          <w:lang w:val="en-US" w:eastAsia="zh-CN"/>
+        </w:rPr>
+        <w:t>CONFIG_BT_PERIPHERAL_PREF_TIMEOUT=400</w:t>
       </w:r>
     </w:p>
     <w:p>
@@ -6587,7 +6987,7 @@
     <w:lsdException w:unhideWhenUsed="0" w:uiPriority="0" w:semiHidden="0" w:name="HTML Acronym"/>
     <w:lsdException w:unhideWhenUsed="0" w:uiPriority="0" w:semiHidden="0" w:name="HTML Address"/>
     <w:lsdException w:unhideWhenUsed="0" w:uiPriority="0" w:semiHidden="0" w:name="HTML Cite"/>
-    <w:lsdException w:unhideWhenUsed="0" w:uiPriority="0" w:semiHidden="0" w:name="HTML Code"/>
+    <w:lsdException w:qFormat="1" w:unhideWhenUsed="0" w:uiPriority="0" w:semiHidden="0" w:name="HTML Code"/>
     <w:lsdException w:unhideWhenUsed="0" w:uiPriority="0" w:semiHidden="0" w:name="HTML Definition"/>
     <w:lsdException w:unhideWhenUsed="0" w:uiPriority="0" w:semiHidden="0" w:name="HTML Keyboard"/>
     <w:lsdException w:unhideWhenUsed="0" w:uiPriority="0" w:semiHidden="0" w:name="HTML Preformatted"/>
@@ -6852,6 +7252,7 @@
   <w:style w:type="character" w:styleId="9">
     <w:name w:val="HTML Code"/>
     <w:basedOn w:val="7"/>
+    <w:qFormat/>
     <w:uiPriority w:val="0"/>
     <w:rPr>
       <w:rFonts w:ascii="Courier New" w:hAnsi="Courier New"/>

--- a/zephyr总结.docx
+++ b/zephyr总结.docx
@@ -5,7 +5,7 @@
     <w:sdt>
       <w:sdtPr>
         <w:rPr>
-          <w:rFonts w:ascii="宋体" w:hAnsi="宋体" w:eastAsia="宋体" w:cstheme="minorBidi"/>
+          <w:rFonts w:hint="eastAsia" w:ascii="微软雅黑 Light" w:hAnsi="微软雅黑 Light" w:eastAsia="微软雅黑 Light" w:cs="微软雅黑 Light"/>
           <w:kern w:val="2"/>
           <w:sz w:val="21"/>
           <w:szCs w:val="24"/>
@@ -20,7 +20,7 @@
       </w:sdtPr>
       <w:sdtEndPr>
         <w:rPr>
-          <w:rFonts w:ascii="宋体" w:hAnsi="宋体" w:eastAsia="宋体" w:cstheme="minorBidi"/>
+          <w:rFonts w:hint="eastAsia" w:ascii="微软雅黑 Light" w:hAnsi="微软雅黑 Light" w:eastAsia="微软雅黑 Light" w:cs="微软雅黑 Light"/>
           <w:kern w:val="2"/>
           <w:sz w:val="21"/>
           <w:szCs w:val="24"/>
@@ -33,10 +33,13 @@
             <w:spacing w:before="0" w:beforeLines="0" w:after="0" w:afterLines="0" w:line="240" w:lineRule="auto"/>
             <w:ind w:left="0" w:leftChars="0" w:right="0" w:rightChars="0" w:firstLine="0" w:firstLineChars="0"/>
             <w:jc w:val="center"/>
+            <w:rPr>
+              <w:rFonts w:hint="eastAsia" w:ascii="微软雅黑 Light" w:hAnsi="微软雅黑 Light" w:eastAsia="微软雅黑 Light" w:cs="微软雅黑 Light"/>
+            </w:rPr>
           </w:pPr>
           <w:r>
             <w:rPr>
-              <w:rFonts w:ascii="宋体" w:hAnsi="宋体" w:eastAsia="宋体"/>
+              <w:rFonts w:hint="eastAsia" w:ascii="微软雅黑 Light" w:hAnsi="微软雅黑 Light" w:eastAsia="微软雅黑 Light" w:cs="微软雅黑 Light"/>
               <w:sz w:val="21"/>
             </w:rPr>
             <w:t>目录</w:t>
@@ -48,23 +51,44 @@
             <w:tabs>
               <w:tab w:val="right" w:leader="dot" w:pos="8306"/>
             </w:tabs>
+            <w:rPr>
+              <w:rFonts w:hint="eastAsia" w:ascii="微软雅黑 Light" w:hAnsi="微软雅黑 Light" w:eastAsia="微软雅黑 Light" w:cs="微软雅黑 Light"/>
+            </w:rPr>
           </w:pPr>
           <w:r>
+            <w:rPr>
+              <w:rFonts w:hint="eastAsia" w:ascii="微软雅黑 Light" w:hAnsi="微软雅黑 Light" w:eastAsia="微软雅黑 Light" w:cs="微软雅黑 Light"/>
+            </w:rPr>
             <w:fldChar w:fldCharType="begin"/>
           </w:r>
           <w:r>
+            <w:rPr>
+              <w:rFonts w:hint="eastAsia" w:ascii="微软雅黑 Light" w:hAnsi="微软雅黑 Light" w:eastAsia="微软雅黑 Light" w:cs="微软雅黑 Light"/>
+            </w:rPr>
             <w:instrText xml:space="preserve">TOC \o "1-2" \h \u </w:instrText>
           </w:r>
           <w:r>
+            <w:rPr>
+              <w:rFonts w:hint="eastAsia" w:ascii="微软雅黑 Light" w:hAnsi="微软雅黑 Light" w:eastAsia="微软雅黑 Light" w:cs="微软雅黑 Light"/>
+            </w:rPr>
             <w:fldChar w:fldCharType="separate"/>
           </w:r>
           <w:r>
+            <w:rPr>
+              <w:rFonts w:hint="eastAsia" w:ascii="微软雅黑 Light" w:hAnsi="微软雅黑 Light" w:eastAsia="微软雅黑 Light" w:cs="微软雅黑 Light"/>
+            </w:rPr>
             <w:fldChar w:fldCharType="begin"/>
           </w:r>
           <w:r>
+            <w:rPr>
+              <w:rFonts w:hint="eastAsia" w:ascii="微软雅黑 Light" w:hAnsi="微软雅黑 Light" w:eastAsia="微软雅黑 Light" w:cs="微软雅黑 Light"/>
+            </w:rPr>
             <w:instrText xml:space="preserve"> HYPERLINK \l _Toc2543 </w:instrText>
           </w:r>
           <w:r>
+            <w:rPr>
+              <w:rFonts w:hint="eastAsia" w:ascii="微软雅黑 Light" w:hAnsi="微软雅黑 Light" w:eastAsia="微软雅黑 Light" w:cs="微软雅黑 Light"/>
+            </w:rPr>
             <w:fldChar w:fldCharType="separate"/>
           </w:r>
           <w:r>
@@ -75,24 +99,45 @@
             <w:t>编译环境搭建</w:t>
           </w:r>
           <w:r>
+            <w:rPr>
+              <w:rFonts w:hint="eastAsia" w:ascii="微软雅黑 Light" w:hAnsi="微软雅黑 Light" w:eastAsia="微软雅黑 Light" w:cs="微软雅黑 Light"/>
+            </w:rPr>
             <w:tab/>
           </w:r>
           <w:r>
+            <w:rPr>
+              <w:rFonts w:hint="eastAsia" w:ascii="微软雅黑 Light" w:hAnsi="微软雅黑 Light" w:eastAsia="微软雅黑 Light" w:cs="微软雅黑 Light"/>
+            </w:rPr>
             <w:fldChar w:fldCharType="begin"/>
           </w:r>
           <w:r>
+            <w:rPr>
+              <w:rFonts w:hint="eastAsia" w:ascii="微软雅黑 Light" w:hAnsi="微软雅黑 Light" w:eastAsia="微软雅黑 Light" w:cs="微软雅黑 Light"/>
+            </w:rPr>
             <w:instrText xml:space="preserve"> PAGEREF _Toc2543 \h </w:instrText>
           </w:r>
           <w:r>
+            <w:rPr>
+              <w:rFonts w:hint="eastAsia" w:ascii="微软雅黑 Light" w:hAnsi="微软雅黑 Light" w:eastAsia="微软雅黑 Light" w:cs="微软雅黑 Light"/>
+            </w:rPr>
             <w:fldChar w:fldCharType="separate"/>
           </w:r>
           <w:r>
+            <w:rPr>
+              <w:rFonts w:hint="eastAsia" w:ascii="微软雅黑 Light" w:hAnsi="微软雅黑 Light" w:eastAsia="微软雅黑 Light" w:cs="微软雅黑 Light"/>
+            </w:rPr>
             <w:t>1</w:t>
           </w:r>
           <w:r>
+            <w:rPr>
+              <w:rFonts w:hint="eastAsia" w:ascii="微软雅黑 Light" w:hAnsi="微软雅黑 Light" w:eastAsia="微软雅黑 Light" w:cs="微软雅黑 Light"/>
+            </w:rPr>
             <w:fldChar w:fldCharType="end"/>
           </w:r>
           <w:r>
+            <w:rPr>
+              <w:rFonts w:hint="eastAsia" w:ascii="微软雅黑 Light" w:hAnsi="微软雅黑 Light" w:eastAsia="微软雅黑 Light" w:cs="微软雅黑 Light"/>
+            </w:rPr>
             <w:fldChar w:fldCharType="end"/>
           </w:r>
         </w:p>
@@ -102,14 +147,26 @@
             <w:tabs>
               <w:tab w:val="right" w:leader="dot" w:pos="8306"/>
             </w:tabs>
+            <w:rPr>
+              <w:rFonts w:hint="eastAsia" w:ascii="微软雅黑 Light" w:hAnsi="微软雅黑 Light" w:eastAsia="微软雅黑 Light" w:cs="微软雅黑 Light"/>
+            </w:rPr>
           </w:pPr>
           <w:r>
+            <w:rPr>
+              <w:rFonts w:hint="eastAsia" w:ascii="微软雅黑 Light" w:hAnsi="微软雅黑 Light" w:eastAsia="微软雅黑 Light" w:cs="微软雅黑 Light"/>
+            </w:rPr>
             <w:fldChar w:fldCharType="begin"/>
           </w:r>
           <w:r>
+            <w:rPr>
+              <w:rFonts w:hint="eastAsia" w:ascii="微软雅黑 Light" w:hAnsi="微软雅黑 Light" w:eastAsia="微软雅黑 Light" w:cs="微软雅黑 Light"/>
+            </w:rPr>
             <w:instrText xml:space="preserve"> HYPERLINK \l _Toc2400 </w:instrText>
           </w:r>
           <w:r>
+            <w:rPr>
+              <w:rFonts w:hint="eastAsia" w:ascii="微软雅黑 Light" w:hAnsi="微软雅黑 Light" w:eastAsia="微软雅黑 Light" w:cs="微软雅黑 Light"/>
+            </w:rPr>
             <w:fldChar w:fldCharType="separate"/>
           </w:r>
           <w:r>
@@ -120,24 +177,45 @@
             <w:t>工程架构</w:t>
           </w:r>
           <w:r>
+            <w:rPr>
+              <w:rFonts w:hint="eastAsia" w:ascii="微软雅黑 Light" w:hAnsi="微软雅黑 Light" w:eastAsia="微软雅黑 Light" w:cs="微软雅黑 Light"/>
+            </w:rPr>
             <w:tab/>
           </w:r>
           <w:r>
+            <w:rPr>
+              <w:rFonts w:hint="eastAsia" w:ascii="微软雅黑 Light" w:hAnsi="微软雅黑 Light" w:eastAsia="微软雅黑 Light" w:cs="微软雅黑 Light"/>
+            </w:rPr>
             <w:fldChar w:fldCharType="begin"/>
           </w:r>
           <w:r>
+            <w:rPr>
+              <w:rFonts w:hint="eastAsia" w:ascii="微软雅黑 Light" w:hAnsi="微软雅黑 Light" w:eastAsia="微软雅黑 Light" w:cs="微软雅黑 Light"/>
+            </w:rPr>
             <w:instrText xml:space="preserve"> PAGEREF _Toc2400 \h </w:instrText>
           </w:r>
           <w:r>
+            <w:rPr>
+              <w:rFonts w:hint="eastAsia" w:ascii="微软雅黑 Light" w:hAnsi="微软雅黑 Light" w:eastAsia="微软雅黑 Light" w:cs="微软雅黑 Light"/>
+            </w:rPr>
             <w:fldChar w:fldCharType="separate"/>
           </w:r>
           <w:r>
+            <w:rPr>
+              <w:rFonts w:hint="eastAsia" w:ascii="微软雅黑 Light" w:hAnsi="微软雅黑 Light" w:eastAsia="微软雅黑 Light" w:cs="微软雅黑 Light"/>
+            </w:rPr>
             <w:t>2</w:t>
           </w:r>
           <w:r>
+            <w:rPr>
+              <w:rFonts w:hint="eastAsia" w:ascii="微软雅黑 Light" w:hAnsi="微软雅黑 Light" w:eastAsia="微软雅黑 Light" w:cs="微软雅黑 Light"/>
+            </w:rPr>
             <w:fldChar w:fldCharType="end"/>
           </w:r>
           <w:r>
+            <w:rPr>
+              <w:rFonts w:hint="eastAsia" w:ascii="微软雅黑 Light" w:hAnsi="微软雅黑 Light" w:eastAsia="微软雅黑 Light" w:cs="微软雅黑 Light"/>
+            </w:rPr>
             <w:fldChar w:fldCharType="end"/>
           </w:r>
         </w:p>
@@ -147,47 +225,83 @@
             <w:tabs>
               <w:tab w:val="right" w:leader="dot" w:pos="8306"/>
             </w:tabs>
+            <w:rPr>
+              <w:rFonts w:hint="eastAsia" w:ascii="微软雅黑 Light" w:hAnsi="微软雅黑 Light" w:eastAsia="微软雅黑 Light" w:cs="微软雅黑 Light"/>
+            </w:rPr>
           </w:pPr>
           <w:r>
+            <w:rPr>
+              <w:rFonts w:hint="eastAsia" w:ascii="微软雅黑 Light" w:hAnsi="微软雅黑 Light" w:eastAsia="微软雅黑 Light" w:cs="微软雅黑 Light"/>
+            </w:rPr>
             <w:fldChar w:fldCharType="begin"/>
           </w:r>
           <w:r>
+            <w:rPr>
+              <w:rFonts w:hint="eastAsia" w:ascii="微软雅黑 Light" w:hAnsi="微软雅黑 Light" w:eastAsia="微软雅黑 Light" w:cs="微软雅黑 Light"/>
+            </w:rPr>
             <w:instrText xml:space="preserve"> HYPERLINK \l _Toc16949 </w:instrText>
           </w:r>
           <w:r>
+            <w:rPr>
+              <w:rFonts w:hint="eastAsia" w:ascii="微软雅黑 Light" w:hAnsi="微软雅黑 Light" w:eastAsia="微软雅黑 Light" w:cs="微软雅黑 Light"/>
+            </w:rPr>
             <w:fldChar w:fldCharType="separate"/>
           </w:r>
           <w:r>
             <w:rPr>
-              <w:rFonts w:hint="eastAsia"/>
+              <w:rFonts w:hint="eastAsia" w:ascii="微软雅黑 Light" w:hAnsi="微软雅黑 Light" w:eastAsia="微软雅黑 Light" w:cs="微软雅黑 Light"/>
               <w:lang w:val="en-US" w:eastAsia="zh-CN"/>
             </w:rPr>
             <w:t>编译程序过程遇到的问题总结</w:t>
           </w:r>
           <w:r>
+            <w:rPr>
+              <w:rFonts w:hint="eastAsia" w:ascii="微软雅黑 Light" w:hAnsi="微软雅黑 Light" w:eastAsia="微软雅黑 Light" w:cs="微软雅黑 Light"/>
+            </w:rPr>
             <w:tab/>
           </w:r>
           <w:r>
+            <w:rPr>
+              <w:rFonts w:hint="eastAsia" w:ascii="微软雅黑 Light" w:hAnsi="微软雅黑 Light" w:eastAsia="微软雅黑 Light" w:cs="微软雅黑 Light"/>
+            </w:rPr>
             <w:fldChar w:fldCharType="begin"/>
           </w:r>
           <w:r>
+            <w:rPr>
+              <w:rFonts w:hint="eastAsia" w:ascii="微软雅黑 Light" w:hAnsi="微软雅黑 Light" w:eastAsia="微软雅黑 Light" w:cs="微软雅黑 Light"/>
+            </w:rPr>
             <w:instrText xml:space="preserve"> PAGEREF _Toc16949 \h </w:instrText>
           </w:r>
           <w:r>
+            <w:rPr>
+              <w:rFonts w:hint="eastAsia" w:ascii="微软雅黑 Light" w:hAnsi="微软雅黑 Light" w:eastAsia="微软雅黑 Light" w:cs="微软雅黑 Light"/>
+            </w:rPr>
             <w:fldChar w:fldCharType="separate"/>
           </w:r>
           <w:r>
+            <w:rPr>
+              <w:rFonts w:hint="eastAsia" w:ascii="微软雅黑 Light" w:hAnsi="微软雅黑 Light" w:eastAsia="微软雅黑 Light" w:cs="微软雅黑 Light"/>
+            </w:rPr>
             <w:t>4</w:t>
           </w:r>
           <w:r>
+            <w:rPr>
+              <w:rFonts w:hint="eastAsia" w:ascii="微软雅黑 Light" w:hAnsi="微软雅黑 Light" w:eastAsia="微软雅黑 Light" w:cs="微软雅黑 Light"/>
+            </w:rPr>
             <w:fldChar w:fldCharType="end"/>
           </w:r>
           <w:r>
+            <w:rPr>
+              <w:rFonts w:hint="eastAsia" w:ascii="微软雅黑 Light" w:hAnsi="微软雅黑 Light" w:eastAsia="微软雅黑 Light" w:cs="微软雅黑 Light"/>
+            </w:rPr>
             <w:fldChar w:fldCharType="end"/>
           </w:r>
         </w:p>
         <w:p>
           <w:pPr>
+            <w:rPr>
+              <w:rFonts w:hint="eastAsia" w:ascii="微软雅黑 Light" w:hAnsi="微软雅黑 Light" w:eastAsia="微软雅黑 Light" w:cs="微软雅黑 Light"/>
+            </w:rPr>
             <w:sectPr>
               <w:pgSz w:w="11906" w:h="16838"/>
               <w:pgMar w:top="1440" w:right="1800" w:bottom="1440" w:left="1800" w:header="851" w:footer="992" w:gutter="0"/>
@@ -196,12 +310,21 @@
             </w:sectPr>
           </w:pPr>
           <w:r>
+            <w:rPr>
+              <w:rFonts w:hint="eastAsia" w:ascii="微软雅黑 Light" w:hAnsi="微软雅黑 Light" w:eastAsia="微软雅黑 Light" w:cs="微软雅黑 Light"/>
+            </w:rPr>
             <w:fldChar w:fldCharType="end"/>
           </w:r>
         </w:p>
       </w:sdtContent>
     </w:sdt>
-    <w:p/>
+    <w:p>
+      <w:pPr>
+        <w:rPr>
+          <w:rFonts w:hint="eastAsia" w:ascii="微软雅黑 Light" w:hAnsi="微软雅黑 Light" w:eastAsia="微软雅黑 Light" w:cs="微软雅黑 Light"/>
+        </w:rPr>
+      </w:pPr>
+    </w:p>
     <w:p>
       <w:pPr>
         <w:pStyle w:val="3"/>
@@ -3669,7 +3792,7 @@
         </w:numPr>
         <w:jc w:val="both"/>
         <w:rPr>
-          <w:rFonts w:hint="default" w:ascii="微软雅黑 Light" w:hAnsi="微软雅黑 Light" w:eastAsia="微软雅黑 Light" w:cs="微软雅黑 Light"/>
+          <w:rFonts w:hint="eastAsia" w:ascii="微软雅黑 Light" w:hAnsi="微软雅黑 Light" w:eastAsia="微软雅黑 Light" w:cs="微软雅黑 Light"/>
           <w:sz w:val="18"/>
           <w:szCs w:val="18"/>
           <w:lang w:val="en-US" w:eastAsia="zh-CN"/>
@@ -4207,7 +4330,7 @@
         <w:ind w:leftChars="0"/>
         <w:jc w:val="both"/>
         <w:rPr>
-          <w:rFonts w:hint="default" w:ascii="微软雅黑 Light" w:hAnsi="微软雅黑 Light" w:eastAsia="微软雅黑 Light" w:cs="微软雅黑 Light"/>
+          <w:rFonts w:hint="eastAsia" w:ascii="微软雅黑 Light" w:hAnsi="微软雅黑 Light" w:eastAsia="微软雅黑 Light" w:cs="微软雅黑 Light"/>
           <w:sz w:val="18"/>
           <w:szCs w:val="18"/>
           <w:lang w:val="en-US" w:eastAsia="zh-CN"/>
@@ -4336,15 +4459,15 @@
     <w:p>
       <w:pPr>
         <w:rPr>
-          <w:rFonts w:hint="default" w:ascii="微软雅黑 Light" w:hAnsi="微软雅黑 Light" w:eastAsia="微软雅黑 Light" w:cs="微软雅黑 Light"/>
-          <w:sz w:val="18"/>
-          <w:szCs w:val="18"/>
-          <w:lang w:val="en-US" w:eastAsia="zh-CN"/>
-        </w:rPr>
-      </w:pPr>
-      <w:r>
-        <w:rPr>
-          <w:rFonts w:hint="default" w:ascii="微软雅黑 Light" w:hAnsi="微软雅黑 Light" w:eastAsia="微软雅黑 Light" w:cs="微软雅黑 Light"/>
+          <w:rFonts w:hint="eastAsia" w:ascii="微软雅黑 Light" w:hAnsi="微软雅黑 Light" w:eastAsia="微软雅黑 Light" w:cs="微软雅黑 Light"/>
+          <w:sz w:val="18"/>
+          <w:szCs w:val="18"/>
+          <w:lang w:val="en-US" w:eastAsia="zh-CN"/>
+        </w:rPr>
+      </w:pPr>
+      <w:r>
+        <w:rPr>
+          <w:rFonts w:hint="eastAsia" w:ascii="微软雅黑 Light" w:hAnsi="微软雅黑 Light" w:eastAsia="微软雅黑 Light" w:cs="微软雅黑 Light"/>
           <w:sz w:val="18"/>
           <w:szCs w:val="18"/>
           <w:lang w:val="en-US" w:eastAsia="zh-CN"/>
@@ -4355,15 +4478,15 @@
     <w:p>
       <w:pPr>
         <w:rPr>
-          <w:rFonts w:hint="default" w:ascii="微软雅黑 Light" w:hAnsi="微软雅黑 Light" w:eastAsia="微软雅黑 Light" w:cs="微软雅黑 Light"/>
-          <w:sz w:val="18"/>
-          <w:szCs w:val="18"/>
-          <w:lang w:val="en-US" w:eastAsia="zh-CN"/>
-        </w:rPr>
-      </w:pPr>
-      <w:r>
-        <w:rPr>
-          <w:rFonts w:hint="default" w:ascii="微软雅黑 Light" w:hAnsi="微软雅黑 Light" w:eastAsia="微软雅黑 Light" w:cs="微软雅黑 Light"/>
+          <w:rFonts w:hint="eastAsia" w:ascii="微软雅黑 Light" w:hAnsi="微软雅黑 Light" w:eastAsia="微软雅黑 Light" w:cs="微软雅黑 Light"/>
+          <w:sz w:val="18"/>
+          <w:szCs w:val="18"/>
+          <w:lang w:val="en-US" w:eastAsia="zh-CN"/>
+        </w:rPr>
+      </w:pPr>
+      <w:r>
+        <w:rPr>
+          <w:rFonts w:hint="eastAsia" w:ascii="微软雅黑 Light" w:hAnsi="微软雅黑 Light" w:eastAsia="微软雅黑 Light" w:cs="微软雅黑 Light"/>
           <w:sz w:val="18"/>
           <w:szCs w:val="18"/>
           <w:lang w:val="en-US" w:eastAsia="zh-CN"/>
@@ -4374,15 +4497,15 @@
     <w:p>
       <w:pPr>
         <w:rPr>
-          <w:rFonts w:hint="default" w:ascii="微软雅黑 Light" w:hAnsi="微软雅黑 Light" w:eastAsia="微软雅黑 Light" w:cs="微软雅黑 Light"/>
-          <w:sz w:val="18"/>
-          <w:szCs w:val="18"/>
-          <w:lang w:val="en-US" w:eastAsia="zh-CN"/>
-        </w:rPr>
-      </w:pPr>
-      <w:r>
-        <w:rPr>
-          <w:rFonts w:hint="default" w:ascii="微软雅黑 Light" w:hAnsi="微软雅黑 Light" w:eastAsia="微软雅黑 Light" w:cs="微软雅黑 Light"/>
+          <w:rFonts w:hint="eastAsia" w:ascii="微软雅黑 Light" w:hAnsi="微软雅黑 Light" w:eastAsia="微软雅黑 Light" w:cs="微软雅黑 Light"/>
+          <w:sz w:val="18"/>
+          <w:szCs w:val="18"/>
+          <w:lang w:val="en-US" w:eastAsia="zh-CN"/>
+        </w:rPr>
+      </w:pPr>
+      <w:r>
+        <w:rPr>
+          <w:rFonts w:hint="eastAsia" w:ascii="微软雅黑 Light" w:hAnsi="微软雅黑 Light" w:eastAsia="微软雅黑 Light" w:cs="微软雅黑 Light"/>
           <w:sz w:val="18"/>
           <w:szCs w:val="18"/>
           <w:lang w:val="en-US" w:eastAsia="zh-CN"/>
@@ -4393,15 +4516,15 @@
     <w:p>
       <w:pPr>
         <w:rPr>
-          <w:rFonts w:hint="default" w:ascii="微软雅黑 Light" w:hAnsi="微软雅黑 Light" w:eastAsia="微软雅黑 Light" w:cs="微软雅黑 Light"/>
-          <w:sz w:val="18"/>
-          <w:szCs w:val="18"/>
-          <w:lang w:val="en-US" w:eastAsia="zh-CN"/>
-        </w:rPr>
-      </w:pPr>
-      <w:r>
-        <w:rPr>
-          <w:rFonts w:hint="default" w:ascii="微软雅黑 Light" w:hAnsi="微软雅黑 Light" w:eastAsia="微软雅黑 Light" w:cs="微软雅黑 Light"/>
+          <w:rFonts w:hint="eastAsia" w:ascii="微软雅黑 Light" w:hAnsi="微软雅黑 Light" w:eastAsia="微软雅黑 Light" w:cs="微软雅黑 Light"/>
+          <w:sz w:val="18"/>
+          <w:szCs w:val="18"/>
+          <w:lang w:val="en-US" w:eastAsia="zh-CN"/>
+        </w:rPr>
+      </w:pPr>
+      <w:r>
+        <w:rPr>
+          <w:rFonts w:hint="eastAsia" w:ascii="微软雅黑 Light" w:hAnsi="微软雅黑 Light" w:eastAsia="微软雅黑 Light" w:cs="微软雅黑 Light"/>
           <w:sz w:val="18"/>
           <w:szCs w:val="18"/>
           <w:lang w:val="en-US" w:eastAsia="zh-CN"/>
@@ -4412,15 +4535,15 @@
     <w:p>
       <w:pPr>
         <w:rPr>
-          <w:rFonts w:hint="default" w:ascii="微软雅黑 Light" w:hAnsi="微软雅黑 Light" w:eastAsia="微软雅黑 Light" w:cs="微软雅黑 Light"/>
-          <w:sz w:val="18"/>
-          <w:szCs w:val="18"/>
-          <w:lang w:val="en-US" w:eastAsia="zh-CN"/>
-        </w:rPr>
-      </w:pPr>
-      <w:r>
-        <w:rPr>
-          <w:rFonts w:hint="default" w:ascii="微软雅黑 Light" w:hAnsi="微软雅黑 Light" w:eastAsia="微软雅黑 Light" w:cs="微软雅黑 Light"/>
+          <w:rFonts w:hint="eastAsia" w:ascii="微软雅黑 Light" w:hAnsi="微软雅黑 Light" w:eastAsia="微软雅黑 Light" w:cs="微软雅黑 Light"/>
+          <w:sz w:val="18"/>
+          <w:szCs w:val="18"/>
+          <w:lang w:val="en-US" w:eastAsia="zh-CN"/>
+        </w:rPr>
+      </w:pPr>
+      <w:r>
+        <w:rPr>
+          <w:rFonts w:hint="eastAsia" w:ascii="微软雅黑 Light" w:hAnsi="微软雅黑 Light" w:eastAsia="微软雅黑 Light" w:cs="微软雅黑 Light"/>
           <w:sz w:val="18"/>
           <w:szCs w:val="18"/>
           <w:lang w:val="en-US" w:eastAsia="zh-CN"/>
@@ -4431,15 +4554,15 @@
     <w:p>
       <w:pPr>
         <w:rPr>
-          <w:rFonts w:hint="default" w:ascii="微软雅黑 Light" w:hAnsi="微软雅黑 Light" w:eastAsia="微软雅黑 Light" w:cs="微软雅黑 Light"/>
-          <w:sz w:val="18"/>
-          <w:szCs w:val="18"/>
-          <w:lang w:val="en-US" w:eastAsia="zh-CN"/>
-        </w:rPr>
-      </w:pPr>
-      <w:r>
-        <w:rPr>
-          <w:rFonts w:hint="default" w:ascii="微软雅黑 Light" w:hAnsi="微软雅黑 Light" w:eastAsia="微软雅黑 Light" w:cs="微软雅黑 Light"/>
+          <w:rFonts w:hint="eastAsia" w:ascii="微软雅黑 Light" w:hAnsi="微软雅黑 Light" w:eastAsia="微软雅黑 Light" w:cs="微软雅黑 Light"/>
+          <w:sz w:val="18"/>
+          <w:szCs w:val="18"/>
+          <w:lang w:val="en-US" w:eastAsia="zh-CN"/>
+        </w:rPr>
+      </w:pPr>
+      <w:r>
+        <w:rPr>
+          <w:rFonts w:hint="eastAsia" w:ascii="微软雅黑 Light" w:hAnsi="微软雅黑 Light" w:eastAsia="微软雅黑 Light" w:cs="微软雅黑 Light"/>
           <w:sz w:val="18"/>
           <w:szCs w:val="18"/>
           <w:lang w:val="en-US" w:eastAsia="zh-CN"/>
@@ -4456,189 +4579,1212 @@
           <w:lang w:val="en-US" w:eastAsia="zh-CN"/>
         </w:rPr>
       </w:pPr>
+    </w:p>
+    <w:p>
+      <w:pPr>
+        <w:rPr>
+          <w:rFonts w:hint="eastAsia" w:ascii="微软雅黑 Light" w:hAnsi="微软雅黑 Light" w:eastAsia="微软雅黑 Light" w:cs="微软雅黑 Light"/>
+          <w:sz w:val="18"/>
+          <w:szCs w:val="18"/>
+          <w:lang w:val="en-US" w:eastAsia="zh-CN"/>
+        </w:rPr>
+      </w:pPr>
+      <w:r>
+        <w:rPr>
+          <w:rFonts w:hint="eastAsia" w:ascii="微软雅黑 Light" w:hAnsi="微软雅黑 Light" w:eastAsia="微软雅黑 Light" w:cs="微软雅黑 Light"/>
+          <w:sz w:val="18"/>
+          <w:szCs w:val="18"/>
+          <w:lang w:val="en-US" w:eastAsia="zh-CN"/>
+        </w:rPr>
+        <w:t># IPC配置项</w:t>
+      </w:r>
+    </w:p>
+    <w:p>
+      <w:pPr>
+        <w:rPr>
+          <w:rFonts w:hint="eastAsia" w:ascii="微软雅黑 Light" w:hAnsi="微软雅黑 Light" w:eastAsia="微软雅黑 Light" w:cs="微软雅黑 Light"/>
+          <w:sz w:val="18"/>
+          <w:szCs w:val="18"/>
+          <w:lang w:val="en-US" w:eastAsia="zh-CN"/>
+        </w:rPr>
+      </w:pPr>
+      <w:r>
+        <w:rPr>
+          <w:rFonts w:hint="eastAsia" w:ascii="微软雅黑 Light" w:hAnsi="微软雅黑 Light" w:eastAsia="微软雅黑 Light" w:cs="微软雅黑 Light"/>
+          <w:sz w:val="18"/>
+          <w:szCs w:val="18"/>
+          <w:lang w:val="en-US" w:eastAsia="zh-CN"/>
+        </w:rPr>
+        <w:t>CONFIG_EVENTS # 事件，通过状态位获取发生的事件，一般32位</w:t>
+      </w:r>
+    </w:p>
+    <w:p>
+      <w:pPr>
+        <w:rPr>
+          <w:rFonts w:hint="eastAsia" w:ascii="微软雅黑 Light" w:hAnsi="微软雅黑 Light" w:eastAsia="微软雅黑 Light" w:cs="微软雅黑 Light"/>
+          <w:sz w:val="18"/>
+          <w:szCs w:val="18"/>
+          <w:lang w:val="en-US" w:eastAsia="zh-CN"/>
+        </w:rPr>
+      </w:pPr>
+      <w:r>
+        <w:rPr>
+          <w:rFonts w:hint="eastAsia" w:ascii="微软雅黑 Light" w:hAnsi="微软雅黑 Light" w:eastAsia="微软雅黑 Light" w:cs="微软雅黑 Light"/>
+          <w:sz w:val="18"/>
+          <w:szCs w:val="18"/>
+          <w:lang w:val="en-US" w:eastAsia="zh-CN"/>
+        </w:rPr>
+        <w:t>CONFIG_MSGQ # 消息队列，新版本中默认开启，极简内核中需要手动开启</w:t>
+      </w:r>
+    </w:p>
+    <w:p>
+      <w:pPr>
+        <w:rPr>
+          <w:rFonts w:hint="eastAsia" w:ascii="微软雅黑 Light" w:hAnsi="微软雅黑 Light" w:eastAsia="微软雅黑 Light" w:cs="微软雅黑 Light"/>
+          <w:sz w:val="18"/>
+          <w:szCs w:val="18"/>
+          <w:lang w:val="en-US" w:eastAsia="zh-CN"/>
+        </w:rPr>
+      </w:pPr>
+      <w:r>
+        <w:rPr>
+          <w:rFonts w:hint="eastAsia" w:ascii="微软雅黑 Light" w:hAnsi="微软雅黑 Light" w:eastAsia="微软雅黑 Light" w:cs="微软雅黑 Light"/>
+          <w:sz w:val="18"/>
+          <w:szCs w:val="18"/>
+          <w:lang w:val="en-US" w:eastAsia="zh-CN"/>
+        </w:rPr>
+        <w:t>CONFIG_MBOX # 邮箱</w:t>
+      </w:r>
+    </w:p>
+    <w:p>
+      <w:pPr>
+        <w:rPr>
+          <w:rFonts w:hint="eastAsia" w:ascii="微软雅黑 Light" w:hAnsi="微软雅黑 Light" w:eastAsia="微软雅黑 Light" w:cs="微软雅黑 Light"/>
+          <w:sz w:val="18"/>
+          <w:szCs w:val="18"/>
+        </w:rPr>
+      </w:pPr>
+      <w:r>
+        <w:rPr>
+          <w:rFonts w:hint="eastAsia" w:ascii="微软雅黑 Light" w:hAnsi="微软雅黑 Light" w:eastAsia="微软雅黑 Light" w:cs="微软雅黑 Light"/>
+          <w:sz w:val="18"/>
+          <w:szCs w:val="18"/>
+          <w:lang w:val="en-US" w:eastAsia="zh-CN"/>
+        </w:rPr>
+        <w:t xml:space="preserve">CONFIG_POLL # </w:t>
+      </w:r>
+      <w:r>
+        <w:rPr>
+          <w:rFonts w:hint="eastAsia" w:ascii="微软雅黑 Light" w:hAnsi="微软雅黑 Light" w:eastAsia="微软雅黑 Light" w:cs="微软雅黑 Light"/>
+          <w:sz w:val="18"/>
+          <w:szCs w:val="18"/>
+        </w:rPr>
+        <w:t xml:space="preserve">想让一个线程像 Linux 的 </w:t>
+      </w:r>
+      <w:r>
+        <w:rPr>
+          <w:rStyle w:val="9"/>
+          <w:rFonts w:hint="eastAsia" w:ascii="微软雅黑 Light" w:hAnsi="微软雅黑 Light" w:eastAsia="微软雅黑 Light" w:cs="微软雅黑 Light"/>
+          <w:sz w:val="18"/>
+          <w:szCs w:val="18"/>
+        </w:rPr>
+        <w:t>select</w:t>
+      </w:r>
+      <w:r>
+        <w:rPr>
+          <w:rFonts w:hint="eastAsia" w:ascii="微软雅黑 Light" w:hAnsi="微软雅黑 Light" w:eastAsia="微软雅黑 Light" w:cs="微软雅黑 Light"/>
+          <w:sz w:val="18"/>
+          <w:szCs w:val="18"/>
+        </w:rPr>
+        <w:t xml:space="preserve"> 或 </w:t>
+      </w:r>
+      <w:r>
+        <w:rPr>
+          <w:rStyle w:val="9"/>
+          <w:rFonts w:hint="eastAsia" w:ascii="微软雅黑 Light" w:hAnsi="微软雅黑 Light" w:eastAsia="微软雅黑 Light" w:cs="微软雅黑 Light"/>
+          <w:sz w:val="18"/>
+          <w:szCs w:val="18"/>
+        </w:rPr>
+        <w:t>poll</w:t>
+      </w:r>
+      <w:r>
+        <w:rPr>
+          <w:rFonts w:hint="eastAsia" w:ascii="微软雅黑 Light" w:hAnsi="微软雅黑 Light" w:eastAsia="微软雅黑 Light" w:cs="微软雅黑 Light"/>
+          <w:sz w:val="18"/>
+          <w:szCs w:val="18"/>
+        </w:rPr>
+        <w:t xml:space="preserve"> 那样，</w:t>
+      </w:r>
+      <w:r>
+        <w:rPr>
+          <w:rFonts w:hint="eastAsia" w:ascii="微软雅黑 Light" w:hAnsi="微软雅黑 Light" w:eastAsia="微软雅黑 Light" w:cs="微软雅黑 Light"/>
+          <w:b/>
+          <w:bCs/>
+          <w:sz w:val="18"/>
+          <w:szCs w:val="18"/>
+        </w:rPr>
+        <w:t>同时等待多个不同类型的对象</w:t>
+      </w:r>
+      <w:r>
+        <w:rPr>
+          <w:rFonts w:hint="eastAsia" w:ascii="微软雅黑 Light" w:hAnsi="微软雅黑 Light" w:eastAsia="微软雅黑 Light" w:cs="微软雅黑 Light"/>
+          <w:sz w:val="18"/>
+          <w:szCs w:val="18"/>
+        </w:rPr>
+        <w:t>（比如同时等一个信号量、一个队列和一个事件组），这个功能必开。极大地节省线程资源，不需要为每个等待对象都创建一个线程</w:t>
+      </w:r>
+    </w:p>
+    <w:p>
+      <w:pPr>
+        <w:rPr>
+          <w:rFonts w:hint="eastAsia" w:ascii="微软雅黑 Light" w:hAnsi="微软雅黑 Light" w:eastAsia="微软雅黑 Light" w:cs="微软雅黑 Light"/>
+          <w:sz w:val="18"/>
+          <w:szCs w:val="18"/>
+        </w:rPr>
+      </w:pPr>
+    </w:p>
+    <w:p>
+      <w:pPr>
+        <w:rPr>
+          <w:rFonts w:hint="eastAsia" w:ascii="微软雅黑 Light" w:hAnsi="微软雅黑 Light" w:eastAsia="微软雅黑 Light" w:cs="微软雅黑 Light"/>
+          <w:sz w:val="18"/>
+          <w:szCs w:val="18"/>
+          <w:lang w:val="en-US" w:eastAsia="zh-CN"/>
+        </w:rPr>
+      </w:pPr>
+      <w:r>
+        <w:rPr>
+          <w:rFonts w:hint="eastAsia" w:ascii="微软雅黑 Light" w:hAnsi="微软雅黑 Light" w:eastAsia="微软雅黑 Light" w:cs="微软雅黑 Light"/>
+          <w:sz w:val="18"/>
+          <w:szCs w:val="18"/>
+          <w:lang w:val="en-US" w:eastAsia="zh-CN"/>
+        </w:rPr>
+        <w:t># 内存类配置项</w:t>
+      </w:r>
+    </w:p>
+    <w:p>
+      <w:pPr>
+        <w:rPr>
+          <w:rFonts w:hint="eastAsia" w:ascii="微软雅黑 Light" w:hAnsi="微软雅黑 Light" w:eastAsia="微软雅黑 Light" w:cs="微软雅黑 Light"/>
+          <w:sz w:val="18"/>
+          <w:szCs w:val="18"/>
+          <w:lang w:val="en-US" w:eastAsia="zh-CN"/>
+        </w:rPr>
+      </w:pPr>
+      <w:r>
+        <w:rPr>
+          <w:rFonts w:hint="eastAsia" w:ascii="微软雅黑 Light" w:hAnsi="微软雅黑 Light" w:eastAsia="微软雅黑 Light" w:cs="微软雅黑 Light"/>
+          <w:sz w:val="18"/>
+          <w:szCs w:val="18"/>
+          <w:lang w:val="en-US" w:eastAsia="zh-CN"/>
+        </w:rPr>
+        <w:t>CONFIG_HEAP_MEM_POOL_SIZE #  系统堆栈总大小，为动态申请内存制定大小，配合k_malloc和k_free使用，受限于芯片ram大小</w:t>
+      </w:r>
+    </w:p>
+    <w:p>
+      <w:pPr>
+        <w:rPr>
+          <w:rFonts w:hint="eastAsia" w:ascii="微软雅黑 Light" w:hAnsi="微软雅黑 Light" w:eastAsia="微软雅黑 Light" w:cs="微软雅黑 Light"/>
+          <w:sz w:val="18"/>
+          <w:szCs w:val="18"/>
+          <w:lang w:val="en-US" w:eastAsia="zh-CN"/>
+        </w:rPr>
+      </w:pPr>
+      <w:r>
+        <w:rPr>
+          <w:rFonts w:hint="eastAsia" w:ascii="微软雅黑 Light" w:hAnsi="微软雅黑 Light" w:eastAsia="微软雅黑 Light" w:cs="微软雅黑 Light"/>
+          <w:sz w:val="18"/>
+          <w:szCs w:val="18"/>
+        </w:rPr>
+        <w:t>CONFIG_SYS_HEAP_RUNTIME_STATS</w:t>
+      </w:r>
+      <w:r>
+        <w:rPr>
+          <w:rFonts w:hint="eastAsia" w:ascii="微软雅黑 Light" w:hAnsi="微软雅黑 Light" w:eastAsia="微软雅黑 Light" w:cs="微软雅黑 Light"/>
+          <w:sz w:val="18"/>
+          <w:szCs w:val="18"/>
+          <w:lang w:val="en-US" w:eastAsia="zh-CN"/>
+        </w:rPr>
+        <w:t xml:space="preserve"> # 监控堆的使用情况</w:t>
+      </w:r>
+    </w:p>
+    <w:p>
+      <w:pPr>
+        <w:rPr>
+          <w:rFonts w:hint="eastAsia" w:ascii="微软雅黑 Light" w:hAnsi="微软雅黑 Light" w:eastAsia="微软雅黑 Light" w:cs="微软雅黑 Light"/>
+          <w:sz w:val="18"/>
+          <w:szCs w:val="18"/>
+          <w:lang w:val="en-US" w:eastAsia="zh-CN"/>
+        </w:rPr>
+      </w:pPr>
+    </w:p>
+    <w:p>
+      <w:pPr>
+        <w:rPr>
+          <w:rFonts w:hint="eastAsia" w:ascii="微软雅黑 Light" w:hAnsi="微软雅黑 Light" w:eastAsia="微软雅黑 Light" w:cs="微软雅黑 Light"/>
+          <w:sz w:val="18"/>
+          <w:szCs w:val="18"/>
+          <w:lang w:val="en-US" w:eastAsia="zh-CN"/>
+        </w:rPr>
+      </w:pPr>
+      <w:r>
+        <w:rPr>
+          <w:rFonts w:hint="eastAsia" w:ascii="微软雅黑 Light" w:hAnsi="微软雅黑 Light" w:eastAsia="微软雅黑 Light" w:cs="微软雅黑 Light"/>
+          <w:sz w:val="18"/>
+          <w:szCs w:val="18"/>
+          <w:lang w:val="en-US" w:eastAsia="zh-CN"/>
+        </w:rPr>
+        <w:t xml:space="preserve"># 蓝牙配置项 </w:t>
+      </w:r>
+    </w:p>
+    <w:p>
+      <w:pPr>
+        <w:rPr>
+          <w:rFonts w:hint="eastAsia" w:ascii="微软雅黑 Light" w:hAnsi="微软雅黑 Light" w:eastAsia="微软雅黑 Light" w:cs="微软雅黑 Light"/>
+          <w:sz w:val="18"/>
+          <w:szCs w:val="18"/>
+          <w:lang w:val="en-US" w:eastAsia="zh-CN"/>
+        </w:rPr>
+      </w:pPr>
+      <w:r>
+        <w:rPr>
+          <w:rFonts w:hint="eastAsia" w:ascii="微软雅黑 Light" w:hAnsi="微软雅黑 Light" w:eastAsia="微软雅黑 Light" w:cs="微软雅黑 Light"/>
+          <w:sz w:val="18"/>
+          <w:szCs w:val="18"/>
+          <w:lang w:val="en-US" w:eastAsia="zh-CN"/>
+        </w:rPr>
+        <w:t>CONFIG_BT</w:t>
+      </w:r>
+    </w:p>
+    <w:p>
+      <w:pPr>
+        <w:rPr>
+          <w:rFonts w:hint="eastAsia" w:ascii="微软雅黑 Light" w:hAnsi="微软雅黑 Light" w:eastAsia="微软雅黑 Light" w:cs="微软雅黑 Light"/>
+          <w:sz w:val="18"/>
+          <w:szCs w:val="18"/>
+          <w:lang w:val="en-US" w:eastAsia="zh-CN"/>
+        </w:rPr>
+      </w:pPr>
+      <w:r>
+        <w:rPr>
+          <w:rFonts w:hint="eastAsia" w:ascii="微软雅黑 Light" w:hAnsi="微软雅黑 Light" w:eastAsia="微软雅黑 Light" w:cs="微软雅黑 Light"/>
+          <w:sz w:val="18"/>
+          <w:szCs w:val="18"/>
+          <w:lang w:val="en-US" w:eastAsia="zh-CN"/>
+        </w:rPr>
+        <w:t>CONFIG_BT_PERIPHRAL</w:t>
+      </w:r>
+    </w:p>
+    <w:p>
+      <w:pPr>
+        <w:rPr>
+          <w:rFonts w:hint="eastAsia" w:ascii="微软雅黑 Light" w:hAnsi="微软雅黑 Light" w:eastAsia="微软雅黑 Light" w:cs="微软雅黑 Light"/>
+          <w:sz w:val="18"/>
+          <w:szCs w:val="18"/>
+          <w:lang w:val="en-US" w:eastAsia="zh-CN"/>
+        </w:rPr>
+      </w:pPr>
+      <w:r>
+        <w:rPr>
+          <w:rFonts w:hint="eastAsia" w:ascii="微软雅黑 Light" w:hAnsi="微软雅黑 Light" w:eastAsia="微软雅黑 Light" w:cs="微软雅黑 Light"/>
+          <w:sz w:val="18"/>
+          <w:szCs w:val="18"/>
+          <w:lang w:val="en-US" w:eastAsia="zh-CN"/>
+        </w:rPr>
+        <w:t>CONFIG_BT_SMP # Security Manager Protocol</w:t>
+      </w:r>
+    </w:p>
+    <w:p>
+      <w:pPr>
+        <w:rPr>
+          <w:rFonts w:hint="eastAsia" w:ascii="微软雅黑 Light" w:hAnsi="微软雅黑 Light" w:eastAsia="微软雅黑 Light" w:cs="微软雅黑 Light"/>
+          <w:sz w:val="18"/>
+          <w:szCs w:val="18"/>
+          <w:lang w:val="en-US" w:eastAsia="zh-CN"/>
+        </w:rPr>
+      </w:pPr>
+      <w:r>
+        <w:rPr>
+          <w:rFonts w:hint="eastAsia" w:ascii="微软雅黑 Light" w:hAnsi="微软雅黑 Light" w:eastAsia="微软雅黑 Light" w:cs="微软雅黑 Light"/>
+          <w:sz w:val="18"/>
+          <w:szCs w:val="18"/>
+          <w:lang w:val="en-US" w:eastAsia="zh-CN"/>
+        </w:rPr>
+        <w:t xml:space="preserve">CONFIG_BT_DIS # </w:t>
+      </w:r>
+      <w:r>
+        <w:rPr>
+          <w:rFonts w:hint="eastAsia" w:ascii="微软雅黑 Light" w:hAnsi="微软雅黑 Light" w:eastAsia="微软雅黑 Light" w:cs="微软雅黑 Light"/>
+          <w:sz w:val="18"/>
+          <w:szCs w:val="18"/>
+        </w:rPr>
+        <w:t xml:space="preserve">Device Information Service </w:t>
+      </w:r>
+      <w:r>
+        <w:rPr>
+          <w:rFonts w:hint="eastAsia" w:ascii="微软雅黑 Light" w:hAnsi="微软雅黑 Light" w:eastAsia="微软雅黑 Light" w:cs="微软雅黑 Light"/>
+          <w:sz w:val="18"/>
+          <w:szCs w:val="18"/>
+          <w:lang w:val="en-US" w:eastAsia="zh-CN"/>
+        </w:rPr>
+        <w:t>,UUID为0x180A</w:t>
+      </w:r>
+    </w:p>
+    <w:p>
+      <w:pPr>
+        <w:rPr>
+          <w:rFonts w:hint="eastAsia" w:ascii="微软雅黑 Light" w:hAnsi="微软雅黑 Light" w:eastAsia="微软雅黑 Light" w:cs="微软雅黑 Light"/>
+          <w:sz w:val="18"/>
+          <w:szCs w:val="18"/>
+        </w:rPr>
+      </w:pPr>
+      <w:r>
+        <w:rPr>
+          <w:rFonts w:hint="eastAsia" w:ascii="微软雅黑 Light" w:hAnsi="微软雅黑 Light" w:eastAsia="微软雅黑 Light" w:cs="微软雅黑 Light"/>
+          <w:sz w:val="18"/>
+          <w:szCs w:val="18"/>
+          <w:lang w:val="en-US" w:eastAsia="zh-CN"/>
+        </w:rPr>
+        <w:t xml:space="preserve">CONFIG_BT_DIS_PNP # </w:t>
+      </w:r>
+      <w:r>
+        <w:rPr>
+          <w:rFonts w:hint="eastAsia" w:ascii="微软雅黑 Light" w:hAnsi="微软雅黑 Light" w:eastAsia="微软雅黑 Light" w:cs="微软雅黑 Light"/>
+          <w:sz w:val="18"/>
+          <w:szCs w:val="18"/>
+        </w:rPr>
+        <w:t>PnP ID 主要用于向主机报告设备的厂商标识（Vendor ID）、产品 ID 和版本</w:t>
+      </w:r>
+    </w:p>
+    <w:p>
+      <w:pPr>
+        <w:rPr>
+          <w:rFonts w:hint="eastAsia" w:ascii="微软雅黑 Light" w:hAnsi="微软雅黑 Light" w:eastAsia="微软雅黑 Light" w:cs="微软雅黑 Light"/>
+          <w:b/>
+          <w:bCs/>
+          <w:sz w:val="18"/>
+          <w:szCs w:val="18"/>
+        </w:rPr>
+      </w:pPr>
+      <w:r>
+        <w:rPr>
+          <w:rFonts w:hint="eastAsia" w:ascii="微软雅黑 Light" w:hAnsi="微软雅黑 Light" w:eastAsia="微软雅黑 Light" w:cs="微软雅黑 Light"/>
+          <w:sz w:val="18"/>
+          <w:szCs w:val="18"/>
+          <w:lang w:val="en-US" w:eastAsia="zh-CN"/>
+        </w:rPr>
+        <w:t xml:space="preserve">CONFIG_BT_DEVICE_NAME # </w:t>
+      </w:r>
+      <w:r>
+        <w:rPr>
+          <w:rFonts w:hint="eastAsia" w:ascii="微软雅黑 Light" w:hAnsi="微软雅黑 Light" w:eastAsia="微软雅黑 Light" w:cs="微软雅黑 Light"/>
+          <w:sz w:val="18"/>
+          <w:szCs w:val="18"/>
+        </w:rPr>
+        <w:t xml:space="preserve">理论上最大支持 248 个字符，但在嵌入式广播包中（总共只有 31 字节），建议保持在 </w:t>
+      </w:r>
+      <w:r>
+        <w:rPr>
+          <w:rFonts w:hint="eastAsia" w:ascii="微软雅黑 Light" w:hAnsi="微软雅黑 Light" w:eastAsia="微软雅黑 Light" w:cs="微软雅黑 Light"/>
+          <w:b/>
+          <w:bCs/>
+          <w:sz w:val="18"/>
+          <w:szCs w:val="18"/>
+        </w:rPr>
+        <w:t>10-15 个字符以内</w:t>
+      </w:r>
+    </w:p>
+    <w:p>
+      <w:pPr>
+        <w:rPr>
+          <w:rFonts w:hint="eastAsia" w:ascii="微软雅黑 Light" w:hAnsi="微软雅黑 Light" w:eastAsia="微软雅黑 Light" w:cs="微软雅黑 Light"/>
+          <w:b w:val="0"/>
+          <w:bCs w:val="0"/>
+          <w:sz w:val="18"/>
+          <w:szCs w:val="18"/>
+          <w:lang w:val="en-US" w:eastAsia="zh-CN"/>
+        </w:rPr>
+      </w:pPr>
+      <w:r>
+        <w:rPr>
+          <w:rFonts w:hint="eastAsia" w:ascii="微软雅黑 Light" w:hAnsi="微软雅黑 Light" w:eastAsia="微软雅黑 Light" w:cs="微软雅黑 Light"/>
+          <w:b w:val="0"/>
+          <w:bCs w:val="0"/>
+          <w:sz w:val="18"/>
+          <w:szCs w:val="18"/>
+          <w:lang w:val="en-US" w:eastAsia="zh-CN"/>
+        </w:rPr>
+        <w:t># 设置蓝牙包每包字节</w:t>
+      </w:r>
+    </w:p>
+    <w:p>
+      <w:pPr>
+        <w:rPr>
+          <w:rFonts w:hint="eastAsia" w:ascii="微软雅黑 Light" w:hAnsi="微软雅黑 Light" w:eastAsia="微软雅黑 Light" w:cs="微软雅黑 Light"/>
+          <w:b w:val="0"/>
+          <w:bCs w:val="0"/>
+          <w:sz w:val="18"/>
+          <w:szCs w:val="18"/>
+          <w:lang w:val="en-US" w:eastAsia="zh-CN"/>
+        </w:rPr>
+      </w:pPr>
+      <w:r>
+        <w:rPr>
+          <w:rFonts w:hint="eastAsia" w:ascii="微软雅黑 Light" w:hAnsi="微软雅黑 Light" w:eastAsia="微软雅黑 Light" w:cs="微软雅黑 Light"/>
+          <w:b w:val="0"/>
+          <w:bCs w:val="0"/>
+          <w:sz w:val="18"/>
+          <w:szCs w:val="18"/>
+        </w:rPr>
+        <w:t>CONFIG_BT_BUF_ACL_TX_SIZE=251</w:t>
+      </w:r>
+      <w:r>
+        <w:rPr>
+          <w:rFonts w:hint="eastAsia" w:ascii="微软雅黑 Light" w:hAnsi="微软雅黑 Light" w:eastAsia="微软雅黑 Light" w:cs="微软雅黑 Light"/>
+          <w:b w:val="0"/>
+          <w:bCs w:val="0"/>
+          <w:sz w:val="18"/>
+          <w:szCs w:val="18"/>
+          <w:lang w:val="en-US" w:eastAsia="zh-CN"/>
+        </w:rPr>
+        <w:t xml:space="preserve"> # 需配合函数bt_conn_le_data_len_update</w:t>
+      </w:r>
+    </w:p>
+    <w:p>
+      <w:pPr>
+        <w:rPr>
+          <w:rFonts w:hint="eastAsia" w:ascii="微软雅黑 Light" w:hAnsi="微软雅黑 Light" w:eastAsia="微软雅黑 Light" w:cs="微软雅黑 Light"/>
+          <w:b w:val="0"/>
+          <w:bCs w:val="0"/>
+          <w:sz w:val="18"/>
+          <w:szCs w:val="18"/>
+        </w:rPr>
+      </w:pPr>
+      <w:r>
+        <w:rPr>
+          <w:rFonts w:hint="eastAsia" w:ascii="微软雅黑 Light" w:hAnsi="微软雅黑 Light" w:eastAsia="微软雅黑 Light" w:cs="微软雅黑 Light"/>
+          <w:b w:val="0"/>
+          <w:bCs w:val="0"/>
+          <w:sz w:val="18"/>
+          <w:szCs w:val="18"/>
+        </w:rPr>
+        <w:t>CONFIG_BT_BUF_ACL_RX_SIZE=251</w:t>
+      </w:r>
+    </w:p>
+    <w:p>
+      <w:pPr>
+        <w:rPr>
+          <w:rFonts w:hint="eastAsia" w:ascii="微软雅黑 Light" w:hAnsi="微软雅黑 Light" w:eastAsia="微软雅黑 Light" w:cs="微软雅黑 Light"/>
+          <w:b w:val="0"/>
+          <w:bCs w:val="0"/>
+          <w:sz w:val="18"/>
+          <w:szCs w:val="18"/>
+          <w:lang w:val="en-US" w:eastAsia="zh-CN"/>
+        </w:rPr>
+      </w:pPr>
+      <w:r>
+        <w:rPr>
+          <w:rFonts w:hint="eastAsia" w:ascii="微软雅黑 Light" w:hAnsi="微软雅黑 Light" w:eastAsia="微软雅黑 Light" w:cs="微软雅黑 Light"/>
+          <w:b w:val="0"/>
+          <w:bCs w:val="0"/>
+          <w:sz w:val="18"/>
+          <w:szCs w:val="18"/>
+        </w:rPr>
+        <w:t>CONFIG_BT_L2CAP_TX_MTU=247</w:t>
+      </w:r>
+      <w:r>
+        <w:rPr>
+          <w:rFonts w:hint="eastAsia" w:ascii="微软雅黑 Light" w:hAnsi="微软雅黑 Light" w:eastAsia="微软雅黑 Light" w:cs="微软雅黑 Light"/>
+          <w:b w:val="0"/>
+          <w:bCs w:val="0"/>
+          <w:sz w:val="18"/>
+          <w:szCs w:val="18"/>
+          <w:lang w:val="en-US" w:eastAsia="zh-CN"/>
+        </w:rPr>
+        <w:t xml:space="preserve"> # Host(主机层/L2CAP)</w:t>
+      </w:r>
+      <w:r>
+        <w:rPr>
+          <w:rFonts w:hint="eastAsia" w:ascii="微软雅黑 Light" w:hAnsi="微软雅黑 Light" w:eastAsia="微软雅黑 Light" w:cs="微软雅黑 Light"/>
+          <w:sz w:val="18"/>
+          <w:szCs w:val="18"/>
+        </w:rPr>
+        <w:t>定义了应用层（如 GATT）可以一次性交给协议栈处理的最大数据包大小</w:t>
+      </w:r>
+    </w:p>
+    <w:p>
+      <w:pPr>
+        <w:rPr>
+          <w:rFonts w:hint="eastAsia" w:ascii="微软雅黑 Light" w:hAnsi="微软雅黑 Light" w:eastAsia="微软雅黑 Light" w:cs="微软雅黑 Light"/>
+          <w:b w:val="0"/>
+          <w:bCs w:val="0"/>
+          <w:sz w:val="18"/>
+          <w:szCs w:val="18"/>
+        </w:rPr>
+      </w:pPr>
+      <w:r>
+        <w:rPr>
+          <w:rFonts w:hint="eastAsia" w:ascii="微软雅黑 Light" w:hAnsi="微软雅黑 Light" w:eastAsia="微软雅黑 Light" w:cs="微软雅黑 Light"/>
+          <w:b w:val="0"/>
+          <w:bCs w:val="0"/>
+          <w:sz w:val="18"/>
+          <w:szCs w:val="18"/>
+        </w:rPr>
+        <w:t>CONFIG_BT_USER_DATA_LEN_UPDATE=y</w:t>
+      </w:r>
+    </w:p>
+    <w:p>
+      <w:pPr>
+        <w:rPr>
+          <w:rFonts w:hint="eastAsia" w:ascii="微软雅黑 Light" w:hAnsi="微软雅黑 Light" w:eastAsia="微软雅黑 Light" w:cs="微软雅黑 Light"/>
+          <w:b w:val="0"/>
+          <w:bCs w:val="0"/>
+          <w:sz w:val="18"/>
+          <w:szCs w:val="18"/>
+          <w:lang w:val="en-US" w:eastAsia="zh-CN"/>
+        </w:rPr>
+      </w:pPr>
+      <w:r>
+        <w:rPr>
+          <w:rFonts w:hint="eastAsia" w:ascii="微软雅黑 Light" w:hAnsi="微软雅黑 Light" w:eastAsia="微软雅黑 Light" w:cs="微软雅黑 Light"/>
+          <w:b w:val="0"/>
+          <w:bCs w:val="0"/>
+          <w:sz w:val="18"/>
+          <w:szCs w:val="18"/>
+        </w:rPr>
+        <w:t>CONFIG_BT_CTLR_DATA_LENGTH_MAX=251</w:t>
+      </w:r>
+      <w:r>
+        <w:rPr>
+          <w:rFonts w:hint="eastAsia" w:ascii="微软雅黑 Light" w:hAnsi="微软雅黑 Light" w:eastAsia="微软雅黑 Light" w:cs="微软雅黑 Light"/>
+          <w:b w:val="0"/>
+          <w:bCs w:val="0"/>
+          <w:sz w:val="18"/>
+          <w:szCs w:val="18"/>
+          <w:lang w:val="en-US" w:eastAsia="zh-CN"/>
+        </w:rPr>
+        <w:t xml:space="preserve"> # Controller(控制器层)</w:t>
+      </w:r>
+      <w:r>
+        <w:rPr>
+          <w:rFonts w:hint="eastAsia" w:ascii="微软雅黑 Light" w:hAnsi="微软雅黑 Light" w:eastAsia="微软雅黑 Light" w:cs="微软雅黑 Light"/>
+          <w:sz w:val="18"/>
+          <w:szCs w:val="18"/>
+        </w:rPr>
+        <w:t>定义了蓝牙芯片在空中单次发送/接收的</w:t>
+      </w:r>
+      <w:r>
+        <w:rPr>
+          <w:rFonts w:hint="eastAsia" w:ascii="微软雅黑 Light" w:hAnsi="微软雅黑 Light" w:eastAsia="微软雅黑 Light" w:cs="微软雅黑 Light"/>
+          <w:b/>
+          <w:bCs/>
+          <w:sz w:val="18"/>
+          <w:szCs w:val="18"/>
+        </w:rPr>
+        <w:t>物理帧</w:t>
+      </w:r>
+      <w:r>
+        <w:rPr>
+          <w:rFonts w:hint="eastAsia" w:ascii="微软雅黑 Light" w:hAnsi="微软雅黑 Light" w:eastAsia="微软雅黑 Light" w:cs="微软雅黑 Light"/>
+          <w:sz w:val="18"/>
+          <w:szCs w:val="18"/>
+        </w:rPr>
+        <w:t>最大字节数（即 DLE - Data Length Extension）。</w:t>
+      </w:r>
+    </w:p>
+    <w:p>
+      <w:pPr>
+        <w:rPr>
+          <w:rFonts w:hint="eastAsia" w:ascii="微软雅黑 Light" w:hAnsi="微软雅黑 Light" w:eastAsia="微软雅黑 Light" w:cs="微软雅黑 Light"/>
+          <w:b w:val="0"/>
+          <w:bCs w:val="0"/>
+          <w:sz w:val="18"/>
+          <w:szCs w:val="18"/>
+          <w:lang w:val="en-US" w:eastAsia="zh-CN"/>
+        </w:rPr>
+      </w:pPr>
+      <w:r>
+        <w:rPr>
+          <w:rFonts w:hint="eastAsia" w:ascii="微软雅黑 Light" w:hAnsi="微软雅黑 Light" w:eastAsia="微软雅黑 Light" w:cs="微软雅黑 Light"/>
+          <w:b w:val="0"/>
+          <w:bCs w:val="0"/>
+          <w:sz w:val="18"/>
+          <w:szCs w:val="18"/>
+        </w:rPr>
+        <w:t>CONFIG_BT_BUF_ACL_TX_COUNT=6</w:t>
+      </w:r>
+      <w:r>
+        <w:rPr>
+          <w:rFonts w:hint="eastAsia" w:ascii="微软雅黑 Light" w:hAnsi="微软雅黑 Light" w:eastAsia="微软雅黑 Light" w:cs="微软雅黑 Light"/>
+          <w:b w:val="0"/>
+          <w:bCs w:val="0"/>
+          <w:sz w:val="18"/>
+          <w:szCs w:val="18"/>
+          <w:lang w:val="en-US" w:eastAsia="zh-CN"/>
+        </w:rPr>
+        <w:t xml:space="preserve"> #</w:t>
+      </w:r>
+      <w:r>
+        <w:rPr>
+          <w:rFonts w:hint="eastAsia" w:ascii="微软雅黑 Light" w:hAnsi="微软雅黑 Light" w:eastAsia="微软雅黑 Light" w:cs="微软雅黑 Light"/>
+          <w:sz w:val="18"/>
+          <w:szCs w:val="18"/>
+        </w:rPr>
+        <w:t>增加缓冲区数量（可选，防止大数据连续发送时阻塞）</w:t>
+      </w:r>
+    </w:p>
+    <w:p>
+      <w:pPr>
+        <w:rPr>
+          <w:rFonts w:hint="eastAsia" w:ascii="微软雅黑 Light" w:hAnsi="微软雅黑 Light" w:eastAsia="微软雅黑 Light" w:cs="微软雅黑 Light"/>
+          <w:b w:val="0"/>
+          <w:bCs w:val="0"/>
+          <w:sz w:val="18"/>
+          <w:szCs w:val="18"/>
+        </w:rPr>
+      </w:pPr>
+      <w:r>
+        <w:rPr>
+          <w:rFonts w:hint="eastAsia" w:ascii="微软雅黑 Light" w:hAnsi="微软雅黑 Light" w:eastAsia="微软雅黑 Light" w:cs="微软雅黑 Light"/>
+          <w:b w:val="0"/>
+          <w:bCs w:val="0"/>
+          <w:sz w:val="18"/>
+          <w:szCs w:val="18"/>
+        </w:rPr>
+        <w:t>CONFIG_BT_L2CAP_TX_BUF_COUNT=6</w:t>
+      </w:r>
+    </w:p>
+    <w:p>
+      <w:pPr>
+        <w:rPr>
+          <w:rFonts w:hint="eastAsia" w:ascii="微软雅黑 Light" w:hAnsi="微软雅黑 Light" w:eastAsia="微软雅黑 Light" w:cs="微软雅黑 Light"/>
+          <w:b w:val="0"/>
+          <w:bCs w:val="0"/>
+          <w:sz w:val="18"/>
+          <w:szCs w:val="18"/>
+          <w:lang w:val="en-US" w:eastAsia="zh-CN"/>
+        </w:rPr>
+      </w:pPr>
+      <w:r>
+        <w:rPr>
+          <w:rFonts w:hint="eastAsia" w:ascii="微软雅黑 Light" w:hAnsi="微软雅黑 Light" w:eastAsia="微软雅黑 Light" w:cs="微软雅黑 Light"/>
+          <w:b w:val="0"/>
+          <w:bCs w:val="0"/>
+          <w:sz w:val="18"/>
+          <w:szCs w:val="18"/>
+          <w:lang w:val="en-US" w:eastAsia="zh-CN"/>
+        </w:rPr>
+        <w:t># 设置调制速率</w:t>
+      </w:r>
+    </w:p>
+    <w:p>
+      <w:pPr>
+        <w:rPr>
+          <w:rFonts w:hint="eastAsia" w:ascii="微软雅黑 Light" w:hAnsi="微软雅黑 Light" w:eastAsia="微软雅黑 Light" w:cs="微软雅黑 Light"/>
+          <w:b w:val="0"/>
+          <w:bCs w:val="0"/>
+          <w:sz w:val="18"/>
+          <w:szCs w:val="18"/>
+          <w:lang w:val="en-US" w:eastAsia="zh-CN"/>
+        </w:rPr>
+      </w:pPr>
+      <w:r>
+        <w:rPr>
+          <w:rFonts w:hint="eastAsia" w:ascii="微软雅黑 Light" w:hAnsi="微软雅黑 Light" w:eastAsia="微软雅黑 Light" w:cs="微软雅黑 Light"/>
+          <w:b w:val="0"/>
+          <w:bCs w:val="0"/>
+          <w:sz w:val="18"/>
+          <w:szCs w:val="18"/>
+          <w:lang w:val="en-US" w:eastAsia="zh-CN"/>
+        </w:rPr>
+        <w:t>CONFIG_BT_PHY_UPDATE=y</w:t>
+      </w:r>
+      <w:r>
+        <w:rPr>
+          <w:rFonts w:hint="eastAsia" w:ascii="微软雅黑 Light" w:hAnsi="微软雅黑 Light" w:eastAsia="微软雅黑 Light" w:cs="微软雅黑 Light"/>
+          <w:b w:val="0"/>
+          <w:bCs w:val="0"/>
+          <w:sz w:val="18"/>
+          <w:szCs w:val="18"/>
+          <w:lang w:val="en-US" w:eastAsia="zh-CN"/>
+        </w:rPr>
+        <w:t xml:space="preserve"> # 物理层更新标志</w:t>
+      </w:r>
+    </w:p>
+    <w:p>
+      <w:pPr>
+        <w:rPr>
+          <w:rFonts w:hint="eastAsia" w:ascii="微软雅黑 Light" w:hAnsi="微软雅黑 Light" w:eastAsia="微软雅黑 Light" w:cs="微软雅黑 Light"/>
+          <w:b w:val="0"/>
+          <w:bCs w:val="0"/>
+          <w:sz w:val="18"/>
+          <w:szCs w:val="18"/>
+          <w:lang w:val="en-US" w:eastAsia="zh-CN"/>
+        </w:rPr>
+      </w:pPr>
+      <w:r>
+        <w:rPr>
+          <w:rFonts w:hint="eastAsia" w:ascii="微软雅黑 Light" w:hAnsi="微软雅黑 Light" w:eastAsia="微软雅黑 Light" w:cs="微软雅黑 Light"/>
+          <w:b w:val="0"/>
+          <w:bCs w:val="0"/>
+          <w:sz w:val="18"/>
+          <w:szCs w:val="18"/>
+          <w:lang w:val="en-US" w:eastAsia="zh-CN"/>
+        </w:rPr>
+        <w:t>CONFIG_BT_CTLR_PHY_2M=y</w:t>
+      </w:r>
+      <w:r>
+        <w:rPr>
+          <w:rFonts w:hint="eastAsia" w:ascii="微软雅黑 Light" w:hAnsi="微软雅黑 Light" w:eastAsia="微软雅黑 Light" w:cs="微软雅黑 Light"/>
+          <w:b w:val="0"/>
+          <w:bCs w:val="0"/>
+          <w:sz w:val="18"/>
+          <w:szCs w:val="18"/>
+          <w:lang w:val="en-US" w:eastAsia="zh-CN"/>
+        </w:rPr>
+        <w:t xml:space="preserve"> # 修改调制速率为2Mbps 需配合函数bt_conn_le_phy_update</w:t>
+      </w:r>
+    </w:p>
+    <w:p>
+      <w:pPr>
+        <w:rPr>
+          <w:rFonts w:hint="eastAsia" w:ascii="微软雅黑 Light" w:hAnsi="微软雅黑 Light" w:eastAsia="微软雅黑 Light" w:cs="微软雅黑 Light"/>
+          <w:b w:val="0"/>
+          <w:bCs w:val="0"/>
+          <w:sz w:val="18"/>
+          <w:szCs w:val="18"/>
+          <w:lang w:val="en-US" w:eastAsia="zh-CN"/>
+        </w:rPr>
+      </w:pPr>
+      <w:r>
+        <w:rPr>
+          <w:rFonts w:hint="eastAsia" w:ascii="微软雅黑 Light" w:hAnsi="微软雅黑 Light" w:eastAsia="微软雅黑 Light" w:cs="微软雅黑 Light"/>
+          <w:b w:val="0"/>
+          <w:bCs w:val="0"/>
+          <w:sz w:val="18"/>
+          <w:szCs w:val="18"/>
+          <w:lang w:val="en-US" w:eastAsia="zh-CN"/>
+        </w:rPr>
+        <w:t>CONFIG_BT_CTLR_PHY_CODED=y</w:t>
+      </w:r>
+      <w:r>
+        <w:rPr>
+          <w:rFonts w:hint="eastAsia" w:ascii="微软雅黑 Light" w:hAnsi="微软雅黑 Light" w:eastAsia="微软雅黑 Light" w:cs="微软雅黑 Light"/>
+          <w:b w:val="0"/>
+          <w:bCs w:val="0"/>
+          <w:sz w:val="18"/>
+          <w:szCs w:val="18"/>
+          <w:lang w:val="en-US" w:eastAsia="zh-CN"/>
+        </w:rPr>
+        <w:t xml:space="preserve"> </w:t>
+      </w:r>
+    </w:p>
+    <w:p>
+      <w:pPr>
+        <w:rPr>
+          <w:rFonts w:hint="eastAsia" w:ascii="微软雅黑 Light" w:hAnsi="微软雅黑 Light" w:eastAsia="微软雅黑 Light" w:cs="微软雅黑 Light"/>
+          <w:b w:val="0"/>
+          <w:bCs w:val="0"/>
+          <w:sz w:val="18"/>
+          <w:szCs w:val="18"/>
+          <w:lang w:val="en-US" w:eastAsia="zh-CN"/>
+        </w:rPr>
+      </w:pPr>
+      <w:r>
+        <w:rPr>
+          <w:rFonts w:hint="eastAsia" w:ascii="微软雅黑 Light" w:hAnsi="微软雅黑 Light" w:eastAsia="微软雅黑 Light" w:cs="微软雅黑 Light"/>
+          <w:b w:val="0"/>
+          <w:bCs w:val="0"/>
+          <w:sz w:val="18"/>
+          <w:szCs w:val="18"/>
+          <w:lang w:val="en-US" w:eastAsia="zh-CN"/>
+        </w:rPr>
+        <w:t>CONFIG_BT_USER_PHY_UPDATE=y</w:t>
+      </w:r>
+    </w:p>
+    <w:p>
+      <w:pPr>
+        <w:rPr>
+          <w:rFonts w:hint="eastAsia" w:ascii="微软雅黑 Light" w:hAnsi="微软雅黑 Light" w:eastAsia="微软雅黑 Light" w:cs="微软雅黑 Light"/>
+          <w:b w:val="0"/>
+          <w:bCs w:val="0"/>
+          <w:sz w:val="18"/>
+          <w:szCs w:val="18"/>
+          <w:lang w:val="en-US" w:eastAsia="zh-CN"/>
+        </w:rPr>
+      </w:pPr>
+      <w:r>
+        <w:rPr>
+          <w:rFonts w:hint="eastAsia" w:ascii="微软雅黑 Light" w:hAnsi="微软雅黑 Light" w:eastAsia="微软雅黑 Light" w:cs="微软雅黑 Light"/>
+          <w:b w:val="0"/>
+          <w:bCs w:val="0"/>
+          <w:sz w:val="18"/>
+          <w:szCs w:val="18"/>
+          <w:lang w:val="en-US" w:eastAsia="zh-CN"/>
+        </w:rPr>
+        <w:t># 设置发送功率</w:t>
+      </w:r>
+    </w:p>
+    <w:p>
+      <w:pPr>
+        <w:rPr>
+          <w:rFonts w:hint="eastAsia" w:ascii="微软雅黑 Light" w:hAnsi="微软雅黑 Light" w:eastAsia="微软雅黑 Light" w:cs="微软雅黑 Light"/>
+          <w:b w:val="0"/>
+          <w:bCs w:val="0"/>
+          <w:sz w:val="18"/>
+          <w:szCs w:val="18"/>
+          <w:lang w:val="en-US" w:eastAsia="zh-CN"/>
+        </w:rPr>
+      </w:pPr>
+      <w:r>
+        <w:rPr>
+          <w:rFonts w:hint="eastAsia" w:ascii="微软雅黑 Light" w:hAnsi="微软雅黑 Light" w:eastAsia="微软雅黑 Light" w:cs="微软雅黑 Light"/>
+          <w:b w:val="0"/>
+          <w:bCs w:val="0"/>
+          <w:sz w:val="18"/>
+          <w:szCs w:val="18"/>
+          <w:lang w:val="en-US" w:eastAsia="zh-CN"/>
+        </w:rPr>
+        <w:t>CONFIG_BT_CTLR_TX_PWR_DYNAMIC_CONTROL=y</w:t>
+      </w:r>
+      <w:r>
+        <w:rPr>
+          <w:rFonts w:hint="eastAsia" w:ascii="微软雅黑 Light" w:hAnsi="微软雅黑 Light" w:eastAsia="微软雅黑 Light" w:cs="微软雅黑 Light"/>
+          <w:b w:val="0"/>
+          <w:bCs w:val="0"/>
+          <w:sz w:val="18"/>
+          <w:szCs w:val="18"/>
+          <w:lang w:val="en-US" w:eastAsia="zh-CN"/>
+        </w:rPr>
+        <w:t xml:space="preserve"> # 需配合特定函数</w:t>
+      </w:r>
+    </w:p>
+    <w:p>
+      <w:pPr>
+        <w:rPr>
+          <w:rFonts w:hint="eastAsia" w:ascii="微软雅黑 Light" w:hAnsi="微软雅黑 Light" w:eastAsia="微软雅黑 Light" w:cs="微软雅黑 Light"/>
+          <w:b w:val="0"/>
+          <w:bCs w:val="0"/>
+          <w:sz w:val="18"/>
+          <w:szCs w:val="18"/>
+          <w:lang w:val="en-US" w:eastAsia="zh-CN"/>
+        </w:rPr>
+      </w:pPr>
+      <w:r>
+        <w:rPr>
+          <w:rFonts w:hint="eastAsia" w:ascii="微软雅黑 Light" w:hAnsi="微软雅黑 Light" w:eastAsia="微软雅黑 Light" w:cs="微软雅黑 Light"/>
+          <w:b w:val="0"/>
+          <w:bCs w:val="0"/>
+          <w:sz w:val="18"/>
+          <w:szCs w:val="18"/>
+          <w:lang w:val="en-US" w:eastAsia="zh-CN"/>
+        </w:rPr>
+        <w:t>CONFIG_BT_LL_SW_SPLIT=y</w:t>
+      </w:r>
+    </w:p>
+    <w:p>
+      <w:pPr>
+        <w:rPr>
+          <w:rFonts w:hint="eastAsia" w:ascii="微软雅黑 Light" w:hAnsi="微软雅黑 Light" w:eastAsia="微软雅黑 Light" w:cs="微软雅黑 Light"/>
+          <w:b w:val="0"/>
+          <w:bCs w:val="0"/>
+          <w:sz w:val="18"/>
+          <w:szCs w:val="18"/>
+          <w:lang w:val="en-US" w:eastAsia="zh-CN"/>
+        </w:rPr>
+      </w:pPr>
+      <w:r>
+        <w:rPr>
+          <w:rFonts w:hint="eastAsia" w:ascii="微软雅黑 Light" w:hAnsi="微软雅黑 Light" w:eastAsia="微软雅黑 Light" w:cs="微软雅黑 Light"/>
+          <w:b w:val="0"/>
+          <w:bCs w:val="0"/>
+          <w:sz w:val="18"/>
+          <w:szCs w:val="18"/>
+          <w:lang w:val="en-US" w:eastAsia="zh-CN"/>
+        </w:rPr>
+        <w:t># 设置时间间隔</w:t>
+      </w:r>
+    </w:p>
+    <w:p>
+      <w:pPr>
+        <w:rPr>
+          <w:rFonts w:hint="eastAsia" w:ascii="微软雅黑 Light" w:hAnsi="微软雅黑 Light" w:eastAsia="微软雅黑 Light" w:cs="微软雅黑 Light"/>
+          <w:b w:val="0"/>
+          <w:bCs w:val="0"/>
+          <w:sz w:val="18"/>
+          <w:szCs w:val="18"/>
+          <w:lang w:val="en-US" w:eastAsia="zh-CN"/>
+        </w:rPr>
+      </w:pPr>
+      <w:r>
+        <w:rPr>
+          <w:rFonts w:hint="eastAsia" w:ascii="微软雅黑 Light" w:hAnsi="微软雅黑 Light" w:eastAsia="微软雅黑 Light" w:cs="微软雅黑 Light"/>
+          <w:b w:val="0"/>
+          <w:bCs w:val="0"/>
+          <w:sz w:val="18"/>
+          <w:szCs w:val="18"/>
+          <w:lang w:val="en-US" w:eastAsia="zh-CN"/>
+        </w:rPr>
+        <w:t>CONFIG_BT_PERIPHERAL_PREF_MIN_INT=6</w:t>
+      </w:r>
+    </w:p>
+    <w:p>
+      <w:pPr>
+        <w:rPr>
+          <w:rFonts w:hint="eastAsia" w:ascii="微软雅黑 Light" w:hAnsi="微软雅黑 Light" w:eastAsia="微软雅黑 Light" w:cs="微软雅黑 Light"/>
+          <w:b w:val="0"/>
+          <w:bCs w:val="0"/>
+          <w:sz w:val="18"/>
+          <w:szCs w:val="18"/>
+          <w:lang w:val="en-US" w:eastAsia="zh-CN"/>
+        </w:rPr>
+      </w:pPr>
+      <w:r>
+        <w:rPr>
+          <w:rFonts w:hint="eastAsia" w:ascii="微软雅黑 Light" w:hAnsi="微软雅黑 Light" w:eastAsia="微软雅黑 Light" w:cs="微软雅黑 Light"/>
+          <w:b w:val="0"/>
+          <w:bCs w:val="0"/>
+          <w:sz w:val="18"/>
+          <w:szCs w:val="18"/>
+          <w:lang w:val="en-US" w:eastAsia="zh-CN"/>
+        </w:rPr>
+        <w:t>CONFIG_BT_PERIPHERAL_PREF_MAX_INT=6</w:t>
+      </w:r>
+    </w:p>
+    <w:p>
+      <w:pPr>
+        <w:rPr>
+          <w:rFonts w:hint="eastAsia" w:ascii="微软雅黑 Light" w:hAnsi="微软雅黑 Light" w:eastAsia="微软雅黑 Light" w:cs="微软雅黑 Light"/>
+          <w:b w:val="0"/>
+          <w:bCs w:val="0"/>
+          <w:sz w:val="18"/>
+          <w:szCs w:val="18"/>
+          <w:lang w:val="en-US" w:eastAsia="zh-CN"/>
+        </w:rPr>
+      </w:pPr>
+      <w:r>
+        <w:rPr>
+          <w:rFonts w:hint="eastAsia" w:ascii="微软雅黑 Light" w:hAnsi="微软雅黑 Light" w:eastAsia="微软雅黑 Light" w:cs="微软雅黑 Light"/>
+          <w:b w:val="0"/>
+          <w:bCs w:val="0"/>
+          <w:sz w:val="18"/>
+          <w:szCs w:val="18"/>
+          <w:lang w:val="en-US" w:eastAsia="zh-CN"/>
+        </w:rPr>
+        <w:t>CONFIG_BT_PERIPHERAL_PREF_LATENCY=0</w:t>
+      </w:r>
+    </w:p>
+    <w:p>
+      <w:pPr>
+        <w:rPr>
+          <w:rFonts w:hint="eastAsia" w:ascii="微软雅黑 Light" w:hAnsi="微软雅黑 Light" w:eastAsia="微软雅黑 Light" w:cs="微软雅黑 Light"/>
+          <w:b w:val="0"/>
+          <w:bCs w:val="0"/>
+          <w:sz w:val="18"/>
+          <w:szCs w:val="18"/>
+          <w:lang w:val="en-US" w:eastAsia="zh-CN"/>
+        </w:rPr>
+      </w:pPr>
+      <w:r>
+        <w:rPr>
+          <w:rFonts w:hint="eastAsia" w:ascii="微软雅黑 Light" w:hAnsi="微软雅黑 Light" w:eastAsia="微软雅黑 Light" w:cs="微软雅黑 Light"/>
+          <w:b w:val="0"/>
+          <w:bCs w:val="0"/>
+          <w:sz w:val="18"/>
+          <w:szCs w:val="18"/>
+          <w:lang w:val="en-US" w:eastAsia="zh-CN"/>
+        </w:rPr>
+        <w:t>CONFIG_BT_PERIPHERAL_PREF_TIMEOUT=400</w:t>
+      </w:r>
+    </w:p>
+    <w:p>
+      <w:pPr>
+        <w:rPr>
+          <w:rFonts w:hint="eastAsia" w:ascii="微软雅黑 Light" w:hAnsi="微软雅黑 Light" w:eastAsia="微软雅黑 Light" w:cs="微软雅黑 Light"/>
+          <w:b w:val="0"/>
+          <w:bCs w:val="0"/>
+          <w:sz w:val="18"/>
+          <w:szCs w:val="18"/>
+          <w:lang w:val="en-US" w:eastAsia="zh-CN"/>
+        </w:rPr>
+      </w:pPr>
+    </w:p>
+    <w:p>
+      <w:pPr>
+        <w:rPr>
+          <w:rFonts w:hint="eastAsia" w:ascii="微软雅黑 Light" w:hAnsi="微软雅黑 Light" w:eastAsia="微软雅黑 Light" w:cs="微软雅黑 Light"/>
+          <w:b w:val="0"/>
+          <w:bCs w:val="0"/>
+          <w:sz w:val="18"/>
+          <w:szCs w:val="18"/>
+          <w:lang w:val="en-US" w:eastAsia="zh-CN"/>
+        </w:rPr>
+      </w:pPr>
+      <w:r>
+        <w:rPr>
+          <w:rFonts w:hint="eastAsia" w:ascii="微软雅黑 Light" w:hAnsi="微软雅黑 Light" w:eastAsia="微软雅黑 Light" w:cs="微软雅黑 Light"/>
+          <w:b w:val="0"/>
+          <w:bCs w:val="0"/>
+          <w:sz w:val="18"/>
+          <w:szCs w:val="18"/>
+          <w:lang w:val="en-US" w:eastAsia="zh-CN"/>
+        </w:rPr>
+        <w:t># 升级相关配置项</w:t>
+      </w:r>
+    </w:p>
+    <w:p>
+      <w:pPr>
+        <w:rPr>
+          <w:rFonts w:hint="eastAsia" w:ascii="微软雅黑 Light" w:hAnsi="微软雅黑 Light" w:eastAsia="微软雅黑 Light" w:cs="微软雅黑 Light"/>
+          <w:b w:val="0"/>
+          <w:bCs w:val="0"/>
+          <w:sz w:val="18"/>
+          <w:szCs w:val="18"/>
+          <w:lang w:val="en-US" w:eastAsia="zh-CN"/>
+        </w:rPr>
+      </w:pPr>
+      <w:r>
+        <w:rPr>
+          <w:rFonts w:hint="eastAsia" w:ascii="微软雅黑 Light" w:hAnsi="微软雅黑 Light" w:eastAsia="微软雅黑 Light" w:cs="微软雅黑 Light"/>
+          <w:b w:val="0"/>
+          <w:bCs w:val="0"/>
+          <w:sz w:val="18"/>
+          <w:szCs w:val="18"/>
+          <w:lang w:val="en-US" w:eastAsia="zh-CN"/>
+        </w:rPr>
+        <w:t># 系统基础组件</w:t>
+      </w:r>
+    </w:p>
+    <w:p>
+      <w:pPr>
+        <w:rPr>
+          <w:rFonts w:hint="eastAsia" w:ascii="微软雅黑 Light" w:hAnsi="微软雅黑 Light" w:eastAsia="微软雅黑 Light" w:cs="微软雅黑 Light"/>
+          <w:sz w:val="18"/>
+          <w:szCs w:val="18"/>
+        </w:rPr>
+      </w:pPr>
+      <w:r>
+        <w:rPr>
+          <w:rFonts w:hint="eastAsia" w:ascii="微软雅黑 Light" w:hAnsi="微软雅黑 Light" w:eastAsia="微软雅黑 Light" w:cs="微软雅黑 Light"/>
+          <w:b w:val="0"/>
+          <w:bCs w:val="0"/>
+          <w:sz w:val="18"/>
+          <w:szCs w:val="18"/>
+          <w:lang w:val="en-US" w:eastAsia="zh-CN"/>
+        </w:rPr>
+        <w:t xml:space="preserve">CONFIG_NET_BUF # </w:t>
+      </w:r>
+      <w:r>
+        <w:rPr>
+          <w:rFonts w:hint="eastAsia" w:ascii="微软雅黑 Light" w:hAnsi="微软雅黑 Light" w:eastAsia="微软雅黑 Light" w:cs="微软雅黑 Light"/>
+          <w:sz w:val="18"/>
+          <w:szCs w:val="18"/>
+        </w:rPr>
+        <w:t>启用网络缓冲区管理</w:t>
+      </w:r>
+      <w:r>
+        <w:rPr>
+          <w:rFonts w:hint="eastAsia" w:ascii="微软雅黑 Light" w:hAnsi="微软雅黑 Light" w:eastAsia="微软雅黑 Light" w:cs="微软雅黑 Light"/>
+          <w:sz w:val="18"/>
+          <w:szCs w:val="18"/>
+          <w:lang w:val="en-US" w:eastAsia="zh-CN"/>
+        </w:rPr>
+        <w:t>,</w:t>
+      </w:r>
+      <w:r>
+        <w:rPr>
+          <w:rFonts w:hint="eastAsia" w:ascii="微软雅黑 Light" w:hAnsi="微软雅黑 Light" w:eastAsia="微软雅黑 Light" w:cs="微软雅黑 Light"/>
+          <w:sz w:val="18"/>
+          <w:szCs w:val="18"/>
+        </w:rPr>
+        <w:t>处理蓝牙、Wi-Fi 数据包，或者在不同软件层之间传递大块数据，防止内存碎片的产生</w:t>
+      </w:r>
+    </w:p>
+    <w:p>
+      <w:pPr>
+        <w:rPr>
+          <w:rFonts w:hint="eastAsia" w:ascii="微软雅黑 Light" w:hAnsi="微软雅黑 Light" w:eastAsia="微软雅黑 Light" w:cs="微软雅黑 Light"/>
+          <w:sz w:val="18"/>
+          <w:szCs w:val="18"/>
+          <w:lang w:val="en-US" w:eastAsia="zh-CN"/>
+        </w:rPr>
+      </w:pPr>
+      <w:r>
+        <w:rPr>
+          <w:rFonts w:hint="eastAsia" w:ascii="微软雅黑 Light" w:hAnsi="微软雅黑 Light" w:eastAsia="微软雅黑 Light" w:cs="微软雅黑 Light"/>
+          <w:sz w:val="18"/>
+          <w:szCs w:val="18"/>
+          <w:lang w:val="en-US" w:eastAsia="zh-CN"/>
+        </w:rPr>
+        <w:t>CONFIG_CRC # 循环冗余检验算法</w:t>
+      </w:r>
+    </w:p>
+    <w:p>
+      <w:pPr>
+        <w:rPr>
+          <w:rFonts w:hint="eastAsia" w:ascii="微软雅黑 Light" w:hAnsi="微软雅黑 Light" w:eastAsia="微软雅黑 Light" w:cs="微软雅黑 Light"/>
+          <w:sz w:val="18"/>
+          <w:szCs w:val="18"/>
+          <w:lang w:val="en-US" w:eastAsia="zh-CN"/>
+        </w:rPr>
+      </w:pPr>
+      <w:r>
+        <w:rPr>
+          <w:rFonts w:hint="eastAsia" w:ascii="微软雅黑 Light" w:hAnsi="微软雅黑 Light" w:eastAsia="微软雅黑 Light" w:cs="微软雅黑 Light"/>
+          <w:sz w:val="18"/>
+          <w:szCs w:val="18"/>
+          <w:lang w:val="en-US" w:eastAsia="zh-CN"/>
+        </w:rPr>
+        <w:t># 序列化和远程管理</w:t>
+      </w:r>
+    </w:p>
+    <w:p>
+      <w:pPr>
+        <w:rPr>
+          <w:rFonts w:hint="eastAsia" w:ascii="微软雅黑 Light" w:hAnsi="微软雅黑 Light" w:eastAsia="微软雅黑 Light" w:cs="微软雅黑 Light"/>
+          <w:sz w:val="18"/>
+          <w:szCs w:val="18"/>
+          <w:lang w:val="en-US" w:eastAsia="zh-CN"/>
+        </w:rPr>
+      </w:pPr>
+      <w:r>
+        <w:rPr>
+          <w:rFonts w:hint="eastAsia" w:ascii="微软雅黑 Light" w:hAnsi="微软雅黑 Light" w:eastAsia="微软雅黑 Light" w:cs="微软雅黑 Light"/>
+          <w:sz w:val="18"/>
+          <w:szCs w:val="18"/>
+          <w:lang w:val="en-US" w:eastAsia="zh-CN"/>
+        </w:rPr>
+        <w:t>CONGIF_ZCBOR # 一种高效的二进制序列化格式，解升级包和打包升级包</w:t>
+      </w:r>
+    </w:p>
+    <w:p>
+      <w:pPr>
+        <w:rPr>
+          <w:rFonts w:hint="eastAsia" w:ascii="微软雅黑 Light" w:hAnsi="微软雅黑 Light" w:eastAsia="微软雅黑 Light" w:cs="微软雅黑 Light"/>
+          <w:sz w:val="18"/>
+          <w:szCs w:val="18"/>
+          <w:lang w:val="en-US" w:eastAsia="zh-CN"/>
+        </w:rPr>
+      </w:pPr>
+      <w:r>
+        <w:rPr>
+          <w:rFonts w:hint="eastAsia" w:ascii="微软雅黑 Light" w:hAnsi="微软雅黑 Light" w:eastAsia="微软雅黑 Light" w:cs="微软雅黑 Light"/>
+          <w:sz w:val="18"/>
+          <w:szCs w:val="18"/>
+          <w:lang w:val="en-US" w:eastAsia="zh-CN"/>
+        </w:rPr>
+        <w:t>CONFIG_MCUMGR # MCU管理器架构，升级包写入后重新启动等作用</w:t>
+      </w:r>
       <w:bookmarkStart w:id="3" w:name="_GoBack"/>
       <w:bookmarkEnd w:id="3"/>
-    </w:p>
-    <w:p>
-      <w:pPr>
-        <w:rPr>
-          <w:rFonts w:hint="eastAsia" w:ascii="微软雅黑 Light" w:hAnsi="微软雅黑 Light" w:eastAsia="微软雅黑 Light" w:cs="微软雅黑 Light"/>
-          <w:sz w:val="18"/>
-          <w:szCs w:val="18"/>
-          <w:lang w:val="en-US" w:eastAsia="zh-CN"/>
-        </w:rPr>
-      </w:pPr>
-      <w:r>
-        <w:rPr>
-          <w:rFonts w:hint="eastAsia" w:ascii="微软雅黑 Light" w:hAnsi="微软雅黑 Light" w:eastAsia="微软雅黑 Light" w:cs="微软雅黑 Light"/>
-          <w:sz w:val="18"/>
-          <w:szCs w:val="18"/>
-          <w:lang w:val="en-US" w:eastAsia="zh-CN"/>
-        </w:rPr>
-        <w:t># IPC配置项</w:t>
-      </w:r>
-    </w:p>
-    <w:p>
-      <w:pPr>
-        <w:rPr>
-          <w:rFonts w:hint="eastAsia" w:ascii="微软雅黑 Light" w:hAnsi="微软雅黑 Light" w:eastAsia="微软雅黑 Light" w:cs="微软雅黑 Light"/>
-          <w:sz w:val="18"/>
-          <w:szCs w:val="18"/>
-          <w:lang w:val="en-US" w:eastAsia="zh-CN"/>
-        </w:rPr>
-      </w:pPr>
-      <w:r>
-        <w:rPr>
-          <w:rFonts w:hint="eastAsia" w:ascii="微软雅黑 Light" w:hAnsi="微软雅黑 Light" w:eastAsia="微软雅黑 Light" w:cs="微软雅黑 Light"/>
-          <w:sz w:val="18"/>
-          <w:szCs w:val="18"/>
-          <w:lang w:val="en-US" w:eastAsia="zh-CN"/>
-        </w:rPr>
-        <w:t>CONFIG_EVENTS # 事件，通过状态位获取发生的事件，一般32位</w:t>
-      </w:r>
-    </w:p>
-    <w:p>
-      <w:pPr>
-        <w:rPr>
-          <w:rFonts w:hint="eastAsia" w:ascii="微软雅黑 Light" w:hAnsi="微软雅黑 Light" w:eastAsia="微软雅黑 Light" w:cs="微软雅黑 Light"/>
-          <w:sz w:val="18"/>
-          <w:szCs w:val="18"/>
-          <w:lang w:val="en-US" w:eastAsia="zh-CN"/>
-        </w:rPr>
-      </w:pPr>
-      <w:r>
-        <w:rPr>
-          <w:rFonts w:hint="eastAsia" w:ascii="微软雅黑 Light" w:hAnsi="微软雅黑 Light" w:eastAsia="微软雅黑 Light" w:cs="微软雅黑 Light"/>
-          <w:sz w:val="18"/>
-          <w:szCs w:val="18"/>
-          <w:lang w:val="en-US" w:eastAsia="zh-CN"/>
-        </w:rPr>
-        <w:t>CONFIG_MSGQ # 消息队列，新版本中默认开启，极简内核中需要手动开启</w:t>
-      </w:r>
-    </w:p>
-    <w:p>
-      <w:pPr>
-        <w:rPr>
-          <w:rFonts w:hint="eastAsia" w:ascii="微软雅黑 Light" w:hAnsi="微软雅黑 Light" w:eastAsia="微软雅黑 Light" w:cs="微软雅黑 Light"/>
-          <w:sz w:val="18"/>
-          <w:szCs w:val="18"/>
-          <w:lang w:val="en-US" w:eastAsia="zh-CN"/>
-        </w:rPr>
-      </w:pPr>
-      <w:r>
-        <w:rPr>
-          <w:rFonts w:hint="eastAsia" w:ascii="微软雅黑 Light" w:hAnsi="微软雅黑 Light" w:eastAsia="微软雅黑 Light" w:cs="微软雅黑 Light"/>
-          <w:sz w:val="18"/>
-          <w:szCs w:val="18"/>
-          <w:lang w:val="en-US" w:eastAsia="zh-CN"/>
-        </w:rPr>
-        <w:t>CONFIG_MBOX # 邮箱</w:t>
-      </w:r>
-    </w:p>
-    <w:p>
-      <w:pPr>
-        <w:rPr>
-          <w:rFonts w:hint="eastAsia" w:ascii="微软雅黑 Light" w:hAnsi="微软雅黑 Light" w:eastAsia="微软雅黑 Light" w:cs="微软雅黑 Light"/>
-          <w:sz w:val="18"/>
-          <w:szCs w:val="18"/>
-        </w:rPr>
-      </w:pPr>
-      <w:r>
-        <w:rPr>
-          <w:rFonts w:hint="eastAsia" w:ascii="微软雅黑 Light" w:hAnsi="微软雅黑 Light" w:eastAsia="微软雅黑 Light" w:cs="微软雅黑 Light"/>
-          <w:sz w:val="18"/>
-          <w:szCs w:val="18"/>
-          <w:lang w:val="en-US" w:eastAsia="zh-CN"/>
-        </w:rPr>
-        <w:t xml:space="preserve">CONFIG_POLL # </w:t>
-      </w:r>
-      <w:r>
-        <w:rPr>
-          <w:rFonts w:hint="eastAsia" w:ascii="微软雅黑 Light" w:hAnsi="微软雅黑 Light" w:eastAsia="微软雅黑 Light" w:cs="微软雅黑 Light"/>
-          <w:sz w:val="18"/>
-          <w:szCs w:val="18"/>
-        </w:rPr>
-        <w:t xml:space="preserve">想让一个线程像 Linux 的 </w:t>
-      </w:r>
-      <w:r>
-        <w:rPr>
-          <w:rStyle w:val="9"/>
-          <w:rFonts w:hint="eastAsia" w:ascii="微软雅黑 Light" w:hAnsi="微软雅黑 Light" w:eastAsia="微软雅黑 Light" w:cs="微软雅黑 Light"/>
-          <w:sz w:val="18"/>
-          <w:szCs w:val="18"/>
-        </w:rPr>
-        <w:t>select</w:t>
-      </w:r>
-      <w:r>
-        <w:rPr>
-          <w:rFonts w:hint="eastAsia" w:ascii="微软雅黑 Light" w:hAnsi="微软雅黑 Light" w:eastAsia="微软雅黑 Light" w:cs="微软雅黑 Light"/>
-          <w:sz w:val="18"/>
-          <w:szCs w:val="18"/>
-        </w:rPr>
-        <w:t xml:space="preserve"> 或 </w:t>
-      </w:r>
-      <w:r>
-        <w:rPr>
-          <w:rStyle w:val="9"/>
-          <w:rFonts w:hint="eastAsia" w:ascii="微软雅黑 Light" w:hAnsi="微软雅黑 Light" w:eastAsia="微软雅黑 Light" w:cs="微软雅黑 Light"/>
-          <w:sz w:val="18"/>
-          <w:szCs w:val="18"/>
-        </w:rPr>
-        <w:t>poll</w:t>
-      </w:r>
-      <w:r>
-        <w:rPr>
-          <w:rFonts w:hint="eastAsia" w:ascii="微软雅黑 Light" w:hAnsi="微软雅黑 Light" w:eastAsia="微软雅黑 Light" w:cs="微软雅黑 Light"/>
-          <w:sz w:val="18"/>
-          <w:szCs w:val="18"/>
-        </w:rPr>
-        <w:t xml:space="preserve"> 那样，</w:t>
-      </w:r>
-      <w:r>
-        <w:rPr>
-          <w:rFonts w:hint="eastAsia" w:ascii="微软雅黑 Light" w:hAnsi="微软雅黑 Light" w:eastAsia="微软雅黑 Light" w:cs="微软雅黑 Light"/>
-          <w:b/>
-          <w:bCs/>
-          <w:sz w:val="18"/>
-          <w:szCs w:val="18"/>
-        </w:rPr>
-        <w:t>同时等待多个不同类型的对象</w:t>
-      </w:r>
-      <w:r>
-        <w:rPr>
-          <w:rFonts w:hint="eastAsia" w:ascii="微软雅黑 Light" w:hAnsi="微软雅黑 Light" w:eastAsia="微软雅黑 Light" w:cs="微软雅黑 Light"/>
-          <w:sz w:val="18"/>
-          <w:szCs w:val="18"/>
-        </w:rPr>
-        <w:t>（比如同时等一个信号量、一个队列和一个事件组），这个功能必开。极大地节省线程资源，不需要为每个等待对象都创建一个线程</w:t>
-      </w:r>
-    </w:p>
-    <w:p>
-      <w:pPr>
-        <w:rPr>
-          <w:rFonts w:hint="eastAsia" w:ascii="微软雅黑 Light" w:hAnsi="微软雅黑 Light" w:eastAsia="微软雅黑 Light" w:cs="微软雅黑 Light"/>
-          <w:sz w:val="18"/>
-          <w:szCs w:val="18"/>
-        </w:rPr>
-      </w:pPr>
-    </w:p>
-    <w:p>
-      <w:pPr>
-        <w:rPr>
-          <w:rFonts w:hint="eastAsia" w:ascii="微软雅黑 Light" w:hAnsi="微软雅黑 Light" w:eastAsia="微软雅黑 Light" w:cs="微软雅黑 Light"/>
-          <w:sz w:val="18"/>
-          <w:szCs w:val="18"/>
-          <w:lang w:val="en-US" w:eastAsia="zh-CN"/>
-        </w:rPr>
-      </w:pPr>
-      <w:r>
-        <w:rPr>
-          <w:rFonts w:hint="eastAsia" w:ascii="微软雅黑 Light" w:hAnsi="微软雅黑 Light" w:eastAsia="微软雅黑 Light" w:cs="微软雅黑 Light"/>
-          <w:sz w:val="18"/>
-          <w:szCs w:val="18"/>
-          <w:lang w:val="en-US" w:eastAsia="zh-CN"/>
-        </w:rPr>
-        <w:t># 内存类配置项</w:t>
+      <w:r>
+        <w:rPr>
+          <w:rFonts w:hint="eastAsia" w:ascii="微软雅黑 Light" w:hAnsi="微软雅黑 Light" w:eastAsia="微软雅黑 Light" w:cs="微软雅黑 Light"/>
+          <w:sz w:val="18"/>
+          <w:szCs w:val="18"/>
+          <w:lang w:val="en-US" w:eastAsia="zh-CN"/>
+        </w:rPr>
+        <w:t>，bootloader功能</w:t>
       </w:r>
     </w:p>
     <w:p>
@@ -4657,824 +5803,18 @@
           <w:szCs w:val="18"/>
           <w:lang w:val="en-US" w:eastAsia="zh-CN"/>
         </w:rPr>
-        <w:t>CONFIG_HEAP_MEM_POOL_SIZE #  系统堆栈总大小，为动态申请内存制定大小，配合k_malloc和k_free使用，受限于芯片ram大小</w:t>
-      </w:r>
-    </w:p>
-    <w:p>
-      <w:pPr>
-        <w:rPr>
-          <w:rFonts w:hint="eastAsia" w:ascii="微软雅黑 Light" w:hAnsi="微软雅黑 Light" w:eastAsia="微软雅黑 Light" w:cs="微软雅黑 Light"/>
-          <w:sz w:val="18"/>
-          <w:szCs w:val="18"/>
-          <w:lang w:val="en-US" w:eastAsia="zh-CN"/>
-        </w:rPr>
-      </w:pPr>
-      <w:r>
-        <w:rPr>
-          <w:rFonts w:hint="eastAsia" w:ascii="微软雅黑 Light" w:hAnsi="微软雅黑 Light" w:eastAsia="微软雅黑 Light" w:cs="微软雅黑 Light"/>
-          <w:sz w:val="18"/>
-          <w:szCs w:val="18"/>
-        </w:rPr>
-        <w:t>CONFIG_SYS_HEAP_RUNTIME_STATS</w:t>
-      </w:r>
-      <w:r>
-        <w:rPr>
-          <w:rFonts w:hint="eastAsia" w:ascii="微软雅黑 Light" w:hAnsi="微软雅黑 Light" w:eastAsia="微软雅黑 Light" w:cs="微软雅黑 Light"/>
-          <w:sz w:val="18"/>
-          <w:szCs w:val="18"/>
-          <w:lang w:val="en-US" w:eastAsia="zh-CN"/>
-        </w:rPr>
-        <w:t xml:space="preserve"> # 监控堆的使用情况</w:t>
-      </w:r>
-    </w:p>
-    <w:p>
-      <w:pPr>
-        <w:rPr>
-          <w:rFonts w:hint="eastAsia" w:ascii="微软雅黑 Light" w:hAnsi="微软雅黑 Light" w:eastAsia="微软雅黑 Light" w:cs="微软雅黑 Light"/>
-          <w:sz w:val="18"/>
-          <w:szCs w:val="18"/>
-          <w:lang w:val="en-US" w:eastAsia="zh-CN"/>
-        </w:rPr>
-      </w:pPr>
-    </w:p>
-    <w:p>
-      <w:pPr>
-        <w:rPr>
-          <w:rFonts w:hint="eastAsia" w:ascii="微软雅黑 Light" w:hAnsi="微软雅黑 Light" w:eastAsia="微软雅黑 Light" w:cs="微软雅黑 Light"/>
-          <w:sz w:val="18"/>
-          <w:szCs w:val="18"/>
-          <w:lang w:val="en-US" w:eastAsia="zh-CN"/>
-        </w:rPr>
-      </w:pPr>
-      <w:r>
-        <w:rPr>
-          <w:rFonts w:hint="eastAsia" w:ascii="微软雅黑 Light" w:hAnsi="微软雅黑 Light" w:eastAsia="微软雅黑 Light" w:cs="微软雅黑 Light"/>
-          <w:sz w:val="18"/>
-          <w:szCs w:val="18"/>
-          <w:lang w:val="en-US" w:eastAsia="zh-CN"/>
-        </w:rPr>
-        <w:t xml:space="preserve"># 蓝牙配置项 </w:t>
-      </w:r>
-    </w:p>
-    <w:p>
-      <w:pPr>
-        <w:rPr>
-          <w:rFonts w:hint="eastAsia" w:ascii="微软雅黑 Light" w:hAnsi="微软雅黑 Light" w:eastAsia="微软雅黑 Light" w:cs="微软雅黑 Light"/>
-          <w:sz w:val="18"/>
-          <w:szCs w:val="18"/>
-          <w:lang w:val="en-US" w:eastAsia="zh-CN"/>
-        </w:rPr>
-      </w:pPr>
-      <w:r>
-        <w:rPr>
-          <w:rFonts w:hint="eastAsia" w:ascii="微软雅黑 Light" w:hAnsi="微软雅黑 Light" w:eastAsia="微软雅黑 Light" w:cs="微软雅黑 Light"/>
-          <w:sz w:val="18"/>
-          <w:szCs w:val="18"/>
-          <w:lang w:val="en-US" w:eastAsia="zh-CN"/>
-        </w:rPr>
-        <w:t>CONFIG_BT</w:t>
-      </w:r>
-    </w:p>
-    <w:p>
-      <w:pPr>
-        <w:rPr>
-          <w:rFonts w:hint="eastAsia" w:ascii="微软雅黑 Light" w:hAnsi="微软雅黑 Light" w:eastAsia="微软雅黑 Light" w:cs="微软雅黑 Light"/>
-          <w:sz w:val="18"/>
-          <w:szCs w:val="18"/>
-          <w:lang w:val="en-US" w:eastAsia="zh-CN"/>
-        </w:rPr>
-      </w:pPr>
-      <w:r>
-        <w:rPr>
-          <w:rFonts w:hint="eastAsia" w:ascii="微软雅黑 Light" w:hAnsi="微软雅黑 Light" w:eastAsia="微软雅黑 Light" w:cs="微软雅黑 Light"/>
-          <w:sz w:val="18"/>
-          <w:szCs w:val="18"/>
-          <w:lang w:val="en-US" w:eastAsia="zh-CN"/>
-        </w:rPr>
-        <w:t>CONFIG_BT_PERIPHRAL</w:t>
-      </w:r>
-    </w:p>
-    <w:p>
-      <w:pPr>
-        <w:rPr>
-          <w:rFonts w:hint="eastAsia" w:ascii="微软雅黑 Light" w:hAnsi="微软雅黑 Light" w:eastAsia="微软雅黑 Light" w:cs="微软雅黑 Light"/>
-          <w:sz w:val="18"/>
-          <w:szCs w:val="18"/>
-          <w:lang w:val="en-US" w:eastAsia="zh-CN"/>
-        </w:rPr>
-      </w:pPr>
-      <w:r>
-        <w:rPr>
-          <w:rFonts w:hint="eastAsia" w:ascii="微软雅黑 Light" w:hAnsi="微软雅黑 Light" w:eastAsia="微软雅黑 Light" w:cs="微软雅黑 Light"/>
-          <w:sz w:val="18"/>
-          <w:szCs w:val="18"/>
-          <w:lang w:val="en-US" w:eastAsia="zh-CN"/>
-        </w:rPr>
-        <w:t>CONFIG_BT_SMP # Security Manager Protocol</w:t>
-      </w:r>
-    </w:p>
-    <w:p>
-      <w:pPr>
-        <w:rPr>
-          <w:rFonts w:hint="eastAsia" w:ascii="微软雅黑 Light" w:hAnsi="微软雅黑 Light" w:eastAsia="微软雅黑 Light" w:cs="微软雅黑 Light"/>
-          <w:sz w:val="18"/>
-          <w:szCs w:val="18"/>
-          <w:lang w:val="en-US" w:eastAsia="zh-CN"/>
-        </w:rPr>
-      </w:pPr>
-      <w:r>
-        <w:rPr>
-          <w:rFonts w:hint="eastAsia" w:ascii="微软雅黑 Light" w:hAnsi="微软雅黑 Light" w:eastAsia="微软雅黑 Light" w:cs="微软雅黑 Light"/>
-          <w:sz w:val="18"/>
-          <w:szCs w:val="18"/>
-          <w:lang w:val="en-US" w:eastAsia="zh-CN"/>
-        </w:rPr>
-        <w:t xml:space="preserve">CONFIG_BT_DIS # </w:t>
-      </w:r>
-      <w:r>
-        <w:rPr>
-          <w:rFonts w:hint="eastAsia" w:ascii="微软雅黑 Light" w:hAnsi="微软雅黑 Light" w:eastAsia="微软雅黑 Light" w:cs="微软雅黑 Light"/>
-          <w:sz w:val="18"/>
-          <w:szCs w:val="18"/>
-        </w:rPr>
-        <w:t xml:space="preserve">Device Information Service </w:t>
-      </w:r>
-      <w:r>
-        <w:rPr>
-          <w:rFonts w:hint="eastAsia" w:ascii="微软雅黑 Light" w:hAnsi="微软雅黑 Light" w:eastAsia="微软雅黑 Light" w:cs="微软雅黑 Light"/>
-          <w:sz w:val="18"/>
-          <w:szCs w:val="18"/>
-          <w:lang w:val="en-US" w:eastAsia="zh-CN"/>
-        </w:rPr>
-        <w:t>,UUID为0x180A</w:t>
-      </w:r>
-    </w:p>
-    <w:p>
-      <w:pPr>
-        <w:rPr>
-          <w:rFonts w:hint="eastAsia" w:ascii="微软雅黑 Light" w:hAnsi="微软雅黑 Light" w:eastAsia="微软雅黑 Light" w:cs="微软雅黑 Light"/>
-          <w:sz w:val="18"/>
-          <w:szCs w:val="18"/>
-        </w:rPr>
-      </w:pPr>
-      <w:r>
-        <w:rPr>
-          <w:rFonts w:hint="eastAsia" w:ascii="微软雅黑 Light" w:hAnsi="微软雅黑 Light" w:eastAsia="微软雅黑 Light" w:cs="微软雅黑 Light"/>
-          <w:sz w:val="18"/>
-          <w:szCs w:val="18"/>
-          <w:lang w:val="en-US" w:eastAsia="zh-CN"/>
-        </w:rPr>
-        <w:t xml:space="preserve">CONFIG_BT_DIS_PNP # </w:t>
-      </w:r>
-      <w:r>
-        <w:rPr>
-          <w:rFonts w:hint="eastAsia" w:ascii="微软雅黑 Light" w:hAnsi="微软雅黑 Light" w:eastAsia="微软雅黑 Light" w:cs="微软雅黑 Light"/>
-          <w:sz w:val="18"/>
-          <w:szCs w:val="18"/>
-        </w:rPr>
-        <w:t>PnP ID 主要用于向主机报告设备的厂商标识（Vendor ID）、产品 ID 和版本</w:t>
-      </w:r>
-    </w:p>
-    <w:p>
-      <w:pPr>
-        <w:rPr>
-          <w:rFonts w:hint="eastAsia" w:ascii="微软雅黑 Light" w:hAnsi="微软雅黑 Light" w:eastAsia="微软雅黑 Light" w:cs="微软雅黑 Light"/>
-          <w:b/>
-          <w:bCs/>
-          <w:sz w:val="18"/>
-          <w:szCs w:val="18"/>
-        </w:rPr>
-      </w:pPr>
-      <w:r>
-        <w:rPr>
-          <w:rFonts w:hint="eastAsia" w:ascii="微软雅黑 Light" w:hAnsi="微软雅黑 Light" w:eastAsia="微软雅黑 Light" w:cs="微软雅黑 Light"/>
-          <w:sz w:val="18"/>
-          <w:szCs w:val="18"/>
-          <w:lang w:val="en-US" w:eastAsia="zh-CN"/>
-        </w:rPr>
-        <w:t xml:space="preserve">CONFIG_BT_DEVICE_NAME # </w:t>
-      </w:r>
-      <w:r>
-        <w:rPr>
-          <w:rFonts w:hint="eastAsia" w:ascii="微软雅黑 Light" w:hAnsi="微软雅黑 Light" w:eastAsia="微软雅黑 Light" w:cs="微软雅黑 Light"/>
-          <w:sz w:val="18"/>
-          <w:szCs w:val="18"/>
-        </w:rPr>
-        <w:t xml:space="preserve">理论上最大支持 248 个字符，但在嵌入式广播包中（总共只有 31 字节），建议保持在 </w:t>
-      </w:r>
-      <w:r>
-        <w:rPr>
-          <w:rFonts w:hint="eastAsia" w:ascii="微软雅黑 Light" w:hAnsi="微软雅黑 Light" w:eastAsia="微软雅黑 Light" w:cs="微软雅黑 Light"/>
-          <w:b/>
-          <w:bCs/>
-          <w:sz w:val="18"/>
-          <w:szCs w:val="18"/>
-        </w:rPr>
-        <w:t>10-15 个字符以内</w:t>
-      </w:r>
-    </w:p>
-    <w:p>
-      <w:pPr>
-        <w:rPr>
-          <w:rFonts w:hint="eastAsia" w:ascii="微软雅黑 Light" w:hAnsi="微软雅黑 Light" w:eastAsia="微软雅黑 Light" w:cs="微软雅黑 Light"/>
-          <w:b w:val="0"/>
-          <w:bCs w:val="0"/>
-          <w:sz w:val="18"/>
-          <w:szCs w:val="18"/>
-          <w:lang w:val="en-US" w:eastAsia="zh-CN"/>
-        </w:rPr>
-      </w:pPr>
-      <w:r>
-        <w:rPr>
-          <w:rFonts w:hint="eastAsia" w:ascii="微软雅黑 Light" w:hAnsi="微软雅黑 Light" w:eastAsia="微软雅黑 Light" w:cs="微软雅黑 Light"/>
-          <w:b w:val="0"/>
-          <w:bCs w:val="0"/>
-          <w:sz w:val="18"/>
-          <w:szCs w:val="18"/>
-          <w:lang w:val="en-US" w:eastAsia="zh-CN"/>
-        </w:rPr>
-        <w:t>#设置蓝牙包每包字节</w:t>
+        <w:t>#</w:t>
       </w:r>
     </w:p>
     <w:p>
       <w:pPr>
         <w:rPr>
           <w:rFonts w:hint="default" w:ascii="微软雅黑 Light" w:hAnsi="微软雅黑 Light" w:eastAsia="微软雅黑 Light" w:cs="微软雅黑 Light"/>
-          <w:b w:val="0"/>
-          <w:bCs w:val="0"/>
-          <w:sz w:val="18"/>
-          <w:szCs w:val="18"/>
-          <w:lang w:val="en-US" w:eastAsia="zh-CN"/>
-        </w:rPr>
-      </w:pPr>
-      <w:r>
-        <w:rPr>
-          <w:rFonts w:hint="eastAsia" w:ascii="微软雅黑 Light" w:hAnsi="微软雅黑 Light" w:eastAsia="微软雅黑 Light" w:cs="微软雅黑 Light"/>
-          <w:b w:val="0"/>
-          <w:bCs w:val="0"/>
-          <w:sz w:val="18"/>
-          <w:szCs w:val="18"/>
-        </w:rPr>
-        <w:t>CONFIG_BT_BUF_ACL_TX_SIZE=251</w:t>
-      </w:r>
-      <w:r>
-        <w:rPr>
-          <w:rFonts w:hint="eastAsia" w:ascii="微软雅黑 Light" w:hAnsi="微软雅黑 Light" w:eastAsia="微软雅黑 Light" w:cs="微软雅黑 Light"/>
-          <w:b w:val="0"/>
-          <w:bCs w:val="0"/>
-          <w:sz w:val="18"/>
-          <w:szCs w:val="18"/>
-          <w:lang w:val="en-US" w:eastAsia="zh-CN"/>
-        </w:rPr>
-        <w:t xml:space="preserve"> # 需配合函数bt_conn_le_data_len_update</w:t>
-      </w:r>
-    </w:p>
-    <w:p>
-      <w:pPr>
-        <w:rPr>
-          <w:rFonts w:hint="eastAsia" w:ascii="微软雅黑 Light" w:hAnsi="微软雅黑 Light" w:eastAsia="微软雅黑 Light" w:cs="微软雅黑 Light"/>
-          <w:b w:val="0"/>
-          <w:bCs w:val="0"/>
-          <w:sz w:val="18"/>
-          <w:szCs w:val="18"/>
-        </w:rPr>
-      </w:pPr>
-      <w:r>
-        <w:rPr>
-          <w:rFonts w:hint="eastAsia" w:ascii="微软雅黑 Light" w:hAnsi="微软雅黑 Light" w:eastAsia="微软雅黑 Light" w:cs="微软雅黑 Light"/>
-          <w:b w:val="0"/>
-          <w:bCs w:val="0"/>
-          <w:sz w:val="18"/>
-          <w:szCs w:val="18"/>
-        </w:rPr>
-        <w:t>CONFIG_BT_BUF_ACL_RX_SIZE=251</w:t>
-      </w:r>
-    </w:p>
-    <w:p>
-      <w:pPr>
-        <w:rPr>
-          <w:rFonts w:hint="default" w:ascii="微软雅黑 Light" w:hAnsi="微软雅黑 Light" w:eastAsia="微软雅黑 Light" w:cs="微软雅黑 Light"/>
-          <w:b w:val="0"/>
-          <w:bCs w:val="0"/>
-          <w:sz w:val="18"/>
-          <w:szCs w:val="18"/>
-          <w:lang w:val="en-US" w:eastAsia="zh-CN"/>
-        </w:rPr>
-      </w:pPr>
-      <w:r>
-        <w:rPr>
-          <w:rFonts w:hint="eastAsia" w:ascii="微软雅黑 Light" w:hAnsi="微软雅黑 Light" w:eastAsia="微软雅黑 Light" w:cs="微软雅黑 Light"/>
-          <w:b w:val="0"/>
-          <w:bCs w:val="0"/>
-          <w:sz w:val="18"/>
-          <w:szCs w:val="18"/>
-        </w:rPr>
-        <w:t>CONFIG_BT_L2CAP_TX_MTU=247</w:t>
-      </w:r>
-      <w:r>
-        <w:rPr>
-          <w:rFonts w:hint="eastAsia" w:ascii="微软雅黑 Light" w:hAnsi="微软雅黑 Light" w:eastAsia="微软雅黑 Light" w:cs="微软雅黑 Light"/>
-          <w:b w:val="0"/>
-          <w:bCs w:val="0"/>
-          <w:sz w:val="18"/>
-          <w:szCs w:val="18"/>
-          <w:lang w:val="en-US" w:eastAsia="zh-CN"/>
-        </w:rPr>
-        <w:t xml:space="preserve"> # Host(主机层/L2CAP)</w:t>
-      </w:r>
-      <w:r>
-        <w:rPr>
-          <w:rFonts w:hint="eastAsia" w:ascii="微软雅黑 Light" w:hAnsi="微软雅黑 Light" w:eastAsia="微软雅黑 Light" w:cs="微软雅黑 Light"/>
-          <w:sz w:val="18"/>
-          <w:szCs w:val="18"/>
-        </w:rPr>
-        <w:t>定义了应用层（如 GATT）可以一次性交给协议栈处理的最大数据包大小</w:t>
-      </w:r>
-    </w:p>
-    <w:p>
-      <w:pPr>
-        <w:rPr>
-          <w:rFonts w:hint="eastAsia" w:ascii="微软雅黑 Light" w:hAnsi="微软雅黑 Light" w:eastAsia="微软雅黑 Light" w:cs="微软雅黑 Light"/>
-          <w:b w:val="0"/>
-          <w:bCs w:val="0"/>
-          <w:sz w:val="18"/>
-          <w:szCs w:val="18"/>
-        </w:rPr>
-      </w:pPr>
-      <w:r>
-        <w:rPr>
-          <w:rFonts w:hint="eastAsia" w:ascii="微软雅黑 Light" w:hAnsi="微软雅黑 Light" w:eastAsia="微软雅黑 Light" w:cs="微软雅黑 Light"/>
-          <w:b w:val="0"/>
-          <w:bCs w:val="0"/>
-          <w:sz w:val="18"/>
-          <w:szCs w:val="18"/>
-        </w:rPr>
-        <w:t>CONFIG_BT_USER_DATA_LEN_UPDATE=y</w:t>
-      </w:r>
-    </w:p>
-    <w:p>
-      <w:pPr>
-        <w:rPr>
-          <w:rFonts w:hint="default" w:ascii="微软雅黑 Light" w:hAnsi="微软雅黑 Light" w:eastAsia="微软雅黑 Light" w:cs="微软雅黑 Light"/>
-          <w:b w:val="0"/>
-          <w:bCs w:val="0"/>
-          <w:sz w:val="18"/>
-          <w:szCs w:val="18"/>
-          <w:lang w:val="en-US" w:eastAsia="zh-CN"/>
-        </w:rPr>
-      </w:pPr>
-      <w:r>
-        <w:rPr>
-          <w:rFonts w:hint="eastAsia" w:ascii="微软雅黑 Light" w:hAnsi="微软雅黑 Light" w:eastAsia="微软雅黑 Light" w:cs="微软雅黑 Light"/>
-          <w:b w:val="0"/>
-          <w:bCs w:val="0"/>
-          <w:sz w:val="18"/>
-          <w:szCs w:val="18"/>
-        </w:rPr>
-        <w:t>CONFIG_BT_CTLR_DATA_LENGTH_MAX=251</w:t>
-      </w:r>
-      <w:r>
-        <w:rPr>
-          <w:rFonts w:hint="eastAsia" w:ascii="微软雅黑 Light" w:hAnsi="微软雅黑 Light" w:eastAsia="微软雅黑 Light" w:cs="微软雅黑 Light"/>
-          <w:b w:val="0"/>
-          <w:bCs w:val="0"/>
-          <w:sz w:val="18"/>
-          <w:szCs w:val="18"/>
-          <w:lang w:val="en-US" w:eastAsia="zh-CN"/>
-        </w:rPr>
-        <w:t xml:space="preserve"> # Controller(控制器层)</w:t>
-      </w:r>
-      <w:r>
-        <w:rPr>
-          <w:rFonts w:hint="eastAsia" w:ascii="微软雅黑 Light" w:hAnsi="微软雅黑 Light" w:eastAsia="微软雅黑 Light" w:cs="微软雅黑 Light"/>
-          <w:sz w:val="18"/>
-          <w:szCs w:val="18"/>
-        </w:rPr>
-        <w:t>定义了蓝牙芯片在空中单次发送/接收的</w:t>
-      </w:r>
-      <w:r>
-        <w:rPr>
-          <w:rFonts w:hint="eastAsia" w:ascii="微软雅黑 Light" w:hAnsi="微软雅黑 Light" w:eastAsia="微软雅黑 Light" w:cs="微软雅黑 Light"/>
-          <w:b/>
-          <w:bCs/>
-          <w:sz w:val="18"/>
-          <w:szCs w:val="18"/>
-        </w:rPr>
-        <w:t>物理帧</w:t>
-      </w:r>
-      <w:r>
-        <w:rPr>
-          <w:rFonts w:hint="eastAsia" w:ascii="微软雅黑 Light" w:hAnsi="微软雅黑 Light" w:eastAsia="微软雅黑 Light" w:cs="微软雅黑 Light"/>
-          <w:sz w:val="18"/>
-          <w:szCs w:val="18"/>
-        </w:rPr>
-        <w:t>最大字节数（即 DLE - Data Length Extension）。</w:t>
-      </w:r>
-    </w:p>
-    <w:p>
-      <w:pPr>
-        <w:rPr>
-          <w:rFonts w:hint="default" w:ascii="微软雅黑 Light" w:hAnsi="微软雅黑 Light" w:eastAsia="微软雅黑 Light" w:cs="微软雅黑 Light"/>
-          <w:b w:val="0"/>
-          <w:bCs w:val="0"/>
-          <w:sz w:val="18"/>
-          <w:szCs w:val="18"/>
-          <w:lang w:val="en-US" w:eastAsia="zh-CN"/>
-        </w:rPr>
-      </w:pPr>
-      <w:r>
-        <w:rPr>
-          <w:rFonts w:hint="eastAsia" w:ascii="微软雅黑 Light" w:hAnsi="微软雅黑 Light" w:eastAsia="微软雅黑 Light" w:cs="微软雅黑 Light"/>
-          <w:b w:val="0"/>
-          <w:bCs w:val="0"/>
-          <w:sz w:val="18"/>
-          <w:szCs w:val="18"/>
-        </w:rPr>
-        <w:t>CONFIG_BT_BUF_ACL_TX_COUNT=6</w:t>
-      </w:r>
-      <w:r>
-        <w:rPr>
-          <w:rFonts w:hint="eastAsia" w:ascii="微软雅黑 Light" w:hAnsi="微软雅黑 Light" w:eastAsia="微软雅黑 Light" w:cs="微软雅黑 Light"/>
-          <w:b w:val="0"/>
-          <w:bCs w:val="0"/>
-          <w:sz w:val="18"/>
-          <w:szCs w:val="18"/>
-          <w:lang w:val="en-US" w:eastAsia="zh-CN"/>
-        </w:rPr>
-        <w:t xml:space="preserve"> #</w:t>
-      </w:r>
-      <w:r>
-        <w:rPr>
-          <w:rFonts w:hint="eastAsia" w:ascii="微软雅黑 Light" w:hAnsi="微软雅黑 Light" w:eastAsia="微软雅黑 Light" w:cs="微软雅黑 Light"/>
-          <w:sz w:val="18"/>
-          <w:szCs w:val="18"/>
-        </w:rPr>
-        <w:t>增加缓冲区数量（可选，防止大数据连续发送时阻塞）</w:t>
-      </w:r>
-    </w:p>
-    <w:p>
-      <w:pPr>
-        <w:rPr>
-          <w:rFonts w:hint="eastAsia" w:ascii="微软雅黑 Light" w:hAnsi="微软雅黑 Light" w:eastAsia="微软雅黑 Light" w:cs="微软雅黑 Light"/>
-          <w:b w:val="0"/>
-          <w:bCs w:val="0"/>
-          <w:sz w:val="18"/>
-          <w:szCs w:val="18"/>
-        </w:rPr>
-      </w:pPr>
-      <w:r>
-        <w:rPr>
-          <w:rFonts w:hint="eastAsia" w:ascii="微软雅黑 Light" w:hAnsi="微软雅黑 Light" w:eastAsia="微软雅黑 Light" w:cs="微软雅黑 Light"/>
-          <w:b w:val="0"/>
-          <w:bCs w:val="0"/>
-          <w:sz w:val="18"/>
-          <w:szCs w:val="18"/>
-        </w:rPr>
-        <w:t>CONFIG_BT_L2CAP_TX_BUF_COUNT=6</w:t>
-      </w:r>
-    </w:p>
-    <w:p>
-      <w:pPr>
-        <w:rPr>
-          <w:rFonts w:hint="default" w:ascii="微软雅黑 Light" w:hAnsi="微软雅黑 Light" w:eastAsia="微软雅黑 Light" w:cs="微软雅黑 Light"/>
-          <w:b w:val="0"/>
-          <w:bCs w:val="0"/>
-          <w:sz w:val="18"/>
-          <w:szCs w:val="18"/>
-          <w:lang w:val="en-US" w:eastAsia="zh-CN"/>
-        </w:rPr>
-      </w:pPr>
-      <w:r>
-        <w:rPr>
-          <w:rFonts w:hint="eastAsia" w:ascii="微软雅黑 Light" w:hAnsi="微软雅黑 Light" w:eastAsia="微软雅黑 Light" w:cs="微软雅黑 Light"/>
-          <w:b w:val="0"/>
-          <w:bCs w:val="0"/>
-          <w:sz w:val="18"/>
-          <w:szCs w:val="18"/>
-          <w:lang w:val="en-US" w:eastAsia="zh-CN"/>
-        </w:rPr>
-        <w:t># 设置调制速率</w:t>
-      </w:r>
-    </w:p>
-    <w:p>
-      <w:pPr>
-        <w:rPr>
-          <w:rFonts w:hint="default" w:ascii="微软雅黑 Light" w:hAnsi="微软雅黑 Light" w:eastAsia="微软雅黑 Light" w:cs="微软雅黑 Light"/>
-          <w:b w:val="0"/>
-          <w:bCs w:val="0"/>
-          <w:sz w:val="18"/>
-          <w:szCs w:val="18"/>
-          <w:lang w:val="en-US" w:eastAsia="zh-CN"/>
-        </w:rPr>
-      </w:pPr>
-      <w:r>
-        <w:rPr>
-          <w:rFonts w:hint="default" w:ascii="微软雅黑 Light" w:hAnsi="微软雅黑 Light" w:eastAsia="微软雅黑 Light" w:cs="微软雅黑 Light"/>
-          <w:b w:val="0"/>
-          <w:bCs w:val="0"/>
-          <w:sz w:val="18"/>
-          <w:szCs w:val="18"/>
-          <w:lang w:val="en-US" w:eastAsia="zh-CN"/>
-        </w:rPr>
-        <w:t>CONFIG_BT_PHY_UPDATE=y</w:t>
-      </w:r>
-      <w:r>
-        <w:rPr>
-          <w:rFonts w:hint="eastAsia" w:ascii="微软雅黑 Light" w:hAnsi="微软雅黑 Light" w:eastAsia="微软雅黑 Light" w:cs="微软雅黑 Light"/>
-          <w:b w:val="0"/>
-          <w:bCs w:val="0"/>
-          <w:sz w:val="18"/>
-          <w:szCs w:val="18"/>
-          <w:lang w:val="en-US" w:eastAsia="zh-CN"/>
-        </w:rPr>
-        <w:t xml:space="preserve"> # 物理层更新标志</w:t>
-      </w:r>
-    </w:p>
-    <w:p>
-      <w:pPr>
-        <w:rPr>
-          <w:rFonts w:hint="default" w:ascii="微软雅黑 Light" w:hAnsi="微软雅黑 Light" w:eastAsia="微软雅黑 Light" w:cs="微软雅黑 Light"/>
-          <w:b w:val="0"/>
-          <w:bCs w:val="0"/>
-          <w:sz w:val="18"/>
-          <w:szCs w:val="18"/>
-          <w:lang w:val="en-US" w:eastAsia="zh-CN"/>
-        </w:rPr>
-      </w:pPr>
-      <w:r>
-        <w:rPr>
-          <w:rFonts w:hint="default" w:ascii="微软雅黑 Light" w:hAnsi="微软雅黑 Light" w:eastAsia="微软雅黑 Light" w:cs="微软雅黑 Light"/>
-          <w:b w:val="0"/>
-          <w:bCs w:val="0"/>
-          <w:sz w:val="18"/>
-          <w:szCs w:val="18"/>
-          <w:lang w:val="en-US" w:eastAsia="zh-CN"/>
-        </w:rPr>
-        <w:t>CONFIG_BT_CTLR_PHY_2M=y</w:t>
-      </w:r>
-      <w:r>
-        <w:rPr>
-          <w:rFonts w:hint="eastAsia" w:ascii="微软雅黑 Light" w:hAnsi="微软雅黑 Light" w:eastAsia="微软雅黑 Light" w:cs="微软雅黑 Light"/>
-          <w:b w:val="0"/>
-          <w:bCs w:val="0"/>
-          <w:sz w:val="18"/>
-          <w:szCs w:val="18"/>
-          <w:lang w:val="en-US" w:eastAsia="zh-CN"/>
-        </w:rPr>
-        <w:t xml:space="preserve"> # 修改调制速率为2Mbps 需配合函数bt_conn_le_phy_update</w:t>
-      </w:r>
-    </w:p>
-    <w:p>
-      <w:pPr>
-        <w:rPr>
-          <w:rFonts w:hint="default" w:ascii="微软雅黑 Light" w:hAnsi="微软雅黑 Light" w:eastAsia="微软雅黑 Light" w:cs="微软雅黑 Light"/>
-          <w:b w:val="0"/>
-          <w:bCs w:val="0"/>
-          <w:sz w:val="18"/>
-          <w:szCs w:val="18"/>
-          <w:lang w:val="en-US" w:eastAsia="zh-CN"/>
-        </w:rPr>
-      </w:pPr>
-      <w:r>
-        <w:rPr>
-          <w:rFonts w:hint="default" w:ascii="微软雅黑 Light" w:hAnsi="微软雅黑 Light" w:eastAsia="微软雅黑 Light" w:cs="微软雅黑 Light"/>
-          <w:b w:val="0"/>
-          <w:bCs w:val="0"/>
-          <w:sz w:val="18"/>
-          <w:szCs w:val="18"/>
-          <w:lang w:val="en-US" w:eastAsia="zh-CN"/>
-        </w:rPr>
-        <w:t>CONFIG_BT_CTLR_PHY_CODED=y</w:t>
-      </w:r>
-      <w:r>
-        <w:rPr>
-          <w:rFonts w:hint="eastAsia" w:ascii="微软雅黑 Light" w:hAnsi="微软雅黑 Light" w:eastAsia="微软雅黑 Light" w:cs="微软雅黑 Light"/>
-          <w:b w:val="0"/>
-          <w:bCs w:val="0"/>
-          <w:sz w:val="18"/>
-          <w:szCs w:val="18"/>
-          <w:lang w:val="en-US" w:eastAsia="zh-CN"/>
-        </w:rPr>
-        <w:t xml:space="preserve"> </w:t>
-      </w:r>
-    </w:p>
-    <w:p>
-      <w:pPr>
-        <w:rPr>
-          <w:rFonts w:hint="default" w:ascii="微软雅黑 Light" w:hAnsi="微软雅黑 Light" w:eastAsia="微软雅黑 Light" w:cs="微软雅黑 Light"/>
-          <w:b w:val="0"/>
-          <w:bCs w:val="0"/>
-          <w:sz w:val="18"/>
-          <w:szCs w:val="18"/>
-          <w:lang w:val="en-US" w:eastAsia="zh-CN"/>
-        </w:rPr>
-      </w:pPr>
-      <w:r>
-        <w:rPr>
-          <w:rFonts w:hint="default" w:ascii="微软雅黑 Light" w:hAnsi="微软雅黑 Light" w:eastAsia="微软雅黑 Light" w:cs="微软雅黑 Light"/>
-          <w:b w:val="0"/>
-          <w:bCs w:val="0"/>
-          <w:sz w:val="18"/>
-          <w:szCs w:val="18"/>
-          <w:lang w:val="en-US" w:eastAsia="zh-CN"/>
-        </w:rPr>
-        <w:t>CONFIG_BT_USER_PHY_UPDATE=y</w:t>
-      </w:r>
-    </w:p>
-    <w:p>
-      <w:pPr>
-        <w:rPr>
-          <w:rFonts w:hint="eastAsia" w:ascii="微软雅黑 Light" w:hAnsi="微软雅黑 Light" w:eastAsia="微软雅黑 Light" w:cs="微软雅黑 Light"/>
-          <w:b w:val="0"/>
-          <w:bCs w:val="0"/>
-          <w:sz w:val="18"/>
-          <w:szCs w:val="18"/>
-          <w:lang w:val="en-US" w:eastAsia="zh-CN"/>
-        </w:rPr>
-      </w:pPr>
-      <w:r>
-        <w:rPr>
-          <w:rFonts w:hint="eastAsia" w:ascii="微软雅黑 Light" w:hAnsi="微软雅黑 Light" w:eastAsia="微软雅黑 Light" w:cs="微软雅黑 Light"/>
-          <w:b w:val="0"/>
-          <w:bCs w:val="0"/>
-          <w:sz w:val="18"/>
-          <w:szCs w:val="18"/>
-          <w:lang w:val="en-US" w:eastAsia="zh-CN"/>
-        </w:rPr>
-        <w:t># 设置发送功率</w:t>
-      </w:r>
-    </w:p>
-    <w:p>
-      <w:pPr>
-        <w:rPr>
-          <w:rFonts w:hint="default" w:ascii="微软雅黑 Light" w:hAnsi="微软雅黑 Light" w:eastAsia="微软雅黑 Light" w:cs="微软雅黑 Light"/>
-          <w:b w:val="0"/>
-          <w:bCs w:val="0"/>
-          <w:sz w:val="18"/>
-          <w:szCs w:val="18"/>
-          <w:lang w:val="en-US" w:eastAsia="zh-CN"/>
-        </w:rPr>
-      </w:pPr>
-      <w:r>
-        <w:rPr>
-          <w:rFonts w:hint="default" w:ascii="微软雅黑 Light" w:hAnsi="微软雅黑 Light" w:eastAsia="微软雅黑 Light" w:cs="微软雅黑 Light"/>
-          <w:b w:val="0"/>
-          <w:bCs w:val="0"/>
-          <w:sz w:val="18"/>
-          <w:szCs w:val="18"/>
-          <w:lang w:val="en-US" w:eastAsia="zh-CN"/>
-        </w:rPr>
-        <w:t>CONFIG_BT_CTLR_TX_PWR_DYNAMIC_CONTROL=y</w:t>
-      </w:r>
-      <w:r>
-        <w:rPr>
-          <w:rFonts w:hint="eastAsia" w:ascii="微软雅黑 Light" w:hAnsi="微软雅黑 Light" w:eastAsia="微软雅黑 Light" w:cs="微软雅黑 Light"/>
-          <w:b w:val="0"/>
-          <w:bCs w:val="0"/>
-          <w:sz w:val="18"/>
-          <w:szCs w:val="18"/>
-          <w:lang w:val="en-US" w:eastAsia="zh-CN"/>
-        </w:rPr>
-        <w:t xml:space="preserve"> # 需配合特定函数</w:t>
-      </w:r>
-    </w:p>
-    <w:p>
-      <w:pPr>
-        <w:rPr>
-          <w:rFonts w:hint="default" w:ascii="微软雅黑 Light" w:hAnsi="微软雅黑 Light" w:eastAsia="微软雅黑 Light" w:cs="微软雅黑 Light"/>
-          <w:b w:val="0"/>
-          <w:bCs w:val="0"/>
-          <w:sz w:val="18"/>
-          <w:szCs w:val="18"/>
-          <w:lang w:val="en-US" w:eastAsia="zh-CN"/>
-        </w:rPr>
-      </w:pPr>
-      <w:r>
-        <w:rPr>
-          <w:rFonts w:hint="default" w:ascii="微软雅黑 Light" w:hAnsi="微软雅黑 Light" w:eastAsia="微软雅黑 Light" w:cs="微软雅黑 Light"/>
-          <w:b w:val="0"/>
-          <w:bCs w:val="0"/>
-          <w:sz w:val="18"/>
-          <w:szCs w:val="18"/>
-          <w:lang w:val="en-US" w:eastAsia="zh-CN"/>
-        </w:rPr>
-        <w:t>CONFIG_BT_LL_SW_SPLIT=y</w:t>
-      </w:r>
-    </w:p>
-    <w:p>
-      <w:pPr>
-        <w:rPr>
-          <w:rFonts w:hint="eastAsia" w:ascii="微软雅黑 Light" w:hAnsi="微软雅黑 Light" w:eastAsia="微软雅黑 Light" w:cs="微软雅黑 Light"/>
-          <w:b w:val="0"/>
-          <w:bCs w:val="0"/>
-          <w:sz w:val="18"/>
-          <w:szCs w:val="18"/>
-          <w:lang w:val="en-US" w:eastAsia="zh-CN"/>
-        </w:rPr>
-      </w:pPr>
-      <w:r>
-        <w:rPr>
-          <w:rFonts w:hint="eastAsia" w:ascii="微软雅黑 Light" w:hAnsi="微软雅黑 Light" w:eastAsia="微软雅黑 Light" w:cs="微软雅黑 Light"/>
-          <w:b w:val="0"/>
-          <w:bCs w:val="0"/>
-          <w:sz w:val="18"/>
-          <w:szCs w:val="18"/>
-          <w:lang w:val="en-US" w:eastAsia="zh-CN"/>
-        </w:rPr>
-        <w:t># 设置时间间隔</w:t>
-      </w:r>
-    </w:p>
-    <w:p>
-      <w:pPr>
-        <w:rPr>
-          <w:rFonts w:hint="default" w:ascii="微软雅黑 Light" w:hAnsi="微软雅黑 Light" w:eastAsia="微软雅黑 Light" w:cs="微软雅黑 Light"/>
-          <w:b w:val="0"/>
-          <w:bCs w:val="0"/>
-          <w:sz w:val="18"/>
-          <w:szCs w:val="18"/>
-          <w:lang w:val="en-US" w:eastAsia="zh-CN"/>
-        </w:rPr>
-      </w:pPr>
-      <w:r>
-        <w:rPr>
-          <w:rFonts w:hint="default" w:ascii="微软雅黑 Light" w:hAnsi="微软雅黑 Light" w:eastAsia="微软雅黑 Light" w:cs="微软雅黑 Light"/>
-          <w:b w:val="0"/>
-          <w:bCs w:val="0"/>
-          <w:sz w:val="18"/>
-          <w:szCs w:val="18"/>
-          <w:lang w:val="en-US" w:eastAsia="zh-CN"/>
-        </w:rPr>
-        <w:t>CONFIG_BT_PERIPHERAL_PREF_MIN_INT=6</w:t>
-      </w:r>
-    </w:p>
-    <w:p>
-      <w:pPr>
-        <w:rPr>
-          <w:rFonts w:hint="default" w:ascii="微软雅黑 Light" w:hAnsi="微软雅黑 Light" w:eastAsia="微软雅黑 Light" w:cs="微软雅黑 Light"/>
-          <w:b w:val="0"/>
-          <w:bCs w:val="0"/>
-          <w:sz w:val="18"/>
-          <w:szCs w:val="18"/>
-          <w:lang w:val="en-US" w:eastAsia="zh-CN"/>
-        </w:rPr>
-      </w:pPr>
-      <w:r>
-        <w:rPr>
-          <w:rFonts w:hint="default" w:ascii="微软雅黑 Light" w:hAnsi="微软雅黑 Light" w:eastAsia="微软雅黑 Light" w:cs="微软雅黑 Light"/>
-          <w:b w:val="0"/>
-          <w:bCs w:val="0"/>
-          <w:sz w:val="18"/>
-          <w:szCs w:val="18"/>
-          <w:lang w:val="en-US" w:eastAsia="zh-CN"/>
-        </w:rPr>
-        <w:t>CONFIG_BT_PERIPHERAL_PREF_MAX_INT=6</w:t>
-      </w:r>
-    </w:p>
-    <w:p>
-      <w:pPr>
-        <w:rPr>
-          <w:rFonts w:hint="default" w:ascii="微软雅黑 Light" w:hAnsi="微软雅黑 Light" w:eastAsia="微软雅黑 Light" w:cs="微软雅黑 Light"/>
-          <w:b w:val="0"/>
-          <w:bCs w:val="0"/>
-          <w:sz w:val="18"/>
-          <w:szCs w:val="18"/>
-          <w:lang w:val="en-US" w:eastAsia="zh-CN"/>
-        </w:rPr>
-      </w:pPr>
-      <w:r>
-        <w:rPr>
-          <w:rFonts w:hint="default" w:ascii="微软雅黑 Light" w:hAnsi="微软雅黑 Light" w:eastAsia="微软雅黑 Light" w:cs="微软雅黑 Light"/>
-          <w:b w:val="0"/>
-          <w:bCs w:val="0"/>
-          <w:sz w:val="18"/>
-          <w:szCs w:val="18"/>
-          <w:lang w:val="en-US" w:eastAsia="zh-CN"/>
-        </w:rPr>
-        <w:t>CONFIG_BT_PERIPHERAL_PREF_LATENCY=0</w:t>
-      </w:r>
-    </w:p>
-    <w:p>
-      <w:pPr>
-        <w:rPr>
-          <w:rFonts w:hint="default" w:ascii="微软雅黑 Light" w:hAnsi="微软雅黑 Light" w:eastAsia="微软雅黑 Light" w:cs="微软雅黑 Light"/>
-          <w:b w:val="0"/>
-          <w:bCs w:val="0"/>
-          <w:sz w:val="18"/>
-          <w:szCs w:val="18"/>
-          <w:lang w:val="en-US" w:eastAsia="zh-CN"/>
-        </w:rPr>
-      </w:pPr>
-      <w:r>
-        <w:rPr>
-          <w:rFonts w:hint="default" w:ascii="微软雅黑 Light" w:hAnsi="微软雅黑 Light" w:eastAsia="微软雅黑 Light" w:cs="微软雅黑 Light"/>
-          <w:b w:val="0"/>
-          <w:bCs w:val="0"/>
-          <w:sz w:val="18"/>
-          <w:szCs w:val="18"/>
-          <w:lang w:val="en-US" w:eastAsia="zh-CN"/>
-        </w:rPr>
-        <w:t>CONFIG_BT_PERIPHERAL_PREF_TIMEOUT=400</w:t>
-      </w:r>
+          <w:sz w:val="18"/>
+          <w:szCs w:val="18"/>
+          <w:lang w:val="en-US" w:eastAsia="zh-CN"/>
+        </w:rPr>
+      </w:pPr>
     </w:p>
     <w:p>
       <w:pPr>
@@ -5498,7 +5838,7 @@
         <w:pStyle w:val="4"/>
         <w:bidi w:val="0"/>
         <w:rPr>
-          <w:rFonts w:hint="default" w:ascii="微软雅黑 Light" w:hAnsi="微软雅黑 Light" w:eastAsia="微软雅黑 Light" w:cs="微软雅黑 Light"/>
+          <w:rFonts w:hint="eastAsia" w:ascii="微软雅黑 Light" w:hAnsi="微软雅黑 Light" w:eastAsia="微软雅黑 Light" w:cs="微软雅黑 Light"/>
           <w:lang w:val="en-US" w:eastAsia="zh-CN"/>
         </w:rPr>
       </w:pPr>
@@ -5513,13 +5853,13 @@
     <w:p>
       <w:pPr>
         <w:rPr>
-          <w:rFonts w:hint="eastAsia"/>
-          <w:lang w:val="en-US" w:eastAsia="zh-CN"/>
-        </w:rPr>
-      </w:pPr>
-      <w:r>
-        <w:rPr>
-          <w:rFonts w:hint="eastAsia"/>
+          <w:rFonts w:hint="eastAsia" w:ascii="微软雅黑 Light" w:hAnsi="微软雅黑 Light" w:eastAsia="微软雅黑 Light" w:cs="微软雅黑 Light"/>
+          <w:lang w:val="en-US" w:eastAsia="zh-CN"/>
+        </w:rPr>
+      </w:pPr>
+      <w:r>
+        <w:rPr>
+          <w:rFonts w:hint="eastAsia" w:ascii="微软雅黑 Light" w:hAnsi="微软雅黑 Light" w:eastAsia="微软雅黑 Light" w:cs="微软雅黑 Light"/>
           <w:lang w:val="en-US" w:eastAsia="zh-CN"/>
         </w:rPr>
         <w:t>DT_PROP(node_id, prop)</w:t>
@@ -5528,13 +5868,13 @@
     <w:p>
       <w:pPr>
         <w:rPr>
-          <w:rFonts w:hint="default"/>
-          <w:lang w:val="en-US" w:eastAsia="zh-CN"/>
-        </w:rPr>
-      </w:pPr>
-      <w:r>
-        <w:rPr>
-          <w:rFonts w:hint="eastAsia"/>
+          <w:rFonts w:hint="eastAsia" w:ascii="微软雅黑 Light" w:hAnsi="微软雅黑 Light" w:eastAsia="微软雅黑 Light" w:cs="微软雅黑 Light"/>
+          <w:lang w:val="en-US" w:eastAsia="zh-CN"/>
+        </w:rPr>
+      </w:pPr>
+      <w:r>
+        <w:rPr>
+          <w:rFonts w:hint="eastAsia" w:ascii="微软雅黑 Light" w:hAnsi="微软雅黑 Light" w:eastAsia="微软雅黑 Light" w:cs="微软雅黑 Light"/>
           <w:lang w:val="en-US" w:eastAsia="zh-CN"/>
         </w:rPr>
         <w:t>Get a devicetree property value</w:t>
@@ -5562,7 +5902,7 @@
       <w:bookmarkStart w:id="2" w:name="_Toc16949"/>
       <w:r>
         <w:rPr>
-          <w:rFonts w:hint="eastAsia"/>
+          <w:rFonts w:hint="eastAsia" w:ascii="微软雅黑 Light" w:hAnsi="微软雅黑 Light" w:eastAsia="微软雅黑 Light" w:cs="微软雅黑 Light"/>
           <w:lang w:val="en-US" w:eastAsia="zh-CN"/>
         </w:rPr>
         <w:t>三、编译程序过程遇到的问题总结</w:t>

--- a/zephyr总结.docx
+++ b/zephyr总结.docx
@@ -5773,39 +5773,68 @@
           <w:szCs w:val="18"/>
           <w:lang w:val="en-US" w:eastAsia="zh-CN"/>
         </w:rPr>
-        <w:t>CONFIG_MCUMGR # MCU管理器架构，升级包写入后重新启动等作用</w:t>
-      </w:r>
+        <w:t>CONFIG_MCUMGR # MCU管理器架构，处理接收升级指令，bootloader功能</w:t>
+      </w:r>
+    </w:p>
+    <w:p>
+      <w:pPr>
+        <w:rPr>
+          <w:rFonts w:hint="eastAsia" w:ascii="微软雅黑 Light" w:hAnsi="微软雅黑 Light" w:eastAsia="微软雅黑 Light" w:cs="微软雅黑 Light"/>
+          <w:sz w:val="18"/>
+          <w:szCs w:val="18"/>
+          <w:lang w:val="en-US" w:eastAsia="zh-CN"/>
+        </w:rPr>
+      </w:pPr>
+      <w:r>
+        <w:rPr>
+          <w:rFonts w:hint="eastAsia" w:ascii="微软雅黑 Light" w:hAnsi="微软雅黑 Light" w:eastAsia="微软雅黑 Light" w:cs="微软雅黑 Light"/>
+          <w:sz w:val="18"/>
+          <w:szCs w:val="18"/>
+          <w:lang w:val="en-US" w:eastAsia="zh-CN"/>
+        </w:rPr>
+        <w:t># OTA</w:t>
+      </w:r>
+    </w:p>
+    <w:p>
+      <w:pPr>
+        <w:rPr>
+          <w:rFonts w:hint="eastAsia" w:ascii="微软雅黑 Light" w:hAnsi="微软雅黑 Light" w:eastAsia="微软雅黑 Light" w:cs="微软雅黑 Light"/>
+          <w:sz w:val="18"/>
+          <w:szCs w:val="18"/>
+          <w:lang w:val="en-US" w:eastAsia="zh-CN"/>
+        </w:rPr>
+      </w:pPr>
+      <w:r>
+        <w:rPr>
+          <w:rFonts w:hint="eastAsia" w:ascii="微软雅黑 Light" w:hAnsi="微软雅黑 Light" w:eastAsia="微软雅黑 Light" w:cs="微软雅黑 Light"/>
+          <w:sz w:val="18"/>
+          <w:szCs w:val="18"/>
+          <w:lang w:val="en-US" w:eastAsia="zh-CN"/>
+        </w:rPr>
+        <w:t>CONFIG_FLASH_MAP # 闪存分区表映射</w:t>
+      </w:r>
+    </w:p>
+    <w:p>
+      <w:pPr>
+        <w:rPr>
+          <w:rFonts w:hint="default" w:ascii="微软雅黑 Light" w:hAnsi="微软雅黑 Light" w:eastAsia="微软雅黑 Light" w:cs="微软雅黑 Light"/>
+          <w:sz w:val="18"/>
+          <w:szCs w:val="18"/>
+          <w:lang w:val="en-US" w:eastAsia="zh-CN"/>
+        </w:rPr>
+      </w:pPr>
       <w:bookmarkStart w:id="3" w:name="_GoBack"/>
-      <w:bookmarkEnd w:id="3"/>
-      <w:r>
-        <w:rPr>
-          <w:rFonts w:hint="eastAsia" w:ascii="微软雅黑 Light" w:hAnsi="微软雅黑 Light" w:eastAsia="微软雅黑 Light" w:cs="微软雅黑 Light"/>
-          <w:sz w:val="18"/>
-          <w:szCs w:val="18"/>
-          <w:lang w:val="en-US" w:eastAsia="zh-CN"/>
-        </w:rPr>
-        <w:t>，bootloader功能</w:t>
-      </w:r>
-    </w:p>
-    <w:p>
-      <w:pPr>
-        <w:rPr>
-          <w:rFonts w:hint="default" w:ascii="微软雅黑 Light" w:hAnsi="微软雅黑 Light" w:eastAsia="微软雅黑 Light" w:cs="微软雅黑 Light"/>
-          <w:sz w:val="18"/>
-          <w:szCs w:val="18"/>
-          <w:lang w:val="en-US" w:eastAsia="zh-CN"/>
-        </w:rPr>
-      </w:pPr>
-      <w:r>
-        <w:rPr>
-          <w:rFonts w:hint="eastAsia" w:ascii="微软雅黑 Light" w:hAnsi="微软雅黑 Light" w:eastAsia="微软雅黑 Light" w:cs="微软雅黑 Light"/>
-          <w:sz w:val="18"/>
-          <w:szCs w:val="18"/>
-          <w:lang w:val="en-US" w:eastAsia="zh-CN"/>
-        </w:rPr>
-        <w:t>#</w:t>
-      </w:r>
-    </w:p>
+      <w:r>
+        <w:rPr>
+          <w:rFonts w:hint="eastAsia" w:ascii="微软雅黑 Light" w:hAnsi="微软雅黑 Light" w:eastAsia="微软雅黑 Light" w:cs="微软雅黑 Light"/>
+          <w:sz w:val="18"/>
+          <w:szCs w:val="18"/>
+          <w:lang w:val="en-US" w:eastAsia="zh-CN"/>
+        </w:rPr>
+        <w:t>CONFIG_STREAM_FLASH # 升级时使用流式闪存写入操作</w:t>
+      </w:r>
+    </w:p>
+    <w:bookmarkEnd w:id="3"/>
     <w:p>
       <w:pPr>
         <w:rPr>

--- a/zephyr总结.docx
+++ b/zephyr总结.docx
@@ -5297,86 +5297,53 @@
           <w:szCs w:val="18"/>
           <w:lang w:val="en-US" w:eastAsia="zh-CN"/>
         </w:rPr>
-        <w:t>CONFIG_BT_PHY_UPDATE=y</w:t>
-      </w:r>
-      <w:r>
-        <w:rPr>
-          <w:rFonts w:hint="eastAsia" w:ascii="微软雅黑 Light" w:hAnsi="微软雅黑 Light" w:eastAsia="微软雅黑 Light" w:cs="微软雅黑 Light"/>
-          <w:b w:val="0"/>
-          <w:bCs w:val="0"/>
-          <w:sz w:val="18"/>
-          <w:szCs w:val="18"/>
-          <w:lang w:val="en-US" w:eastAsia="zh-CN"/>
-        </w:rPr>
-        <w:t xml:space="preserve"> # 物理层更新标志</w:t>
-      </w:r>
-    </w:p>
-    <w:p>
-      <w:pPr>
-        <w:rPr>
-          <w:rFonts w:hint="eastAsia" w:ascii="微软雅黑 Light" w:hAnsi="微软雅黑 Light" w:eastAsia="微软雅黑 Light" w:cs="微软雅黑 Light"/>
-          <w:b w:val="0"/>
-          <w:bCs w:val="0"/>
-          <w:sz w:val="18"/>
-          <w:szCs w:val="18"/>
-          <w:lang w:val="en-US" w:eastAsia="zh-CN"/>
-        </w:rPr>
-      </w:pPr>
-      <w:r>
-        <w:rPr>
-          <w:rFonts w:hint="eastAsia" w:ascii="微软雅黑 Light" w:hAnsi="微软雅黑 Light" w:eastAsia="微软雅黑 Light" w:cs="微软雅黑 Light"/>
-          <w:b w:val="0"/>
-          <w:bCs w:val="0"/>
-          <w:sz w:val="18"/>
-          <w:szCs w:val="18"/>
-          <w:lang w:val="en-US" w:eastAsia="zh-CN"/>
-        </w:rPr>
-        <w:t>CONFIG_BT_CTLR_PHY_2M=y</w:t>
-      </w:r>
-      <w:r>
-        <w:rPr>
-          <w:rFonts w:hint="eastAsia" w:ascii="微软雅黑 Light" w:hAnsi="微软雅黑 Light" w:eastAsia="微软雅黑 Light" w:cs="微软雅黑 Light"/>
-          <w:b w:val="0"/>
-          <w:bCs w:val="0"/>
-          <w:sz w:val="18"/>
-          <w:szCs w:val="18"/>
-          <w:lang w:val="en-US" w:eastAsia="zh-CN"/>
-        </w:rPr>
-        <w:t xml:space="preserve"> # 修改调制速率为2Mbps 需配合函数bt_conn_le_phy_update</w:t>
-      </w:r>
-    </w:p>
-    <w:p>
-      <w:pPr>
-        <w:rPr>
-          <w:rFonts w:hint="eastAsia" w:ascii="微软雅黑 Light" w:hAnsi="微软雅黑 Light" w:eastAsia="微软雅黑 Light" w:cs="微软雅黑 Light"/>
-          <w:b w:val="0"/>
-          <w:bCs w:val="0"/>
-          <w:sz w:val="18"/>
-          <w:szCs w:val="18"/>
-          <w:lang w:val="en-US" w:eastAsia="zh-CN"/>
-        </w:rPr>
-      </w:pPr>
-      <w:r>
-        <w:rPr>
-          <w:rFonts w:hint="eastAsia" w:ascii="微软雅黑 Light" w:hAnsi="微软雅黑 Light" w:eastAsia="微软雅黑 Light" w:cs="微软雅黑 Light"/>
-          <w:b w:val="0"/>
-          <w:bCs w:val="0"/>
-          <w:sz w:val="18"/>
-          <w:szCs w:val="18"/>
-          <w:lang w:val="en-US" w:eastAsia="zh-CN"/>
-        </w:rPr>
-        <w:t>CONFIG_BT_CTLR_PHY_CODED=y</w:t>
-      </w:r>
-      <w:r>
-        <w:rPr>
-          <w:rFonts w:hint="eastAsia" w:ascii="微软雅黑 Light" w:hAnsi="微软雅黑 Light" w:eastAsia="微软雅黑 Light" w:cs="微软雅黑 Light"/>
-          <w:b w:val="0"/>
-          <w:bCs w:val="0"/>
-          <w:sz w:val="18"/>
-          <w:szCs w:val="18"/>
-          <w:lang w:val="en-US" w:eastAsia="zh-CN"/>
-        </w:rPr>
-        <w:t xml:space="preserve"> </w:t>
+        <w:t>CONFIG_BT_PHY_UPDATE=y # 物理层更新标志</w:t>
+      </w:r>
+    </w:p>
+    <w:p>
+      <w:pPr>
+        <w:rPr>
+          <w:rFonts w:hint="eastAsia" w:ascii="微软雅黑 Light" w:hAnsi="微软雅黑 Light" w:eastAsia="微软雅黑 Light" w:cs="微软雅黑 Light"/>
+          <w:b w:val="0"/>
+          <w:bCs w:val="0"/>
+          <w:sz w:val="18"/>
+          <w:szCs w:val="18"/>
+          <w:lang w:val="en-US" w:eastAsia="zh-CN"/>
+        </w:rPr>
+      </w:pPr>
+      <w:r>
+        <w:rPr>
+          <w:rFonts w:hint="eastAsia" w:ascii="微软雅黑 Light" w:hAnsi="微软雅黑 Light" w:eastAsia="微软雅黑 Light" w:cs="微软雅黑 Light"/>
+          <w:b w:val="0"/>
+          <w:bCs w:val="0"/>
+          <w:sz w:val="18"/>
+          <w:szCs w:val="18"/>
+          <w:lang w:val="en-US" w:eastAsia="zh-CN"/>
+        </w:rPr>
+        <w:t>CONFIG_BT_CTLR_PHY_2M=y # 修改调制速率为2Mbps 需配合函数bt_conn_le_phy_update</w:t>
+      </w:r>
+    </w:p>
+    <w:p>
+      <w:pPr>
+        <w:rPr>
+          <w:rFonts w:hint="eastAsia" w:ascii="微软雅黑 Light" w:hAnsi="微软雅黑 Light" w:eastAsia="微软雅黑 Light" w:cs="微软雅黑 Light"/>
+          <w:b w:val="0"/>
+          <w:bCs w:val="0"/>
+          <w:sz w:val="18"/>
+          <w:szCs w:val="18"/>
+          <w:lang w:val="en-US" w:eastAsia="zh-CN"/>
+        </w:rPr>
+      </w:pPr>
+      <w:r>
+        <w:rPr>
+          <w:rFonts w:hint="eastAsia" w:ascii="微软雅黑 Light" w:hAnsi="微软雅黑 Light" w:eastAsia="微软雅黑 Light" w:cs="微软雅黑 Light"/>
+          <w:b w:val="0"/>
+          <w:bCs w:val="0"/>
+          <w:sz w:val="18"/>
+          <w:szCs w:val="18"/>
+          <w:lang w:val="en-US" w:eastAsia="zh-CN"/>
+        </w:rPr>
+        <w:t xml:space="preserve">CONFIG_BT_CTLR_PHY_CODED=y </w:t>
       </w:r>
     </w:p>
     <w:p>
@@ -5445,18 +5412,7 @@
           <w:szCs w:val="18"/>
           <w:lang w:val="en-US" w:eastAsia="zh-CN"/>
         </w:rPr>
-        <w:t>CONFIG_BT_CTLR_TX_PWR_DYNAMIC_CONTROL=y</w:t>
-      </w:r>
-      <w:r>
-        <w:rPr>
-          <w:rFonts w:hint="eastAsia" w:ascii="微软雅黑 Light" w:hAnsi="微软雅黑 Light" w:eastAsia="微软雅黑 Light" w:cs="微软雅黑 Light"/>
-          <w:b w:val="0"/>
-          <w:bCs w:val="0"/>
-          <w:sz w:val="18"/>
-          <w:szCs w:val="18"/>
-          <w:lang w:val="en-US" w:eastAsia="zh-CN"/>
-        </w:rPr>
-        <w:t xml:space="preserve"> # 需配合特定函数</w:t>
+        <w:t>CONFIG_BT_CTLR_TX_PWR_DYNAMIC_CONTROL=y # 需配合特定函数</w:t>
       </w:r>
     </w:p>
     <w:p>
@@ -5823,7 +5779,6 @@
           <w:lang w:val="en-US" w:eastAsia="zh-CN"/>
         </w:rPr>
       </w:pPr>
-      <w:bookmarkStart w:id="3" w:name="_GoBack"/>
       <w:r>
         <w:rPr>
           <w:rFonts w:hint="eastAsia" w:ascii="微软雅黑 Light" w:hAnsi="微软雅黑 Light" w:eastAsia="微软雅黑 Light" w:cs="微软雅黑 Light"/>
@@ -5834,7 +5789,6 @@
         <w:t>CONFIG_STREAM_FLASH # 升级时使用流式闪存写入操作</w:t>
       </w:r>
     </w:p>
-    <w:bookmarkEnd w:id="3"/>
     <w:p>
       <w:pPr>
         <w:rPr>
@@ -5907,6 +5861,240 @@
           <w:lang w:val="en-US" w:eastAsia="zh-CN"/>
         </w:rPr>
         <w:t>Get a devicetree property value</w:t>
+      </w:r>
+    </w:p>
+    <w:p>
+      <w:pPr>
+        <w:rPr>
+          <w:rFonts w:hint="eastAsia" w:ascii="微软雅黑 Light" w:hAnsi="微软雅黑 Light" w:eastAsia="微软雅黑 Light" w:cs="微软雅黑 Light"/>
+          <w:sz w:val="18"/>
+          <w:szCs w:val="18"/>
+          <w:lang w:val="en-US" w:eastAsia="zh-CN"/>
+        </w:rPr>
+      </w:pPr>
+      <w:r>
+        <w:rPr>
+          <w:rFonts w:hint="eastAsia" w:ascii="微软雅黑 Light" w:hAnsi="微软雅黑 Light" w:eastAsia="微软雅黑 Light" w:cs="微软雅黑 Light"/>
+          <w:sz w:val="18"/>
+          <w:szCs w:val="18"/>
+          <w:lang w:val="en-US" w:eastAsia="zh-CN"/>
+        </w:rPr>
+        <w:t>k_yield()</w:t>
+      </w:r>
+    </w:p>
+    <w:p>
+      <w:pPr>
+        <w:rPr>
+          <w:rFonts w:hint="eastAsia" w:ascii="微软雅黑 Light" w:hAnsi="微软雅黑 Light" w:eastAsia="微软雅黑 Light" w:cs="微软雅黑 Light"/>
+          <w:sz w:val="18"/>
+          <w:szCs w:val="18"/>
+          <w:lang w:val="en-US" w:eastAsia="zh-CN"/>
+        </w:rPr>
+      </w:pPr>
+      <w:r>
+        <w:rPr>
+          <w:rFonts w:hint="eastAsia" w:ascii="微软雅黑 Light" w:hAnsi="微软雅黑 Light" w:eastAsia="微软雅黑 Light" w:cs="微软雅黑 Light"/>
+          <w:sz w:val="18"/>
+          <w:szCs w:val="18"/>
+        </w:rPr>
+        <w:t xml:space="preserve">线程保持在 </w:t>
+      </w:r>
+      <w:r>
+        <w:rPr>
+          <w:rFonts w:hint="eastAsia" w:ascii="微软雅黑 Light" w:hAnsi="微软雅黑 Light" w:eastAsia="微软雅黑 Light" w:cs="微软雅黑 Light"/>
+          <w:b/>
+          <w:bCs/>
+          <w:sz w:val="18"/>
+          <w:szCs w:val="18"/>
+        </w:rPr>
+        <w:t>Ready (就绪)</w:t>
+      </w:r>
+      <w:r>
+        <w:rPr>
+          <w:rFonts w:hint="eastAsia" w:ascii="微软雅黑 Light" w:hAnsi="微软雅黑 Light" w:eastAsia="微软雅黑 Light" w:cs="微软雅黑 Light"/>
+          <w:sz w:val="18"/>
+          <w:szCs w:val="18"/>
+        </w:rPr>
+        <w:t xml:space="preserve"> 状态</w:t>
+      </w:r>
+      <w:r>
+        <w:rPr>
+          <w:rFonts w:hint="eastAsia" w:ascii="微软雅黑 Light" w:hAnsi="微软雅黑 Light" w:eastAsia="微软雅黑 Light" w:cs="微软雅黑 Light"/>
+          <w:sz w:val="18"/>
+          <w:szCs w:val="18"/>
+          <w:lang w:eastAsia="zh-CN"/>
+        </w:rPr>
+        <w:t>，</w:t>
+      </w:r>
+      <w:r>
+        <w:rPr>
+          <w:rFonts w:hint="eastAsia" w:ascii="微软雅黑 Light" w:hAnsi="微软雅黑 Light" w:eastAsia="微软雅黑 Light" w:cs="微软雅黑 Light"/>
+          <w:sz w:val="18"/>
+          <w:szCs w:val="18"/>
+          <w:lang w:val="en-US" w:eastAsia="zh-CN"/>
+        </w:rPr>
+        <w:t>让给</w:t>
+      </w:r>
+      <w:r>
+        <w:rPr>
+          <w:rFonts w:hint="eastAsia" w:ascii="微软雅黑 Light" w:hAnsi="微软雅黑 Light" w:eastAsia="微软雅黑 Light" w:cs="微软雅黑 Light"/>
+          <w:sz w:val="18"/>
+          <w:szCs w:val="18"/>
+        </w:rPr>
+        <w:t>优先级</w:t>
+      </w:r>
+      <w:r>
+        <w:rPr>
+          <w:rFonts w:hint="eastAsia" w:ascii="微软雅黑 Light" w:hAnsi="微软雅黑 Light" w:eastAsia="微软雅黑 Light" w:cs="微软雅黑 Light"/>
+          <w:b/>
+          <w:bCs/>
+          <w:sz w:val="18"/>
+          <w:szCs w:val="18"/>
+        </w:rPr>
+        <w:t>相同</w:t>
+      </w:r>
+      <w:r>
+        <w:rPr>
+          <w:rFonts w:hint="eastAsia" w:ascii="微软雅黑 Light" w:hAnsi="微软雅黑 Light" w:eastAsia="微软雅黑 Light" w:cs="微软雅黑 Light"/>
+          <w:sz w:val="18"/>
+          <w:szCs w:val="18"/>
+        </w:rPr>
+        <w:t>的其他就绪线程</w:t>
+      </w:r>
+      <w:r>
+        <w:rPr>
+          <w:rFonts w:hint="eastAsia" w:ascii="微软雅黑 Light" w:hAnsi="微软雅黑 Light" w:eastAsia="微软雅黑 Light" w:cs="微软雅黑 Light"/>
+          <w:sz w:val="18"/>
+          <w:szCs w:val="18"/>
+          <w:lang w:eastAsia="zh-CN"/>
+        </w:rPr>
+        <w:t>，</w:t>
+      </w:r>
+      <w:r>
+        <w:rPr>
+          <w:rFonts w:hint="eastAsia" w:ascii="微软雅黑 Light" w:hAnsi="微软雅黑 Light" w:eastAsia="微软雅黑 Light" w:cs="微软雅黑 Light"/>
+          <w:sz w:val="18"/>
+          <w:szCs w:val="18"/>
+        </w:rPr>
+        <w:t>防止长任务霸占 CPU (协同式多任务)</w:t>
+      </w:r>
+    </w:p>
+    <w:p>
+      <w:pPr>
+        <w:rPr>
+          <w:rFonts w:hint="eastAsia" w:ascii="微软雅黑 Light" w:hAnsi="微软雅黑 Light" w:eastAsia="微软雅黑 Light" w:cs="微软雅黑 Light"/>
+          <w:sz w:val="18"/>
+          <w:szCs w:val="18"/>
+        </w:rPr>
+      </w:pPr>
+    </w:p>
+    <w:p>
+      <w:pPr>
+        <w:rPr>
+          <w:rFonts w:hint="eastAsia" w:ascii="微软雅黑 Light" w:hAnsi="微软雅黑 Light" w:eastAsia="微软雅黑 Light" w:cs="微软雅黑 Light"/>
+          <w:sz w:val="18"/>
+          <w:szCs w:val="18"/>
+          <w:lang w:val="en-US" w:eastAsia="zh-CN"/>
+        </w:rPr>
+      </w:pPr>
+      <w:r>
+        <w:rPr>
+          <w:rFonts w:hint="eastAsia" w:ascii="微软雅黑 Light" w:hAnsi="微软雅黑 Light" w:eastAsia="微软雅黑 Light" w:cs="微软雅黑 Light"/>
+          <w:sz w:val="18"/>
+          <w:szCs w:val="18"/>
+          <w:lang w:val="en-US" w:eastAsia="zh-CN"/>
+        </w:rPr>
+        <w:t>K_msleep()</w:t>
+      </w:r>
+    </w:p>
+    <w:p>
+      <w:pPr>
+        <w:rPr>
+          <w:rFonts w:hint="eastAsia" w:ascii="微软雅黑 Light" w:hAnsi="微软雅黑 Light" w:eastAsia="微软雅黑 Light" w:cs="微软雅黑 Light"/>
+          <w:sz w:val="18"/>
+          <w:szCs w:val="18"/>
+          <w:lang w:val="en-US" w:eastAsia="zh-CN"/>
+        </w:rPr>
+      </w:pPr>
+      <w:r>
+        <w:rPr>
+          <w:rFonts w:hint="eastAsia" w:ascii="微软雅黑 Light" w:hAnsi="微软雅黑 Light" w:eastAsia="微软雅黑 Light" w:cs="微软雅黑 Light"/>
+          <w:sz w:val="18"/>
+          <w:szCs w:val="18"/>
+        </w:rPr>
+        <w:t xml:space="preserve">线程进入 </w:t>
+      </w:r>
+      <w:r>
+        <w:rPr>
+          <w:rFonts w:hint="eastAsia" w:ascii="微软雅黑 Light" w:hAnsi="微软雅黑 Light" w:eastAsia="微软雅黑 Light" w:cs="微软雅黑 Light"/>
+          <w:b/>
+          <w:bCs/>
+          <w:sz w:val="18"/>
+          <w:szCs w:val="18"/>
+        </w:rPr>
+        <w:t>Waiting (等待/阻塞)</w:t>
+      </w:r>
+      <w:r>
+        <w:rPr>
+          <w:rFonts w:hint="eastAsia" w:ascii="微软雅黑 Light" w:hAnsi="微软雅黑 Light" w:eastAsia="微软雅黑 Light" w:cs="微软雅黑 Light"/>
+          <w:sz w:val="18"/>
+          <w:szCs w:val="18"/>
+        </w:rPr>
+        <w:t xml:space="preserve"> 状态</w:t>
+      </w:r>
+      <w:r>
+        <w:rPr>
+          <w:rFonts w:hint="eastAsia" w:ascii="微软雅黑 Light" w:hAnsi="微软雅黑 Light" w:eastAsia="微软雅黑 Light" w:cs="微软雅黑 Light"/>
+          <w:sz w:val="18"/>
+          <w:szCs w:val="18"/>
+          <w:lang w:val="en-US" w:eastAsia="zh-CN"/>
+        </w:rPr>
+        <w:t>,让给</w:t>
+      </w:r>
+      <w:r>
+        <w:rPr>
+          <w:rFonts w:hint="eastAsia" w:ascii="微软雅黑 Light" w:hAnsi="微软雅黑 Light" w:eastAsia="微软雅黑 Light" w:cs="微软雅黑 Light"/>
+          <w:sz w:val="18"/>
+          <w:szCs w:val="18"/>
+        </w:rPr>
+        <w:t>优先级</w:t>
+      </w:r>
+      <w:r>
+        <w:rPr>
+          <w:rFonts w:hint="eastAsia" w:ascii="微软雅黑 Light" w:hAnsi="微软雅黑 Light" w:eastAsia="微软雅黑 Light" w:cs="微软雅黑 Light"/>
+          <w:b/>
+          <w:bCs/>
+          <w:sz w:val="18"/>
+          <w:szCs w:val="18"/>
+        </w:rPr>
+        <w:t>相同或更低</w:t>
+      </w:r>
+      <w:r>
+        <w:rPr>
+          <w:rFonts w:hint="eastAsia" w:ascii="微软雅黑 Light" w:hAnsi="微软雅黑 Light" w:eastAsia="微软雅黑 Light" w:cs="微软雅黑 Light"/>
+          <w:sz w:val="18"/>
+          <w:szCs w:val="18"/>
+        </w:rPr>
+        <w:t>的就绪线程</w:t>
+      </w:r>
+      <w:r>
+        <w:rPr>
+          <w:rFonts w:hint="eastAsia" w:ascii="微软雅黑 Light" w:hAnsi="微软雅黑 Light" w:eastAsia="微软雅黑 Light" w:cs="微软雅黑 Light"/>
+          <w:sz w:val="18"/>
+          <w:szCs w:val="18"/>
+          <w:lang w:eastAsia="zh-CN"/>
+        </w:rPr>
+        <w:t>，</w:t>
+      </w:r>
+      <w:bookmarkStart w:id="3" w:name="_GoBack"/>
+      <w:bookmarkEnd w:id="3"/>
+      <w:r>
+        <w:rPr>
+          <w:rFonts w:hint="eastAsia" w:ascii="微软雅黑 Light" w:hAnsi="微软雅黑 Light" w:eastAsia="微软雅黑 Light" w:cs="微软雅黑 Light"/>
+          <w:sz w:val="18"/>
+          <w:szCs w:val="18"/>
+        </w:rPr>
+        <w:t>定时任务、等待硬件响应、降低功耗</w:t>
       </w:r>
     </w:p>
     <w:p>

--- a/zephyr总结.docx
+++ b/zephyr总结.docx
@@ -496,9 +496,1383 @@
     <w:p>
       <w:pPr>
         <w:pStyle w:val="4"/>
+        <w:numPr>
+          <w:ilvl w:val="0"/>
+          <w:numId w:val="1"/>
+        </w:numPr>
         <w:bidi w:val="0"/>
         <w:rPr>
           <w:rFonts w:hint="eastAsia" w:ascii="微软雅黑 Light" w:hAnsi="微软雅黑 Light" w:eastAsia="微软雅黑 Light" w:cs="微软雅黑 Light"/>
+          <w:lang w:val="en-US" w:eastAsia="zh-CN"/>
+        </w:rPr>
+      </w:pPr>
+      <w:r>
+        <w:rPr>
+          <w:rFonts w:hint="eastAsia" w:ascii="微软雅黑 Light" w:hAnsi="微软雅黑 Light" w:eastAsia="微软雅黑 Light" w:cs="微软雅黑 Light"/>
+          <w:lang w:val="en-US" w:eastAsia="zh-CN"/>
+        </w:rPr>
+        <w:t>如何添加nordic专用zephyr</w:t>
+      </w:r>
+    </w:p>
+    <w:p>
+      <w:pPr>
+        <w:numPr>
+          <w:ilvl w:val="0"/>
+          <w:numId w:val="0"/>
+        </w:numPr>
+        <w:rPr>
+          <w:rFonts w:hint="eastAsia"/>
+          <w:lang w:val="en-US" w:eastAsia="zh-CN"/>
+        </w:rPr>
+      </w:pPr>
+      <w:r>
+        <w:rPr>
+          <w:rFonts w:hint="eastAsia"/>
+          <w:lang w:val="en-US" w:eastAsia="zh-CN"/>
+        </w:rPr>
+        <w:t>由于在使用nrf52840同时运行ble和openthread的coap时出现不能正常运行的问题，因此寻找解决方法</w:t>
+      </w:r>
+    </w:p>
+    <w:p>
+      <w:pPr>
+        <w:numPr>
+          <w:ilvl w:val="0"/>
+          <w:numId w:val="0"/>
+        </w:numPr>
+        <w:rPr>
+          <w:rFonts w:hint="eastAsia"/>
+          <w:lang w:val="en-US" w:eastAsia="zh-CN"/>
+        </w:rPr>
+      </w:pPr>
+      <w:r>
+        <w:rPr>
+          <w:rFonts w:hint="eastAsia"/>
+          <w:lang w:val="en-US" w:eastAsia="zh-CN"/>
+        </w:rPr>
+        <w:t>重新使用python3创建一个新的虚拟环境</w:t>
+      </w:r>
+    </w:p>
+    <w:p>
+      <w:pPr>
+        <w:pStyle w:val="6"/>
+        <w:keepNext w:val="0"/>
+        <w:keepLines w:val="0"/>
+        <w:widowControl/>
+        <w:suppressLineNumbers w:val="0"/>
+        <w:pBdr>
+          <w:top w:val="none" w:color="auto" w:sz="0" w:space="0"/>
+          <w:left w:val="none" w:color="auto" w:sz="0" w:space="0"/>
+          <w:bottom w:val="none" w:color="auto" w:sz="0" w:space="0"/>
+          <w:right w:val="none" w:color="auto" w:sz="0" w:space="0"/>
+        </w:pBdr>
+        <w:spacing w:before="0" w:beforeAutospacing="0" w:after="0" w:afterAutospacing="0" w:line="23" w:lineRule="atLeast"/>
+        <w:ind w:left="0" w:right="0" w:firstLine="0"/>
+        <w:rPr>
+          <w:rFonts w:hint="default" w:ascii="Consolas" w:hAnsi="Consolas" w:eastAsia="Consolas" w:cs="Consolas"/>
+          <w:i w:val="0"/>
+          <w:iCs w:val="0"/>
+          <w:caps w:val="0"/>
+          <w:color w:val="404040"/>
+          <w:spacing w:val="0"/>
+          <w:sz w:val="21"/>
+          <w:szCs w:val="21"/>
+        </w:rPr>
+      </w:pPr>
+      <w:r>
+        <w:rPr>
+          <w:rFonts w:hint="default" w:ascii="Consolas" w:hAnsi="Consolas" w:eastAsia="Consolas" w:cs="Consolas"/>
+          <w:i w:val="0"/>
+          <w:iCs w:val="0"/>
+          <w:caps w:val="0"/>
+          <w:color w:val="404040"/>
+          <w:spacing w:val="0"/>
+          <w:sz w:val="21"/>
+          <w:szCs w:val="21"/>
+        </w:rPr>
+        <w:t>python3</w:t>
+      </w:r>
+      <w:r>
+        <w:rPr>
+          <w:rFonts w:hint="default" w:ascii="Consolas" w:hAnsi="Consolas" w:eastAsia="Consolas" w:cs="Consolas"/>
+          <w:i w:val="0"/>
+          <w:iCs w:val="0"/>
+          <w:caps w:val="0"/>
+          <w:color w:val="BBBBBB"/>
+          <w:spacing w:val="0"/>
+          <w:sz w:val="21"/>
+          <w:szCs w:val="21"/>
+        </w:rPr>
+        <w:t xml:space="preserve"> </w:t>
+      </w:r>
+      <w:r>
+        <w:rPr>
+          <w:rFonts w:hint="default" w:ascii="Consolas" w:hAnsi="Consolas" w:eastAsia="Consolas" w:cs="Consolas"/>
+          <w:i w:val="0"/>
+          <w:iCs w:val="0"/>
+          <w:caps w:val="0"/>
+          <w:color w:val="404040"/>
+          <w:spacing w:val="0"/>
+          <w:sz w:val="21"/>
+          <w:szCs w:val="21"/>
+        </w:rPr>
+        <w:t>-m</w:t>
+      </w:r>
+      <w:r>
+        <w:rPr>
+          <w:rFonts w:hint="default" w:ascii="Consolas" w:hAnsi="Consolas" w:eastAsia="Consolas" w:cs="Consolas"/>
+          <w:i w:val="0"/>
+          <w:iCs w:val="0"/>
+          <w:caps w:val="0"/>
+          <w:color w:val="BBBBBB"/>
+          <w:spacing w:val="0"/>
+          <w:sz w:val="21"/>
+          <w:szCs w:val="21"/>
+        </w:rPr>
+        <w:t xml:space="preserve"> </w:t>
+      </w:r>
+      <w:r>
+        <w:rPr>
+          <w:rFonts w:hint="default" w:ascii="Consolas" w:hAnsi="Consolas" w:eastAsia="Consolas" w:cs="Consolas"/>
+          <w:i w:val="0"/>
+          <w:iCs w:val="0"/>
+          <w:caps w:val="0"/>
+          <w:color w:val="404040"/>
+          <w:spacing w:val="0"/>
+          <w:sz w:val="21"/>
+          <w:szCs w:val="21"/>
+        </w:rPr>
+        <w:t>venv</w:t>
+      </w:r>
+      <w:r>
+        <w:rPr>
+          <w:rFonts w:hint="default" w:ascii="Consolas" w:hAnsi="Consolas" w:eastAsia="Consolas" w:cs="Consolas"/>
+          <w:i w:val="0"/>
+          <w:iCs w:val="0"/>
+          <w:caps w:val="0"/>
+          <w:color w:val="BBBBBB"/>
+          <w:spacing w:val="0"/>
+          <w:sz w:val="21"/>
+          <w:szCs w:val="21"/>
+        </w:rPr>
+        <w:t xml:space="preserve"> </w:t>
+      </w:r>
+      <w:r>
+        <w:rPr>
+          <w:rFonts w:hint="default" w:ascii="Consolas" w:hAnsi="Consolas" w:eastAsia="Consolas" w:cs="Consolas"/>
+          <w:i w:val="0"/>
+          <w:iCs w:val="0"/>
+          <w:caps w:val="0"/>
+          <w:color w:val="404040"/>
+          <w:spacing w:val="0"/>
+          <w:sz w:val="21"/>
+          <w:szCs w:val="21"/>
+        </w:rPr>
+        <w:t>~/</w:t>
+      </w:r>
+      <w:r>
+        <w:rPr>
+          <w:rFonts w:hint="eastAsia" w:ascii="Consolas" w:hAnsi="Consolas" w:cs="Consolas"/>
+          <w:i w:val="0"/>
+          <w:iCs w:val="0"/>
+          <w:caps w:val="0"/>
+          <w:color w:val="404040"/>
+          <w:spacing w:val="0"/>
+          <w:sz w:val="21"/>
+          <w:szCs w:val="21"/>
+          <w:lang w:val="en-US" w:eastAsia="zh-CN"/>
+        </w:rPr>
+        <w:t>nrf_zephyr</w:t>
+      </w:r>
+      <w:r>
+        <w:rPr>
+          <w:rFonts w:hint="default" w:ascii="Consolas" w:hAnsi="Consolas" w:eastAsia="Consolas" w:cs="Consolas"/>
+          <w:i w:val="0"/>
+          <w:iCs w:val="0"/>
+          <w:caps w:val="0"/>
+          <w:color w:val="404040"/>
+          <w:spacing w:val="0"/>
+          <w:sz w:val="21"/>
+          <w:szCs w:val="21"/>
+        </w:rPr>
+        <w:t>/.venv</w:t>
+      </w:r>
+    </w:p>
+    <w:p>
+      <w:pPr>
+        <w:pStyle w:val="6"/>
+        <w:keepNext w:val="0"/>
+        <w:keepLines w:val="0"/>
+        <w:widowControl/>
+        <w:suppressLineNumbers w:val="0"/>
+        <w:pBdr>
+          <w:top w:val="none" w:color="auto" w:sz="0" w:space="0"/>
+          <w:left w:val="none" w:color="auto" w:sz="0" w:space="0"/>
+          <w:bottom w:val="none" w:color="auto" w:sz="0" w:space="0"/>
+          <w:right w:val="none" w:color="auto" w:sz="0" w:space="0"/>
+        </w:pBdr>
+        <w:spacing w:before="0" w:beforeAutospacing="0" w:after="0" w:afterAutospacing="0" w:line="23" w:lineRule="atLeast"/>
+        <w:ind w:left="0" w:right="0" w:firstLine="0"/>
+        <w:rPr>
+          <w:rFonts w:hint="eastAsia" w:ascii="Consolas" w:hAnsi="Consolas" w:cs="Consolas"/>
+          <w:i w:val="0"/>
+          <w:iCs w:val="0"/>
+          <w:caps w:val="0"/>
+          <w:color w:val="404040"/>
+          <w:spacing w:val="0"/>
+          <w:sz w:val="21"/>
+          <w:szCs w:val="21"/>
+          <w:lang w:val="en-US" w:eastAsia="zh-CN"/>
+        </w:rPr>
+      </w:pPr>
+      <w:r>
+        <w:rPr>
+          <w:rFonts w:hint="eastAsia" w:ascii="Consolas" w:hAnsi="Consolas" w:cs="Consolas"/>
+          <w:i w:val="0"/>
+          <w:iCs w:val="0"/>
+          <w:caps w:val="0"/>
+          <w:color w:val="404040"/>
+          <w:spacing w:val="0"/>
+          <w:sz w:val="21"/>
+          <w:szCs w:val="21"/>
+          <w:lang w:val="en-US" w:eastAsia="zh-CN"/>
+        </w:rPr>
+        <w:t>使能这个环境</w:t>
+      </w:r>
+    </w:p>
+    <w:p>
+      <w:pPr>
+        <w:pStyle w:val="6"/>
+        <w:keepNext w:val="0"/>
+        <w:keepLines w:val="0"/>
+        <w:widowControl/>
+        <w:suppressLineNumbers w:val="0"/>
+        <w:pBdr>
+          <w:top w:val="none" w:color="auto" w:sz="0" w:space="0"/>
+          <w:left w:val="none" w:color="auto" w:sz="0" w:space="0"/>
+          <w:bottom w:val="none" w:color="auto" w:sz="0" w:space="0"/>
+          <w:right w:val="none" w:color="auto" w:sz="0" w:space="0"/>
+        </w:pBdr>
+        <w:spacing w:before="0" w:beforeAutospacing="0" w:after="0" w:afterAutospacing="0" w:line="23" w:lineRule="atLeast"/>
+        <w:ind w:left="0" w:right="0" w:firstLine="0"/>
+        <w:rPr>
+          <w:rFonts w:hint="eastAsia" w:ascii="Consolas" w:hAnsi="Consolas" w:cs="Consolas"/>
+          <w:i w:val="0"/>
+          <w:iCs w:val="0"/>
+          <w:caps w:val="0"/>
+          <w:color w:val="404040"/>
+          <w:spacing w:val="0"/>
+          <w:sz w:val="21"/>
+          <w:szCs w:val="21"/>
+          <w:lang w:val="en-US" w:eastAsia="zh-CN"/>
+        </w:rPr>
+      </w:pPr>
+      <w:r>
+        <w:rPr>
+          <w:rFonts w:hint="eastAsia" w:ascii="Consolas" w:hAnsi="Consolas" w:cs="Consolas"/>
+          <w:i w:val="0"/>
+          <w:iCs w:val="0"/>
+          <w:caps w:val="0"/>
+          <w:color w:val="404040"/>
+          <w:spacing w:val="0"/>
+          <w:sz w:val="21"/>
+          <w:szCs w:val="21"/>
+          <w:lang w:val="en-US" w:eastAsia="zh-CN"/>
+        </w:rPr>
+        <w:t>source ~/nrf_zephyr/.venv/bin/activate</w:t>
+      </w:r>
+    </w:p>
+    <w:p>
+      <w:pPr>
+        <w:pStyle w:val="6"/>
+        <w:keepNext w:val="0"/>
+        <w:keepLines w:val="0"/>
+        <w:widowControl/>
+        <w:suppressLineNumbers w:val="0"/>
+        <w:pBdr>
+          <w:top w:val="none" w:color="auto" w:sz="0" w:space="0"/>
+          <w:left w:val="none" w:color="auto" w:sz="0" w:space="0"/>
+          <w:bottom w:val="none" w:color="auto" w:sz="0" w:space="0"/>
+          <w:right w:val="none" w:color="auto" w:sz="0" w:space="0"/>
+        </w:pBdr>
+        <w:spacing w:before="0" w:beforeAutospacing="0" w:after="0" w:afterAutospacing="0" w:line="23" w:lineRule="atLeast"/>
+        <w:ind w:left="0" w:right="0" w:firstLine="0"/>
+        <w:rPr>
+          <w:rFonts w:hint="eastAsia" w:ascii="Consolas" w:hAnsi="Consolas" w:cs="Consolas"/>
+          <w:i w:val="0"/>
+          <w:iCs w:val="0"/>
+          <w:caps w:val="0"/>
+          <w:color w:val="404040"/>
+          <w:spacing w:val="0"/>
+          <w:sz w:val="21"/>
+          <w:szCs w:val="21"/>
+          <w:lang w:val="en-US" w:eastAsia="zh-CN"/>
+        </w:rPr>
+      </w:pPr>
+      <w:r>
+        <w:rPr>
+          <w:rFonts w:hint="eastAsia" w:ascii="Consolas" w:hAnsi="Consolas" w:cs="Consolas"/>
+          <w:i w:val="0"/>
+          <w:iCs w:val="0"/>
+          <w:caps w:val="0"/>
+          <w:color w:val="404040"/>
+          <w:spacing w:val="0"/>
+          <w:sz w:val="21"/>
+          <w:szCs w:val="21"/>
+          <w:lang w:val="en-US" w:eastAsia="zh-CN"/>
+        </w:rPr>
+        <w:t>在这环境下在west工具</w:t>
+      </w:r>
+    </w:p>
+    <w:p>
+      <w:pPr>
+        <w:pStyle w:val="6"/>
+        <w:keepNext w:val="0"/>
+        <w:keepLines w:val="0"/>
+        <w:widowControl/>
+        <w:suppressLineNumbers w:val="0"/>
+        <w:pBdr>
+          <w:top w:val="none" w:color="auto" w:sz="0" w:space="0"/>
+          <w:left w:val="none" w:color="auto" w:sz="0" w:space="0"/>
+          <w:bottom w:val="none" w:color="auto" w:sz="0" w:space="0"/>
+          <w:right w:val="none" w:color="auto" w:sz="0" w:space="0"/>
+        </w:pBdr>
+        <w:spacing w:before="0" w:beforeAutospacing="0" w:after="0" w:afterAutospacing="0" w:line="23" w:lineRule="atLeast"/>
+        <w:ind w:left="0" w:right="0" w:firstLine="0"/>
+        <w:rPr>
+          <w:rFonts w:hint="eastAsia" w:ascii="Consolas" w:hAnsi="Consolas" w:cs="Consolas"/>
+          <w:i w:val="0"/>
+          <w:iCs w:val="0"/>
+          <w:caps w:val="0"/>
+          <w:color w:val="404040"/>
+          <w:spacing w:val="0"/>
+          <w:sz w:val="21"/>
+          <w:szCs w:val="21"/>
+          <w:lang w:val="en-US" w:eastAsia="zh-CN"/>
+        </w:rPr>
+      </w:pPr>
+      <w:r>
+        <w:rPr>
+          <w:rFonts w:hint="eastAsia" w:ascii="Consolas" w:hAnsi="Consolas" w:cs="Consolas"/>
+          <w:i w:val="0"/>
+          <w:iCs w:val="0"/>
+          <w:caps w:val="0"/>
+          <w:color w:val="404040"/>
+          <w:spacing w:val="0"/>
+          <w:sz w:val="21"/>
+          <w:szCs w:val="21"/>
+          <w:lang w:val="en-US" w:eastAsia="zh-CN"/>
+        </w:rPr>
+        <w:t>pip install west</w:t>
+      </w:r>
+    </w:p>
+    <w:p>
+      <w:pPr>
+        <w:pStyle w:val="6"/>
+        <w:keepNext w:val="0"/>
+        <w:keepLines w:val="0"/>
+        <w:widowControl/>
+        <w:suppressLineNumbers w:val="0"/>
+        <w:pBdr>
+          <w:top w:val="none" w:color="auto" w:sz="0" w:space="0"/>
+          <w:left w:val="none" w:color="auto" w:sz="0" w:space="0"/>
+          <w:bottom w:val="none" w:color="auto" w:sz="0" w:space="0"/>
+          <w:right w:val="none" w:color="auto" w:sz="0" w:space="0"/>
+        </w:pBdr>
+        <w:spacing w:before="0" w:beforeAutospacing="0" w:after="0" w:afterAutospacing="0" w:line="23" w:lineRule="atLeast"/>
+        <w:ind w:left="0" w:right="0" w:firstLine="0"/>
+        <w:rPr>
+          <w:rFonts w:hint="eastAsia" w:ascii="Consolas" w:hAnsi="Consolas" w:cs="Consolas"/>
+          <w:i w:val="0"/>
+          <w:iCs w:val="0"/>
+          <w:caps w:val="0"/>
+          <w:color w:val="404040"/>
+          <w:spacing w:val="0"/>
+          <w:sz w:val="21"/>
+          <w:szCs w:val="21"/>
+          <w:lang w:val="en-US" w:eastAsia="zh-CN"/>
+        </w:rPr>
+      </w:pPr>
+      <w:r>
+        <w:rPr>
+          <w:rFonts w:hint="eastAsia" w:ascii="Consolas" w:hAnsi="Consolas" w:cs="Consolas"/>
+          <w:i w:val="0"/>
+          <w:iCs w:val="0"/>
+          <w:caps w:val="0"/>
+          <w:color w:val="404040"/>
+          <w:spacing w:val="0"/>
+          <w:sz w:val="21"/>
+          <w:szCs w:val="21"/>
+          <w:lang w:val="en-US" w:eastAsia="zh-CN"/>
+        </w:rPr>
+        <w:t>将west初始化为 nordic的ncs</w:t>
+      </w:r>
+    </w:p>
+    <w:p>
+      <w:pPr>
+        <w:pStyle w:val="6"/>
+        <w:keepNext w:val="0"/>
+        <w:keepLines w:val="0"/>
+        <w:widowControl/>
+        <w:suppressLineNumbers w:val="0"/>
+        <w:pBdr>
+          <w:top w:val="none" w:color="auto" w:sz="0" w:space="0"/>
+          <w:left w:val="none" w:color="auto" w:sz="0" w:space="0"/>
+          <w:bottom w:val="none" w:color="auto" w:sz="0" w:space="0"/>
+          <w:right w:val="none" w:color="auto" w:sz="0" w:space="0"/>
+        </w:pBdr>
+        <w:spacing w:before="0" w:beforeAutospacing="0" w:after="0" w:afterAutospacing="0" w:line="23" w:lineRule="atLeast"/>
+        <w:ind w:left="0" w:right="0" w:firstLine="0"/>
+        <w:rPr>
+          <w:rFonts w:hint="eastAsia" w:ascii="Consolas" w:hAnsi="Consolas" w:cs="Consolas"/>
+          <w:i w:val="0"/>
+          <w:iCs w:val="0"/>
+          <w:caps w:val="0"/>
+          <w:color w:val="404040"/>
+          <w:spacing w:val="0"/>
+          <w:sz w:val="21"/>
+          <w:szCs w:val="21"/>
+          <w:lang w:val="en-US" w:eastAsia="zh-CN"/>
+        </w:rPr>
+      </w:pPr>
+      <w:r>
+        <w:rPr>
+          <w:rFonts w:hint="eastAsia" w:ascii="Consolas" w:hAnsi="Consolas" w:cs="Consolas"/>
+          <w:i w:val="0"/>
+          <w:iCs w:val="0"/>
+          <w:caps w:val="0"/>
+          <w:color w:val="404040"/>
+          <w:spacing w:val="0"/>
+          <w:sz w:val="21"/>
+          <w:szCs w:val="21"/>
+          <w:lang w:val="en-US" w:eastAsia="zh-CN"/>
+        </w:rPr>
+        <w:t xml:space="preserve">west init -m </w:t>
+      </w:r>
+      <w:r>
+        <w:rPr>
+          <w:rFonts w:hint="eastAsia" w:ascii="Consolas" w:hAnsi="Consolas" w:cs="Consolas"/>
+          <w:i w:val="0"/>
+          <w:iCs w:val="0"/>
+          <w:caps w:val="0"/>
+          <w:color w:val="404040"/>
+          <w:spacing w:val="0"/>
+          <w:sz w:val="21"/>
+          <w:szCs w:val="21"/>
+          <w:lang w:val="en-US" w:eastAsia="zh-CN"/>
+        </w:rPr>
+        <w:fldChar w:fldCharType="begin"/>
+      </w:r>
+      <w:r>
+        <w:rPr>
+          <w:rFonts w:hint="eastAsia" w:ascii="Consolas" w:hAnsi="Consolas" w:cs="Consolas"/>
+          <w:i w:val="0"/>
+          <w:iCs w:val="0"/>
+          <w:caps w:val="0"/>
+          <w:color w:val="404040"/>
+          <w:spacing w:val="0"/>
+          <w:sz w:val="21"/>
+          <w:szCs w:val="21"/>
+          <w:lang w:val="en-US" w:eastAsia="zh-CN"/>
+        </w:rPr>
+        <w:instrText xml:space="preserve"> HYPERLINK "https://github.com/nrfconnect/sdk-nrf" </w:instrText>
+      </w:r>
+      <w:r>
+        <w:rPr>
+          <w:rFonts w:hint="eastAsia" w:ascii="Consolas" w:hAnsi="Consolas" w:cs="Consolas"/>
+          <w:i w:val="0"/>
+          <w:iCs w:val="0"/>
+          <w:caps w:val="0"/>
+          <w:color w:val="404040"/>
+          <w:spacing w:val="0"/>
+          <w:sz w:val="21"/>
+          <w:szCs w:val="21"/>
+          <w:lang w:val="en-US" w:eastAsia="zh-CN"/>
+        </w:rPr>
+        <w:fldChar w:fldCharType="separate"/>
+      </w:r>
+      <w:r>
+        <w:rPr>
+          <w:rStyle w:val="10"/>
+          <w:rFonts w:hint="eastAsia" w:ascii="Consolas" w:hAnsi="Consolas" w:cs="Consolas"/>
+          <w:i w:val="0"/>
+          <w:iCs w:val="0"/>
+          <w:caps w:val="0"/>
+          <w:spacing w:val="0"/>
+          <w:sz w:val="21"/>
+          <w:szCs w:val="21"/>
+          <w:lang w:val="en-US" w:eastAsia="zh-CN"/>
+        </w:rPr>
+        <w:t>https://github.com/nrfconnect/sdk-nrf</w:t>
+      </w:r>
+      <w:r>
+        <w:rPr>
+          <w:rFonts w:hint="eastAsia" w:ascii="Consolas" w:hAnsi="Consolas" w:cs="Consolas"/>
+          <w:i w:val="0"/>
+          <w:iCs w:val="0"/>
+          <w:caps w:val="0"/>
+          <w:color w:val="404040"/>
+          <w:spacing w:val="0"/>
+          <w:sz w:val="21"/>
+          <w:szCs w:val="21"/>
+          <w:lang w:val="en-US" w:eastAsia="zh-CN"/>
+        </w:rPr>
+        <w:fldChar w:fldCharType="end"/>
+      </w:r>
+      <w:r>
+        <w:rPr>
+          <w:rFonts w:hint="eastAsia" w:ascii="Consolas" w:hAnsi="Consolas" w:cs="Consolas"/>
+          <w:i w:val="0"/>
+          <w:iCs w:val="0"/>
+          <w:caps w:val="0"/>
+          <w:color w:val="404040"/>
+          <w:spacing w:val="0"/>
+          <w:sz w:val="21"/>
+          <w:szCs w:val="21"/>
+          <w:lang w:val="en-US" w:eastAsia="zh-CN"/>
+        </w:rPr>
+        <w:t xml:space="preserve"> --mr v2.5.0</w:t>
+      </w:r>
+    </w:p>
+    <w:p>
+      <w:pPr>
+        <w:pStyle w:val="6"/>
+        <w:keepNext w:val="0"/>
+        <w:keepLines w:val="0"/>
+        <w:widowControl/>
+        <w:suppressLineNumbers w:val="0"/>
+        <w:pBdr>
+          <w:top w:val="none" w:color="auto" w:sz="0" w:space="0"/>
+          <w:left w:val="none" w:color="auto" w:sz="0" w:space="0"/>
+          <w:bottom w:val="none" w:color="auto" w:sz="0" w:space="0"/>
+          <w:right w:val="none" w:color="auto" w:sz="0" w:space="0"/>
+        </w:pBdr>
+        <w:spacing w:before="0" w:beforeAutospacing="0" w:after="0" w:afterAutospacing="0" w:line="23" w:lineRule="atLeast"/>
+        <w:ind w:left="0" w:right="0" w:firstLine="0"/>
+        <w:rPr>
+          <w:rFonts w:hint="eastAsia" w:ascii="Consolas" w:hAnsi="Consolas" w:cs="Consolas"/>
+          <w:i w:val="0"/>
+          <w:iCs w:val="0"/>
+          <w:caps w:val="0"/>
+          <w:color w:val="404040"/>
+          <w:spacing w:val="0"/>
+          <w:sz w:val="21"/>
+          <w:szCs w:val="21"/>
+          <w:lang w:val="en-US" w:eastAsia="zh-CN"/>
+        </w:rPr>
+      </w:pPr>
+      <w:r>
+        <w:rPr>
+          <w:rFonts w:hint="eastAsia" w:ascii="Consolas" w:hAnsi="Consolas" w:cs="Consolas"/>
+          <w:i w:val="0"/>
+          <w:iCs w:val="0"/>
+          <w:caps w:val="0"/>
+          <w:color w:val="404040"/>
+          <w:spacing w:val="0"/>
+          <w:sz w:val="21"/>
+          <w:szCs w:val="21"/>
+          <w:lang w:val="en-US" w:eastAsia="zh-CN"/>
+        </w:rPr>
+        <w:t>west update</w:t>
+      </w:r>
+    </w:p>
+    <w:p>
+      <w:pPr>
+        <w:pStyle w:val="6"/>
+        <w:keepNext w:val="0"/>
+        <w:keepLines w:val="0"/>
+        <w:widowControl/>
+        <w:suppressLineNumbers w:val="0"/>
+        <w:pBdr>
+          <w:top w:val="none" w:color="auto" w:sz="0" w:space="0"/>
+          <w:left w:val="none" w:color="auto" w:sz="0" w:space="0"/>
+          <w:bottom w:val="none" w:color="auto" w:sz="0" w:space="0"/>
+          <w:right w:val="none" w:color="auto" w:sz="0" w:space="0"/>
+        </w:pBdr>
+        <w:spacing w:before="0" w:beforeAutospacing="0" w:after="0" w:afterAutospacing="0" w:line="23" w:lineRule="atLeast"/>
+        <w:ind w:left="0" w:right="0" w:firstLine="0"/>
+        <w:rPr>
+          <w:rFonts w:hint="eastAsia" w:ascii="Consolas" w:hAnsi="Consolas" w:cs="Consolas"/>
+          <w:i w:val="0"/>
+          <w:iCs w:val="0"/>
+          <w:caps w:val="0"/>
+          <w:color w:val="404040"/>
+          <w:spacing w:val="0"/>
+          <w:sz w:val="21"/>
+          <w:szCs w:val="21"/>
+          <w:lang w:val="en-US" w:eastAsia="zh-CN"/>
+        </w:rPr>
+      </w:pPr>
+    </w:p>
+    <w:p>
+      <w:pPr>
+        <w:pStyle w:val="6"/>
+        <w:keepNext w:val="0"/>
+        <w:keepLines w:val="0"/>
+        <w:widowControl/>
+        <w:suppressLineNumbers w:val="0"/>
+        <w:pBdr>
+          <w:top w:val="none" w:color="auto" w:sz="0" w:space="0"/>
+          <w:left w:val="none" w:color="auto" w:sz="0" w:space="0"/>
+          <w:bottom w:val="none" w:color="auto" w:sz="0" w:space="0"/>
+          <w:right w:val="none" w:color="auto" w:sz="0" w:space="0"/>
+        </w:pBdr>
+        <w:spacing w:before="0" w:beforeAutospacing="0" w:after="0" w:afterAutospacing="0" w:line="23" w:lineRule="atLeast"/>
+        <w:ind w:left="0" w:right="0" w:firstLine="0"/>
+        <w:rPr>
+          <w:rFonts w:hint="eastAsia" w:ascii="Consolas" w:hAnsi="Consolas" w:cs="Consolas"/>
+          <w:i w:val="0"/>
+          <w:iCs w:val="0"/>
+          <w:caps w:val="0"/>
+          <w:color w:val="404040"/>
+          <w:spacing w:val="0"/>
+          <w:sz w:val="21"/>
+          <w:szCs w:val="21"/>
+          <w:lang w:val="en-US" w:eastAsia="zh-CN"/>
+        </w:rPr>
+      </w:pPr>
+      <w:r>
+        <w:rPr>
+          <w:rFonts w:hint="eastAsia" w:ascii="Consolas" w:hAnsi="Consolas" w:cs="Consolas"/>
+          <w:i w:val="0"/>
+          <w:iCs w:val="0"/>
+          <w:caps w:val="0"/>
+          <w:color w:val="404040"/>
+          <w:spacing w:val="0"/>
+          <w:sz w:val="21"/>
+          <w:szCs w:val="21"/>
+          <w:lang w:val="en-US" w:eastAsia="zh-CN"/>
+        </w:rPr>
+        <w:t>可能由于配置问题出现少了某些python库</w:t>
+      </w:r>
+    </w:p>
+    <w:p>
+      <w:pPr>
+        <w:pStyle w:val="6"/>
+        <w:keepNext w:val="0"/>
+        <w:keepLines w:val="0"/>
+        <w:widowControl/>
+        <w:suppressLineNumbers w:val="0"/>
+        <w:pBdr>
+          <w:top w:val="none" w:color="auto" w:sz="0" w:space="0"/>
+          <w:left w:val="none" w:color="auto" w:sz="0" w:space="0"/>
+          <w:bottom w:val="none" w:color="auto" w:sz="0" w:space="0"/>
+          <w:right w:val="none" w:color="auto" w:sz="0" w:space="0"/>
+        </w:pBdr>
+        <w:spacing w:before="0" w:beforeAutospacing="0" w:after="0" w:afterAutospacing="0" w:line="23" w:lineRule="atLeast"/>
+        <w:ind w:left="0" w:right="0" w:firstLine="0"/>
+        <w:rPr>
+          <w:rFonts w:hint="eastAsia" w:ascii="Consolas" w:hAnsi="Consolas" w:cs="Consolas"/>
+          <w:i w:val="0"/>
+          <w:iCs w:val="0"/>
+          <w:caps w:val="0"/>
+          <w:color w:val="404040"/>
+          <w:spacing w:val="0"/>
+          <w:sz w:val="21"/>
+          <w:szCs w:val="21"/>
+          <w:lang w:val="en-US" w:eastAsia="zh-CN"/>
+        </w:rPr>
+      </w:pPr>
+      <w:r>
+        <w:rPr>
+          <w:rFonts w:hint="eastAsia" w:ascii="Consolas" w:hAnsi="Consolas" w:cs="Consolas"/>
+          <w:i w:val="0"/>
+          <w:iCs w:val="0"/>
+          <w:caps w:val="0"/>
+          <w:color w:val="404040"/>
+          <w:spacing w:val="0"/>
+          <w:sz w:val="21"/>
+          <w:szCs w:val="21"/>
+          <w:lang w:val="en-US" w:eastAsia="zh-CN"/>
+        </w:rPr>
+        <w:t>pip install jsonschema</w:t>
+      </w:r>
+    </w:p>
+    <w:p>
+      <w:pPr>
+        <w:pStyle w:val="6"/>
+        <w:keepNext w:val="0"/>
+        <w:keepLines w:val="0"/>
+        <w:widowControl/>
+        <w:suppressLineNumbers w:val="0"/>
+        <w:pBdr>
+          <w:top w:val="none" w:color="auto" w:sz="0" w:space="0"/>
+          <w:left w:val="none" w:color="auto" w:sz="0" w:space="0"/>
+          <w:bottom w:val="none" w:color="auto" w:sz="0" w:space="0"/>
+          <w:right w:val="none" w:color="auto" w:sz="0" w:space="0"/>
+        </w:pBdr>
+        <w:spacing w:before="0" w:beforeAutospacing="0" w:after="0" w:afterAutospacing="0" w:line="23" w:lineRule="atLeast"/>
+        <w:ind w:left="0" w:right="0" w:firstLine="0"/>
+        <w:rPr>
+          <w:rFonts w:hint="eastAsia" w:ascii="Consolas" w:hAnsi="Consolas" w:cs="Consolas"/>
+          <w:i w:val="0"/>
+          <w:iCs w:val="0"/>
+          <w:caps w:val="0"/>
+          <w:color w:val="404040"/>
+          <w:spacing w:val="0"/>
+          <w:sz w:val="21"/>
+          <w:szCs w:val="21"/>
+          <w:lang w:val="en-US" w:eastAsia="zh-CN"/>
+        </w:rPr>
+      </w:pPr>
+      <w:r>
+        <w:rPr>
+          <w:rFonts w:hint="eastAsia" w:ascii="Consolas" w:hAnsi="Consolas" w:cs="Consolas"/>
+          <w:i w:val="0"/>
+          <w:iCs w:val="0"/>
+          <w:caps w:val="0"/>
+          <w:color w:val="404040"/>
+          <w:spacing w:val="0"/>
+          <w:sz w:val="21"/>
+          <w:szCs w:val="21"/>
+          <w:lang w:val="en-US" w:eastAsia="zh-CN"/>
+        </w:rPr>
+        <w:t>pip install pyelftools</w:t>
+      </w:r>
+    </w:p>
+    <w:p>
+      <w:pPr>
+        <w:pStyle w:val="6"/>
+        <w:keepNext w:val="0"/>
+        <w:keepLines w:val="0"/>
+        <w:widowControl/>
+        <w:suppressLineNumbers w:val="0"/>
+        <w:pBdr>
+          <w:top w:val="none" w:color="auto" w:sz="0" w:space="0"/>
+          <w:left w:val="none" w:color="auto" w:sz="0" w:space="0"/>
+          <w:bottom w:val="none" w:color="auto" w:sz="0" w:space="0"/>
+          <w:right w:val="none" w:color="auto" w:sz="0" w:space="0"/>
+        </w:pBdr>
+        <w:spacing w:before="0" w:beforeAutospacing="0" w:after="0" w:afterAutospacing="0" w:line="23" w:lineRule="atLeast"/>
+        <w:ind w:left="0" w:right="0" w:firstLine="0"/>
+        <w:rPr>
+          <w:rFonts w:hint="eastAsia" w:ascii="Consolas" w:hAnsi="Consolas" w:cs="Consolas"/>
+          <w:i w:val="0"/>
+          <w:iCs w:val="0"/>
+          <w:caps w:val="0"/>
+          <w:color w:val="404040"/>
+          <w:spacing w:val="0"/>
+          <w:sz w:val="21"/>
+          <w:szCs w:val="21"/>
+          <w:lang w:val="en-US" w:eastAsia="zh-CN"/>
+        </w:rPr>
+      </w:pPr>
+      <w:r>
+        <w:rPr>
+          <w:rFonts w:hint="eastAsia" w:ascii="Consolas" w:hAnsi="Consolas" w:cs="Consolas"/>
+          <w:i w:val="0"/>
+          <w:iCs w:val="0"/>
+          <w:caps w:val="0"/>
+          <w:color w:val="404040"/>
+          <w:spacing w:val="0"/>
+          <w:sz w:val="21"/>
+          <w:szCs w:val="21"/>
+          <w:lang w:val="en-US" w:eastAsia="zh-CN"/>
+        </w:rPr>
+        <w:t>pip install intelhex</w:t>
+      </w:r>
+    </w:p>
+    <w:p>
+      <w:pPr>
+        <w:pStyle w:val="6"/>
+        <w:keepNext w:val="0"/>
+        <w:keepLines w:val="0"/>
+        <w:widowControl/>
+        <w:suppressLineNumbers w:val="0"/>
+        <w:pBdr>
+          <w:top w:val="none" w:color="auto" w:sz="0" w:space="0"/>
+          <w:left w:val="none" w:color="auto" w:sz="0" w:space="0"/>
+          <w:bottom w:val="none" w:color="auto" w:sz="0" w:space="0"/>
+          <w:right w:val="none" w:color="auto" w:sz="0" w:space="0"/>
+        </w:pBdr>
+        <w:spacing w:before="0" w:beforeAutospacing="0" w:after="0" w:afterAutospacing="0" w:line="23" w:lineRule="atLeast"/>
+        <w:ind w:left="0" w:right="0" w:firstLine="0"/>
+        <w:rPr>
+          <w:rFonts w:hint="eastAsia" w:ascii="Consolas" w:hAnsi="Consolas" w:cs="Consolas"/>
+          <w:i w:val="0"/>
+          <w:iCs w:val="0"/>
+          <w:caps w:val="0"/>
+          <w:color w:val="404040"/>
+          <w:spacing w:val="0"/>
+          <w:sz w:val="21"/>
+          <w:szCs w:val="21"/>
+          <w:lang w:val="en-US" w:eastAsia="zh-CN"/>
+        </w:rPr>
+      </w:pPr>
+    </w:p>
+    <w:p>
+      <w:pPr>
+        <w:pStyle w:val="6"/>
+        <w:keepNext w:val="0"/>
+        <w:keepLines w:val="0"/>
+        <w:widowControl/>
+        <w:suppressLineNumbers w:val="0"/>
+        <w:pBdr>
+          <w:top w:val="none" w:color="auto" w:sz="0" w:space="0"/>
+          <w:left w:val="none" w:color="auto" w:sz="0" w:space="0"/>
+          <w:bottom w:val="none" w:color="auto" w:sz="0" w:space="0"/>
+          <w:right w:val="none" w:color="auto" w:sz="0" w:space="0"/>
+        </w:pBdr>
+        <w:spacing w:before="0" w:beforeAutospacing="0" w:after="0" w:afterAutospacing="0" w:line="23" w:lineRule="atLeast"/>
+        <w:ind w:left="0" w:right="0" w:firstLine="0"/>
+        <w:rPr>
+          <w:rFonts w:hint="default" w:ascii="Consolas" w:hAnsi="Consolas" w:cs="Consolas"/>
+          <w:i w:val="0"/>
+          <w:iCs w:val="0"/>
+          <w:caps w:val="0"/>
+          <w:color w:val="404040"/>
+          <w:spacing w:val="0"/>
+          <w:sz w:val="21"/>
+          <w:szCs w:val="21"/>
+          <w:lang w:val="en-US" w:eastAsia="zh-CN"/>
+        </w:rPr>
+      </w:pPr>
+      <w:r>
+        <w:rPr>
+          <w:rFonts w:hint="eastAsia" w:ascii="Consolas" w:hAnsi="Consolas" w:cs="Consolas"/>
+          <w:i w:val="0"/>
+          <w:iCs w:val="0"/>
+          <w:color w:val="404040"/>
+          <w:spacing w:val="0"/>
+          <w:sz w:val="21"/>
+          <w:szCs w:val="21"/>
+          <w:lang w:val="en-US" w:eastAsia="zh-CN"/>
+        </w:rPr>
+        <w:t>--M</w:t>
+      </w:r>
+      <w:r>
+        <w:rPr>
+          <w:rFonts w:hint="eastAsia" w:ascii="Consolas" w:hAnsi="Consolas" w:cs="Consolas"/>
+          <w:i w:val="0"/>
+          <w:iCs w:val="0"/>
+          <w:caps w:val="0"/>
+          <w:color w:val="404040"/>
+          <w:spacing w:val="0"/>
+          <w:sz w:val="21"/>
+          <w:szCs w:val="21"/>
+          <w:lang w:val="en-US" w:eastAsia="zh-CN"/>
+        </w:rPr>
+        <w:t>cuboot所需环境文件</w:t>
+      </w:r>
+    </w:p>
+    <w:p>
+      <w:pPr>
+        <w:pStyle w:val="6"/>
+        <w:keepNext w:val="0"/>
+        <w:keepLines w:val="0"/>
+        <w:widowControl/>
+        <w:suppressLineNumbers w:val="0"/>
+        <w:pBdr>
+          <w:top w:val="none" w:color="auto" w:sz="0" w:space="0"/>
+          <w:left w:val="none" w:color="auto" w:sz="0" w:space="0"/>
+          <w:bottom w:val="none" w:color="auto" w:sz="0" w:space="0"/>
+          <w:right w:val="none" w:color="auto" w:sz="0" w:space="0"/>
+        </w:pBdr>
+        <w:spacing w:before="0" w:beforeAutospacing="0" w:after="0" w:afterAutospacing="0" w:line="23" w:lineRule="atLeast"/>
+        <w:ind w:left="0" w:right="0" w:firstLine="0"/>
+        <w:rPr>
+          <w:rFonts w:hint="default" w:ascii="Consolas" w:hAnsi="Consolas" w:cs="Consolas"/>
+          <w:i w:val="0"/>
+          <w:iCs w:val="0"/>
+          <w:caps w:val="0"/>
+          <w:color w:val="404040"/>
+          <w:spacing w:val="0"/>
+          <w:sz w:val="21"/>
+          <w:szCs w:val="21"/>
+          <w:lang w:val="en-US" w:eastAsia="zh-CN"/>
+        </w:rPr>
+      </w:pPr>
+      <w:r>
+        <w:rPr>
+          <w:rFonts w:hint="eastAsia" w:ascii="Consolas" w:hAnsi="Consolas" w:cs="Consolas"/>
+          <w:i w:val="0"/>
+          <w:iCs w:val="0"/>
+          <w:caps w:val="0"/>
+          <w:color w:val="404040"/>
+          <w:spacing w:val="0"/>
+          <w:sz w:val="21"/>
+          <w:szCs w:val="21"/>
+          <w:lang w:val="en-US" w:eastAsia="zh-CN"/>
+        </w:rPr>
+        <w:t># 安装zephyr核心工具依赖</w:t>
+      </w:r>
+    </w:p>
+    <w:p>
+      <w:pPr>
+        <w:pStyle w:val="6"/>
+        <w:keepNext w:val="0"/>
+        <w:keepLines w:val="0"/>
+        <w:widowControl/>
+        <w:suppressLineNumbers w:val="0"/>
+        <w:pBdr>
+          <w:top w:val="none" w:color="auto" w:sz="0" w:space="0"/>
+          <w:left w:val="none" w:color="auto" w:sz="0" w:space="0"/>
+          <w:bottom w:val="none" w:color="auto" w:sz="0" w:space="0"/>
+          <w:right w:val="none" w:color="auto" w:sz="0" w:space="0"/>
+        </w:pBdr>
+        <w:spacing w:before="0" w:beforeAutospacing="0" w:after="0" w:afterAutospacing="0" w:line="23" w:lineRule="atLeast"/>
+        <w:ind w:left="0" w:right="0" w:firstLine="0"/>
+        <w:rPr>
+          <w:rFonts w:hint="default" w:ascii="Consolas" w:hAnsi="Consolas" w:cs="Consolas"/>
+          <w:i w:val="0"/>
+          <w:iCs w:val="0"/>
+          <w:caps w:val="0"/>
+          <w:color w:val="404040"/>
+          <w:spacing w:val="0"/>
+          <w:sz w:val="21"/>
+          <w:szCs w:val="21"/>
+          <w:lang w:val="en-US" w:eastAsia="zh-CN"/>
+        </w:rPr>
+      </w:pPr>
+      <w:r>
+        <w:rPr>
+          <w:rFonts w:hint="eastAsia" w:ascii="Consolas" w:hAnsi="Consolas" w:cs="Consolas"/>
+          <w:i w:val="0"/>
+          <w:iCs w:val="0"/>
+          <w:caps w:val="0"/>
+          <w:color w:val="404040"/>
+          <w:spacing w:val="0"/>
+          <w:sz w:val="21"/>
+          <w:szCs w:val="21"/>
+          <w:lang w:val="en-US" w:eastAsia="zh-CN"/>
+        </w:rPr>
+        <w:t xml:space="preserve">pip install -r zephyr/scripts/requirements.txt </w:t>
+      </w:r>
+    </w:p>
+    <w:p>
+      <w:pPr>
+        <w:numPr>
+          <w:ilvl w:val="0"/>
+          <w:numId w:val="0"/>
+        </w:numPr>
+        <w:rPr>
+          <w:rFonts w:hint="eastAsia"/>
+          <w:lang w:val="en-US" w:eastAsia="zh-CN"/>
+        </w:rPr>
+      </w:pPr>
+      <w:r>
+        <w:rPr>
+          <w:rFonts w:hint="eastAsia"/>
+          <w:lang w:val="en-US" w:eastAsia="zh-CN"/>
+        </w:rPr>
+        <w:t># 安装nrf sdk扩展依赖</w:t>
+      </w:r>
+    </w:p>
+    <w:p>
+      <w:pPr>
+        <w:numPr>
+          <w:ilvl w:val="0"/>
+          <w:numId w:val="0"/>
+        </w:numPr>
+        <w:rPr>
+          <w:rFonts w:hint="eastAsia" w:ascii="Consolas" w:hAnsi="Consolas" w:cs="Consolas"/>
+          <w:i w:val="0"/>
+          <w:iCs w:val="0"/>
+          <w:caps w:val="0"/>
+          <w:color w:val="404040"/>
+          <w:spacing w:val="0"/>
+          <w:sz w:val="21"/>
+          <w:szCs w:val="21"/>
+          <w:lang w:val="en-US" w:eastAsia="zh-CN"/>
+        </w:rPr>
+      </w:pPr>
+      <w:r>
+        <w:rPr>
+          <w:rFonts w:hint="eastAsia" w:ascii="Consolas" w:hAnsi="Consolas" w:cs="Consolas"/>
+          <w:i w:val="0"/>
+          <w:iCs w:val="0"/>
+          <w:caps w:val="0"/>
+          <w:color w:val="404040"/>
+          <w:spacing w:val="0"/>
+          <w:sz w:val="21"/>
+          <w:szCs w:val="21"/>
+          <w:lang w:val="en-US" w:eastAsia="zh-CN"/>
+        </w:rPr>
+        <w:t>pip install -r nrf/scripts/requirements.txt</w:t>
+      </w:r>
+    </w:p>
+    <w:p>
+      <w:pPr>
+        <w:numPr>
+          <w:ilvl w:val="0"/>
+          <w:numId w:val="0"/>
+        </w:numPr>
+        <w:rPr>
+          <w:rFonts w:hint="eastAsia" w:ascii="Consolas" w:hAnsi="Consolas" w:cs="Consolas"/>
+          <w:i w:val="0"/>
+          <w:iCs w:val="0"/>
+          <w:caps w:val="0"/>
+          <w:color w:val="404040"/>
+          <w:spacing w:val="0"/>
+          <w:sz w:val="21"/>
+          <w:szCs w:val="21"/>
+          <w:lang w:val="en-US" w:eastAsia="zh-CN"/>
+        </w:rPr>
+      </w:pPr>
+      <w:r>
+        <w:rPr>
+          <w:rFonts w:hint="eastAsia" w:ascii="Consolas" w:hAnsi="Consolas" w:cs="Consolas"/>
+          <w:i w:val="0"/>
+          <w:iCs w:val="0"/>
+          <w:caps w:val="0"/>
+          <w:color w:val="404040"/>
+          <w:spacing w:val="0"/>
+          <w:sz w:val="21"/>
+          <w:szCs w:val="21"/>
+          <w:lang w:val="en-US" w:eastAsia="zh-CN"/>
+        </w:rPr>
+        <w:t># 安装mcuboot专用依赖</w:t>
+      </w:r>
+    </w:p>
+    <w:p>
+      <w:pPr>
+        <w:numPr>
+          <w:ilvl w:val="0"/>
+          <w:numId w:val="0"/>
+        </w:numPr>
+        <w:rPr>
+          <w:rFonts w:hint="eastAsia" w:ascii="Consolas" w:hAnsi="Consolas" w:cs="Consolas"/>
+          <w:i w:val="0"/>
+          <w:iCs w:val="0"/>
+          <w:caps w:val="0"/>
+          <w:color w:val="404040"/>
+          <w:spacing w:val="0"/>
+          <w:sz w:val="21"/>
+          <w:szCs w:val="21"/>
+          <w:lang w:val="en-US" w:eastAsia="zh-CN"/>
+        </w:rPr>
+      </w:pPr>
+      <w:r>
+        <w:rPr>
+          <w:rFonts w:hint="eastAsia" w:ascii="Consolas" w:hAnsi="Consolas" w:cs="Consolas"/>
+          <w:i w:val="0"/>
+          <w:iCs w:val="0"/>
+          <w:caps w:val="0"/>
+          <w:color w:val="404040"/>
+          <w:spacing w:val="0"/>
+          <w:sz w:val="21"/>
+          <w:szCs w:val="21"/>
+          <w:lang w:val="en-US" w:eastAsia="zh-CN"/>
+        </w:rPr>
+        <w:t>pip install -r bootloader/mcuboot/scripts/requirements.txt</w:t>
+      </w:r>
+    </w:p>
+    <w:p>
+      <w:pPr>
+        <w:numPr>
+          <w:ilvl w:val="0"/>
+          <w:numId w:val="0"/>
+        </w:numPr>
+        <w:rPr>
+          <w:rFonts w:hint="eastAsia" w:ascii="Consolas" w:hAnsi="Consolas" w:cs="Consolas"/>
+          <w:i w:val="0"/>
+          <w:iCs w:val="0"/>
+          <w:caps w:val="0"/>
+          <w:color w:val="404040"/>
+          <w:spacing w:val="0"/>
+          <w:sz w:val="21"/>
+          <w:szCs w:val="21"/>
+          <w:lang w:val="en-US" w:eastAsia="zh-CN"/>
+        </w:rPr>
+      </w:pPr>
+    </w:p>
+    <w:p>
+      <w:pPr>
+        <w:numPr>
+          <w:ilvl w:val="0"/>
+          <w:numId w:val="0"/>
+        </w:numPr>
+        <w:rPr>
+          <w:rFonts w:hint="eastAsia" w:ascii="Consolas" w:hAnsi="Consolas" w:cs="Consolas"/>
+          <w:i w:val="0"/>
+          <w:iCs w:val="0"/>
+          <w:caps w:val="0"/>
+          <w:color w:val="404040"/>
+          <w:spacing w:val="0"/>
+          <w:sz w:val="21"/>
+          <w:szCs w:val="21"/>
+          <w:lang w:val="en-US" w:eastAsia="zh-CN"/>
+        </w:rPr>
+      </w:pPr>
+      <w:r>
+        <w:rPr>
+          <w:rFonts w:hint="eastAsia" w:ascii="Consolas" w:hAnsi="Consolas" w:cs="Consolas"/>
+          <w:i w:val="0"/>
+          <w:iCs w:val="0"/>
+          <w:color w:val="404040"/>
+          <w:spacing w:val="0"/>
+          <w:sz w:val="21"/>
+          <w:szCs w:val="21"/>
+          <w:lang w:val="en-US" w:eastAsia="zh-CN"/>
+        </w:rPr>
+        <w:t>--</w:t>
+      </w:r>
+      <w:bookmarkStart w:id="3" w:name="_GoBack"/>
+      <w:bookmarkEnd w:id="3"/>
+      <w:r>
+        <w:rPr>
+          <w:rFonts w:hint="eastAsia" w:ascii="Consolas" w:hAnsi="Consolas" w:cs="Consolas"/>
+          <w:i w:val="0"/>
+          <w:iCs w:val="0"/>
+          <w:color w:val="404040"/>
+          <w:spacing w:val="0"/>
+          <w:sz w:val="21"/>
+          <w:szCs w:val="21"/>
+          <w:lang w:val="en-US" w:eastAsia="zh-CN"/>
+        </w:rPr>
+        <w:t>M</w:t>
+      </w:r>
+      <w:r>
+        <w:rPr>
+          <w:rFonts w:hint="eastAsia" w:ascii="Consolas" w:hAnsi="Consolas" w:cs="Consolas"/>
+          <w:i w:val="0"/>
+          <w:iCs w:val="0"/>
+          <w:caps w:val="0"/>
+          <w:color w:val="404040"/>
+          <w:spacing w:val="0"/>
+          <w:sz w:val="21"/>
+          <w:szCs w:val="21"/>
+          <w:lang w:val="en-US" w:eastAsia="zh-CN"/>
+        </w:rPr>
+        <w:t>atter所需环境文件</w:t>
+      </w:r>
+    </w:p>
+    <w:p>
+      <w:pPr>
+        <w:numPr>
+          <w:ilvl w:val="0"/>
+          <w:numId w:val="0"/>
+        </w:numPr>
+        <w:rPr>
+          <w:rFonts w:hint="eastAsia" w:ascii="Consolas" w:hAnsi="Consolas" w:cs="Consolas"/>
+          <w:i w:val="0"/>
+          <w:iCs w:val="0"/>
+          <w:caps w:val="0"/>
+          <w:color w:val="404040"/>
+          <w:spacing w:val="0"/>
+          <w:sz w:val="21"/>
+          <w:szCs w:val="21"/>
+          <w:lang w:val="en-US" w:eastAsia="zh-CN"/>
+        </w:rPr>
+      </w:pPr>
+      <w:r>
+        <w:rPr>
+          <w:rFonts w:hint="eastAsia" w:ascii="Consolas" w:hAnsi="Consolas" w:cs="Consolas"/>
+          <w:i w:val="0"/>
+          <w:iCs w:val="0"/>
+          <w:caps w:val="0"/>
+          <w:color w:val="404040"/>
+          <w:spacing w:val="0"/>
+          <w:sz w:val="21"/>
+          <w:szCs w:val="21"/>
+          <w:lang w:val="en-US" w:eastAsia="zh-CN"/>
+        </w:rPr>
+        <w:t>需要的gn version为2000以上</w:t>
+      </w:r>
+    </w:p>
+    <w:p>
+      <w:pPr>
+        <w:numPr>
+          <w:ilvl w:val="0"/>
+          <w:numId w:val="0"/>
+        </w:numPr>
+        <w:rPr>
+          <w:rFonts w:hint="default" w:ascii="Consolas" w:hAnsi="Consolas" w:cs="Consolas"/>
+          <w:i w:val="0"/>
+          <w:iCs w:val="0"/>
+          <w:caps w:val="0"/>
+          <w:color w:val="404040"/>
+          <w:spacing w:val="0"/>
+          <w:sz w:val="21"/>
+          <w:szCs w:val="21"/>
+          <w:lang w:val="en-US" w:eastAsia="zh-CN"/>
+        </w:rPr>
+      </w:pPr>
+      <w:r>
+        <w:rPr>
+          <w:rFonts w:hint="eastAsia" w:ascii="Consolas" w:hAnsi="Consolas" w:cs="Consolas"/>
+          <w:i w:val="0"/>
+          <w:iCs w:val="0"/>
+          <w:caps w:val="0"/>
+          <w:color w:val="404040"/>
+          <w:spacing w:val="0"/>
+          <w:sz w:val="21"/>
+          <w:szCs w:val="21"/>
+          <w:lang w:val="en-US" w:eastAsia="zh-CN"/>
+        </w:rPr>
+        <w:t>需要在从google官方下载最新版本gn包解压并添加到环境变量中，将gn包解压的文件复制到虚拟环境/usr/bin/gn</w:t>
+      </w:r>
+    </w:p>
+    <w:p>
+      <w:pPr>
+        <w:numPr>
+          <w:ilvl w:val="0"/>
+          <w:numId w:val="0"/>
+        </w:numPr>
+        <w:rPr>
+          <w:rFonts w:hint="eastAsia" w:ascii="Consolas" w:hAnsi="Consolas" w:cs="Consolas"/>
+          <w:i w:val="0"/>
+          <w:iCs w:val="0"/>
+          <w:caps w:val="0"/>
+          <w:color w:val="404040"/>
+          <w:spacing w:val="0"/>
+          <w:sz w:val="21"/>
+          <w:szCs w:val="21"/>
+          <w:lang w:val="en-US" w:eastAsia="zh-CN"/>
+        </w:rPr>
+      </w:pPr>
+      <w:r>
+        <w:rPr>
+          <w:rFonts w:hint="eastAsia" w:ascii="Consolas" w:hAnsi="Consolas" w:cs="Consolas"/>
+          <w:i w:val="0"/>
+          <w:iCs w:val="0"/>
+          <w:caps w:val="0"/>
+          <w:color w:val="404040"/>
+          <w:spacing w:val="0"/>
+          <w:sz w:val="21"/>
+          <w:szCs w:val="21"/>
+          <w:lang w:val="en-US" w:eastAsia="zh-CN"/>
+        </w:rPr>
+        <w:t>pip install python-path</w:t>
+      </w:r>
+    </w:p>
+    <w:p>
+      <w:pPr>
+        <w:numPr>
+          <w:ilvl w:val="0"/>
+          <w:numId w:val="0"/>
+        </w:numPr>
+        <w:rPr>
+          <w:rFonts w:hint="eastAsia" w:ascii="Consolas" w:hAnsi="Consolas" w:cs="Consolas"/>
+          <w:i w:val="0"/>
+          <w:iCs w:val="0"/>
+          <w:caps w:val="0"/>
+          <w:color w:val="404040"/>
+          <w:spacing w:val="0"/>
+          <w:sz w:val="21"/>
+          <w:szCs w:val="21"/>
+          <w:lang w:val="en-US" w:eastAsia="zh-CN"/>
+        </w:rPr>
+      </w:pPr>
+      <w:r>
+        <w:rPr>
+          <w:rFonts w:hint="eastAsia" w:ascii="Consolas" w:hAnsi="Consolas" w:cs="Consolas"/>
+          <w:i w:val="0"/>
+          <w:iCs w:val="0"/>
+          <w:caps w:val="0"/>
+          <w:color w:val="404040"/>
+          <w:spacing w:val="0"/>
+          <w:sz w:val="21"/>
+          <w:szCs w:val="21"/>
+          <w:lang w:val="en-US" w:eastAsia="zh-CN"/>
+        </w:rPr>
+        <w:t xml:space="preserve">pip install stringcase </w:t>
+      </w:r>
+    </w:p>
+    <w:p>
+      <w:pPr>
+        <w:numPr>
+          <w:ilvl w:val="0"/>
+          <w:numId w:val="0"/>
+        </w:numPr>
+        <w:rPr>
+          <w:rFonts w:hint="eastAsia" w:ascii="Consolas" w:hAnsi="Consolas" w:cs="Consolas"/>
+          <w:i w:val="0"/>
+          <w:iCs w:val="0"/>
+          <w:caps w:val="0"/>
+          <w:color w:val="404040"/>
+          <w:spacing w:val="0"/>
+          <w:sz w:val="21"/>
+          <w:szCs w:val="21"/>
+          <w:lang w:val="en-US" w:eastAsia="zh-CN"/>
+        </w:rPr>
+      </w:pPr>
+      <w:r>
+        <w:rPr>
+          <w:rFonts w:hint="eastAsia" w:ascii="Consolas" w:hAnsi="Consolas" w:cs="Consolas"/>
+          <w:i w:val="0"/>
+          <w:iCs w:val="0"/>
+          <w:caps w:val="0"/>
+          <w:color w:val="404040"/>
+          <w:spacing w:val="0"/>
+          <w:sz w:val="21"/>
+          <w:szCs w:val="21"/>
+          <w:lang w:val="en-US" w:eastAsia="zh-CN"/>
+        </w:rPr>
+        <w:t># 缺少二维码和配网码则添加特定的加密和编码库</w:t>
+      </w:r>
+    </w:p>
+    <w:p>
+      <w:pPr>
+        <w:numPr>
+          <w:ilvl w:val="0"/>
+          <w:numId w:val="0"/>
+        </w:numPr>
+        <w:rPr>
+          <w:rFonts w:hint="eastAsia" w:ascii="Consolas" w:hAnsi="Consolas" w:cs="Consolas"/>
+          <w:i w:val="0"/>
+          <w:iCs w:val="0"/>
+          <w:caps w:val="0"/>
+          <w:color w:val="404040"/>
+          <w:spacing w:val="0"/>
+          <w:sz w:val="21"/>
+          <w:szCs w:val="21"/>
+          <w:lang w:val="en-US" w:eastAsia="zh-CN"/>
+        </w:rPr>
+      </w:pPr>
+      <w:r>
+        <w:rPr>
+          <w:rFonts w:hint="eastAsia" w:ascii="Consolas" w:hAnsi="Consolas" w:cs="Consolas"/>
+          <w:i w:val="0"/>
+          <w:iCs w:val="0"/>
+          <w:caps w:val="0"/>
+          <w:color w:val="404040"/>
+          <w:spacing w:val="0"/>
+          <w:sz w:val="21"/>
+          <w:szCs w:val="21"/>
+          <w:lang w:val="en-US" w:eastAsia="zh-CN"/>
+        </w:rPr>
+        <w:t>cd ~/nrf_zephyr/modules/lib/matter</w:t>
+      </w:r>
+    </w:p>
+    <w:p>
+      <w:pPr>
+        <w:numPr>
+          <w:ilvl w:val="0"/>
+          <w:numId w:val="0"/>
+        </w:numPr>
+        <w:rPr>
+          <w:rFonts w:hint="default" w:ascii="Consolas" w:hAnsi="Consolas" w:cs="Consolas"/>
+          <w:i w:val="0"/>
+          <w:iCs w:val="0"/>
+          <w:caps w:val="0"/>
+          <w:color w:val="404040"/>
+          <w:spacing w:val="0"/>
+          <w:sz w:val="21"/>
+          <w:szCs w:val="21"/>
+          <w:lang w:val="en-US" w:eastAsia="zh-CN"/>
+        </w:rPr>
+      </w:pPr>
+      <w:r>
+        <w:rPr>
+          <w:rFonts w:hint="eastAsia" w:ascii="Consolas" w:hAnsi="Consolas" w:cs="Consolas"/>
+          <w:i w:val="0"/>
+          <w:iCs w:val="0"/>
+          <w:caps w:val="0"/>
+          <w:color w:val="404040"/>
+          <w:spacing w:val="0"/>
+          <w:sz w:val="21"/>
+          <w:szCs w:val="21"/>
+          <w:lang w:val="en-US" w:eastAsia="zh-CN"/>
+        </w:rPr>
+        <w:t xml:space="preserve">pip install -r scripts/setup/requirements.nrfconnect.txt </w:t>
+      </w:r>
+    </w:p>
+    <w:p>
+      <w:pPr>
+        <w:pStyle w:val="4"/>
+        <w:bidi w:val="0"/>
+        <w:rPr>
+          <w:rFonts w:hint="eastAsia" w:ascii="微软雅黑 Light" w:hAnsi="微软雅黑 Light" w:eastAsia="微软雅黑 Light" w:cs="微软雅黑 Light"/>
           <w:b/>
           <w:bCs w:val="0"/>
           <w:lang w:val="en-US" w:eastAsia="zh-CN"/>
@@ -511,7 +1885,7 @@
           <w:bCs w:val="0"/>
           <w:lang w:val="en-US" w:eastAsia="zh-CN"/>
         </w:rPr>
-        <w:t>2、调试（west debug）总结</w:t>
+        <w:t>3、调试（west debug）总结</w:t>
       </w:r>
     </w:p>
     <w:p>
@@ -3689,7 +5063,7 @@
         <w:pStyle w:val="4"/>
         <w:numPr>
           <w:ilvl w:val="0"/>
-          <w:numId w:val="1"/>
+          <w:numId w:val="2"/>
         </w:numPr>
         <w:bidi w:val="0"/>
         <w:rPr>
@@ -3709,7 +5083,7 @@
       <w:pPr>
         <w:numPr>
           <w:ilvl w:val="0"/>
-          <w:numId w:val="2"/>
+          <w:numId w:val="3"/>
         </w:numPr>
         <w:rPr>
           <w:rFonts w:hint="eastAsia" w:ascii="微软雅黑 Light" w:hAnsi="微软雅黑 Light" w:eastAsia="微软雅黑 Light" w:cs="微软雅黑 Light"/>
@@ -3736,7 +5110,7 @@
       </w:r>
       <w:r>
         <w:rPr>
-          <w:rStyle w:val="9"/>
+          <w:rStyle w:val="11"/>
           <w:rFonts w:hint="eastAsia" w:ascii="微软雅黑 Light" w:hAnsi="微软雅黑 Light" w:eastAsia="微软雅黑 Light" w:cs="微软雅黑 Light"/>
           <w:sz w:val="18"/>
           <w:szCs w:val="18"/>
@@ -4299,7 +5673,7 @@
         <w:widowControl w:val="0"/>
         <w:numPr>
           <w:ilvl w:val="0"/>
-          <w:numId w:val="2"/>
+          <w:numId w:val="3"/>
         </w:numPr>
         <w:ind w:left="0" w:leftChars="0" w:firstLine="0" w:firstLineChars="0"/>
         <w:jc w:val="both"/>
@@ -4683,7 +6057,7 @@
       </w:r>
       <w:r>
         <w:rPr>
-          <w:rStyle w:val="9"/>
+          <w:rStyle w:val="11"/>
           <w:rFonts w:hint="eastAsia" w:ascii="微软雅黑 Light" w:hAnsi="微软雅黑 Light" w:eastAsia="微软雅黑 Light" w:cs="微软雅黑 Light"/>
           <w:sz w:val="18"/>
           <w:szCs w:val="18"/>
@@ -4700,7 +6074,7 @@
       </w:r>
       <w:r>
         <w:rPr>
-          <w:rStyle w:val="9"/>
+          <w:rStyle w:val="11"/>
           <w:rFonts w:hint="eastAsia" w:ascii="微软雅黑 Light" w:hAnsi="微软雅黑 Light" w:eastAsia="微软雅黑 Light" w:cs="微软雅黑 Light"/>
           <w:sz w:val="18"/>
           <w:szCs w:val="18"/>
@@ -6086,8 +7460,6 @@
         </w:rPr>
         <w:t>，</w:t>
       </w:r>
-      <w:bookmarkStart w:id="3" w:name="_GoBack"/>
-      <w:bookmarkEnd w:id="3"/>
       <w:r>
         <w:rPr>
           <w:rFonts w:hint="eastAsia" w:ascii="微软雅黑 Light" w:hAnsi="微软雅黑 Light" w:eastAsia="微软雅黑 Light" w:cs="微软雅黑 Light"/>
@@ -7428,10 +8800,25 @@
       <w:lvlJc w:val="left"/>
     </w:lvl>
   </w:abstractNum>
+  <w:abstractNum w:abstractNumId="2">
+    <w:nsid w:val="6CBE6E0E"/>
+    <w:multiLevelType w:val="singleLevel"/>
+    <w:tmpl w:val="6CBE6E0E"/>
+    <w:lvl w:ilvl="0" w:tentative="0">
+      <w:start w:val="2"/>
+      <w:numFmt w:val="decimal"/>
+      <w:suff w:val="nothing"/>
+      <w:lvlText w:val="%1、"/>
+      <w:lvlJc w:val="left"/>
+    </w:lvl>
+  </w:abstractNum>
   <w:num w:numId="1">
+    <w:abstractNumId w:val="2"/>
+  </w:num>
+  <w:num w:numId="2">
     <w:abstractNumId w:val="1"/>
   </w:num>
-  <w:num w:numId="2">
+  <w:num w:numId="3">
     <w:abstractNumId w:val="0"/>
   </w:num>
 </w:numbering>
@@ -7769,12 +9156,12 @@
       <w:sz w:val="28"/>
     </w:rPr>
   </w:style>
-  <w:style w:type="character" w:default="1" w:styleId="7">
+  <w:style w:type="character" w:default="1" w:styleId="8">
     <w:name w:val="Default Paragraph Font"/>
     <w:semiHidden/>
     <w:uiPriority w:val="0"/>
   </w:style>
-  <w:style w:type="table" w:default="1" w:styleId="6">
+  <w:style w:type="table" w:default="1" w:styleId="7">
     <w:name w:val="Normal Table"/>
     <w:semiHidden/>
     <w:qFormat/>
@@ -7797,18 +9184,60 @@
       <w:ind w:left="420" w:leftChars="200"/>
     </w:pPr>
   </w:style>
-  <w:style w:type="character" w:styleId="8">
+  <w:style w:type="paragraph" w:styleId="6">
+    <w:name w:val="HTML Preformatted"/>
+    <w:basedOn w:val="1"/>
+    <w:uiPriority w:val="0"/>
+    <w:pPr>
+      <w:tabs>
+        <w:tab w:val="left" w:pos="916"/>
+        <w:tab w:val="left" w:pos="1832"/>
+        <w:tab w:val="left" w:pos="2748"/>
+        <w:tab w:val="left" w:pos="3664"/>
+        <w:tab w:val="left" w:pos="4580"/>
+        <w:tab w:val="left" w:pos="5496"/>
+        <w:tab w:val="left" w:pos="6412"/>
+        <w:tab w:val="left" w:pos="7328"/>
+        <w:tab w:val="left" w:pos="8244"/>
+        <w:tab w:val="left" w:pos="9160"/>
+        <w:tab w:val="left" w:pos="10076"/>
+        <w:tab w:val="left" w:pos="10992"/>
+        <w:tab w:val="left" w:pos="11908"/>
+        <w:tab w:val="left" w:pos="12824"/>
+        <w:tab w:val="left" w:pos="13740"/>
+        <w:tab w:val="left" w:pos="14656"/>
+      </w:tabs>
+      <w:jc w:val="left"/>
+    </w:pPr>
+    <w:rPr>
+      <w:rFonts w:hint="eastAsia" w:ascii="宋体" w:hAnsi="宋体" w:eastAsia="宋体" w:cs="宋体"/>
+      <w:kern w:val="0"/>
+      <w:sz w:val="24"/>
+      <w:szCs w:val="24"/>
+      <w:lang w:val="en-US" w:eastAsia="zh-CN" w:bidi="ar"/>
+    </w:rPr>
+  </w:style>
+  <w:style w:type="character" w:styleId="9">
     <w:name w:val="Emphasis"/>
-    <w:basedOn w:val="7"/>
+    <w:basedOn w:val="8"/>
     <w:qFormat/>
     <w:uiPriority w:val="0"/>
     <w:rPr>
       <w:i/>
     </w:rPr>
   </w:style>
-  <w:style w:type="character" w:styleId="9">
+  <w:style w:type="character" w:styleId="10">
+    <w:name w:val="Hyperlink"/>
+    <w:basedOn w:val="8"/>
+    <w:uiPriority w:val="0"/>
+    <w:rPr>
+      <w:color w:val="0000FF"/>
+      <w:u w:val="single"/>
+    </w:rPr>
+  </w:style>
+  <w:style w:type="character" w:styleId="11">
     <w:name w:val="HTML Code"/>
-    <w:basedOn w:val="7"/>
+    <w:basedOn w:val="8"/>
     <w:qFormat/>
     <w:uiPriority w:val="0"/>
     <w:rPr>

--- a/zephyr总结.docx
+++ b/zephyr总结.docx
@@ -1604,22 +1604,7 @@
           <w:szCs w:val="21"/>
           <w:lang w:val="en-US" w:eastAsia="zh-CN"/>
         </w:rPr>
-        <w:t>--</w:t>
-      </w:r>
-      <w:bookmarkStart w:id="3" w:name="_GoBack"/>
-      <w:bookmarkEnd w:id="3"/>
-      <w:r>
-        <w:rPr>
-          <w:rFonts w:hint="eastAsia" w:ascii="Consolas" w:hAnsi="Consolas" w:cs="Consolas"/>
-          <w:i w:val="0"/>
-          <w:iCs w:val="0"/>
-          <w:color w:val="404040"/>
-          <w:spacing w:val="0"/>
-          <w:sz w:val="21"/>
-          <w:szCs w:val="21"/>
-          <w:lang w:val="en-US" w:eastAsia="zh-CN"/>
-        </w:rPr>
-        <w:t>M</w:t>
+        <w:t>--M</w:t>
       </w:r>
       <w:r>
         <w:rPr>
@@ -8763,6 +8748,38 @@
           <w:lang w:val="en-US" w:eastAsia="zh-CN"/>
         </w:rPr>
       </w:pPr>
+      <w:r>
+        <w:rPr>
+          <w:rFonts w:hint="eastAsia" w:ascii="微软雅黑 Light" w:hAnsi="微软雅黑 Light" w:eastAsia="微软雅黑 Light" w:cs="微软雅黑 Light"/>
+          <w:lang w:val="en-US" w:eastAsia="zh-CN"/>
+        </w:rPr>
+        <w:t>App显示“peer removed pairing information”表示蓝牙配对信息残留，需要把手机上的配对信息删除</w:t>
+      </w:r>
+    </w:p>
+    <w:p>
+      <w:pPr>
+        <w:rPr>
+          <w:rFonts w:hint="eastAsia" w:ascii="微软雅黑 Light" w:hAnsi="微软雅黑 Light" w:eastAsia="微软雅黑 Light" w:cs="微软雅黑 Light"/>
+          <w:lang w:val="en-US" w:eastAsia="zh-CN"/>
+        </w:rPr>
+      </w:pPr>
+    </w:p>
+    <w:p>
+      <w:pPr>
+        <w:rPr>
+          <w:rFonts w:hint="default" w:ascii="微软雅黑 Light" w:hAnsi="微软雅黑 Light" w:eastAsia="微软雅黑 Light" w:cs="微软雅黑 Light"/>
+          <w:lang w:val="en-US" w:eastAsia="zh-CN"/>
+        </w:rPr>
+      </w:pPr>
+      <w:r>
+        <w:rPr>
+          <w:rFonts w:hint="eastAsia" w:ascii="微软雅黑 Light" w:hAnsi="微软雅黑 Light" w:eastAsia="微软雅黑 Light" w:cs="微软雅黑 Light"/>
+          <w:lang w:val="en-US" w:eastAsia="zh-CN"/>
+        </w:rPr>
+        <w:t>出现报错可进入build/server使用ninja输出错误log</w:t>
+      </w:r>
+      <w:bookmarkStart w:id="3" w:name="_GoBack"/>
+      <w:bookmarkEnd w:id="3"/>
     </w:p>
     <w:sectPr>
       <w:pgSz w:w="11906" w:h="16838"/>
@@ -8920,7 +8937,7 @@
     <w:lsdException w:unhideWhenUsed="0" w:uiPriority="0" w:semiHidden="0" w:name="Body Text Indent 2"/>
     <w:lsdException w:unhideWhenUsed="0" w:uiPriority="0" w:semiHidden="0" w:name="Body Text Indent 3"/>
     <w:lsdException w:unhideWhenUsed="0" w:uiPriority="0" w:semiHidden="0" w:name="Block Text"/>
-    <w:lsdException w:unhideWhenUsed="0" w:uiPriority="0" w:semiHidden="0" w:name="Hyperlink"/>
+    <w:lsdException w:qFormat="1" w:unhideWhenUsed="0" w:uiPriority="0" w:semiHidden="0" w:name="Hyperlink"/>
     <w:lsdException w:unhideWhenUsed="0" w:uiPriority="0" w:semiHidden="0" w:name="FollowedHyperlink"/>
     <w:lsdException w:qFormat="1" w:unhideWhenUsed="0" w:uiPriority="0" w:semiHidden="0" w:name="Strong"/>
     <w:lsdException w:qFormat="1" w:unhideWhenUsed="0" w:uiPriority="0" w:semiHidden="0" w:name="Emphasis"/>
@@ -9229,6 +9246,7 @@
   <w:style w:type="character" w:styleId="10">
     <w:name w:val="Hyperlink"/>
     <w:basedOn w:val="8"/>
+    <w:qFormat/>
     <w:uiPriority w:val="0"/>
     <w:rPr>
       <w:color w:val="0000FF"/>
